--- a/WebContent/docx/DNA损伤修复基因检测-45基因-双样本-常德市第一人民医院.docx
+++ b/WebContent/docx/DNA损伤修复基因检测-45基因-双样本-常德市第一人民医院.docx
@@ -451,8 +451,8 @@
           <w14:props3d w14:extrusionH="0" w14:contourW="0" w14:prstMaterial="clear"/>
         </w:rPr>
       </w:pPr>
-      <w:bookmarkStart w:id="0" w:name="_Toc534807930"/>
-      <w:bookmarkStart w:id="1" w:name="_Toc3823"/>
+      <w:bookmarkStart w:id="0" w:name="_Toc3823"/>
+      <w:bookmarkStart w:id="1" w:name="_Toc534807930"/>
       <w:r>
         <w:rPr>
           <w:rFonts w:hint="eastAsia" w:ascii="Times New Roman" w:hAnsi="Times New Roman" w:eastAsia="微软雅黑" w:cs="Times New Roman"/>
@@ -2861,16 +2861,16 @@
           </w14:shadow>
         </w:rPr>
       </w:pPr>
-      <w:bookmarkStart w:id="2" w:name="_Toc21009_WPSOffice_Level1"/>
-      <w:bookmarkStart w:id="3" w:name="_Toc21669"/>
-      <w:bookmarkStart w:id="4" w:name="_Toc13613"/>
-      <w:bookmarkStart w:id="5" w:name="_Toc24178_WPSOffice_Level1"/>
-      <w:bookmarkStart w:id="6" w:name="_Toc13806"/>
-      <w:bookmarkStart w:id="7" w:name="_Toc30143_WPSOffice_Level1"/>
-      <w:bookmarkStart w:id="8" w:name="_Toc17451"/>
-      <w:bookmarkStart w:id="9" w:name="_Toc18062_WPSOffice_Level1"/>
-      <w:bookmarkStart w:id="10" w:name="_Toc7021_WPSOffice_Level1"/>
-      <w:bookmarkStart w:id="11" w:name="_Toc11015_WPSOffice_Level1"/>
+      <w:bookmarkStart w:id="2" w:name="_Toc13806"/>
+      <w:bookmarkStart w:id="3" w:name="_Toc21009_WPSOffice_Level1"/>
+      <w:bookmarkStart w:id="4" w:name="_Toc21669"/>
+      <w:bookmarkStart w:id="5" w:name="_Toc13613"/>
+      <w:bookmarkStart w:id="6" w:name="_Toc30143_WPSOffice_Level1"/>
+      <w:bookmarkStart w:id="7" w:name="_Toc24178_WPSOffice_Level1"/>
+      <w:bookmarkStart w:id="8" w:name="_Toc7021_WPSOffice_Level1"/>
+      <w:bookmarkStart w:id="9" w:name="_Toc17451"/>
+      <w:bookmarkStart w:id="10" w:name="_Toc11015_WPSOffice_Level1"/>
+      <w:bookmarkStart w:id="11" w:name="_Toc18062_WPSOffice_Level1"/>
       <w:r>
         <w:rPr>
           <w:color w:val="62B541"/>
@@ -2927,12 +2927,6 @@
             <w:insideH w:val="dotted" w:color="00B050" w:sz="4" w:space="0"/>
             <w:insideV w:val="dotted" w:color="00B050" w:sz="4" w:space="0"/>
           </w:tblBorders>
-          <w:tblCellMar>
-            <w:top w:w="0" w:type="dxa"/>
-            <w:left w:w="108" w:type="dxa"/>
-            <w:bottom w:w="0" w:type="dxa"/>
-            <w:right w:w="108" w:type="dxa"/>
-          </w:tblCellMar>
         </w:tblPrEx>
         <w:trPr>
           <w:trHeight w:val="397" w:hRule="atLeast"/>
@@ -5667,15 +5661,15 @@
                     <wp:anchor distT="0" distB="0" distL="114300" distR="114300" simplePos="0" relativeHeight="251670528" behindDoc="0" locked="0" layoutInCell="1" allowOverlap="1">
                       <wp:simplePos x="0" y="0"/>
                       <wp:positionH relativeFrom="column">
-                        <wp:posOffset>0</wp:posOffset>
+                        <wp:posOffset>7620</wp:posOffset>
                       </wp:positionH>
                       <wp:positionV relativeFrom="paragraph">
-                        <wp:posOffset>-460375</wp:posOffset>
+                        <wp:posOffset>-480060</wp:posOffset>
                       </wp:positionV>
-                      <wp:extent cx="3080385" cy="1442720"/>
-                      <wp:effectExtent l="0" t="0" r="13335" b="5080"/>
+                      <wp:extent cx="3058160" cy="1442720"/>
+                      <wp:effectExtent l="0" t="0" r="5080" b="5080"/>
                       <wp:wrapNone/>
-                      <wp:docPr id="5" name="组合 5"/>
+                      <wp:docPr id="9" name="组合 9"/>
                       <wp:cNvGraphicFramePr/>
                       <a:graphic xmlns:a="http://schemas.openxmlformats.org/drawingml/2006/main">
                         <a:graphicData uri="http://schemas.microsoft.com/office/word/2010/wordprocessingGroup">
@@ -5684,25 +5678,25 @@
                             <wpg:grpSpPr>
                               <a:xfrm>
                                 <a:off x="0" y="0"/>
-                                <a:ext cx="3080385" cy="1442720"/>
-                                <a:chOff x="17956" y="37747"/>
-                                <a:chExt cx="4851" cy="2272"/>
+                                <a:ext cx="3058160" cy="1442720"/>
+                                <a:chOff x="19211" y="18842"/>
+                                <a:chExt cx="4816" cy="2272"/>
                               </a:xfrm>
                             </wpg:grpSpPr>
                             <wpg:grpSp>
-                              <wpg:cNvPr id="35" name="组合 16"/>
+                              <wpg:cNvPr id="10" name="组合 6"/>
                               <wpg:cNvGrpSpPr/>
                               <wpg:grpSpPr>
                                 <a:xfrm>
-                                  <a:off x="17956" y="38313"/>
-                                  <a:ext cx="4049" cy="646"/>
-                                  <a:chOff x="17956" y="38313"/>
-                                  <a:chExt cx="4049" cy="646"/>
+                                  <a:off x="19211" y="18842"/>
+                                  <a:ext cx="4816" cy="2273"/>
+                                  <a:chOff x="19199" y="18902"/>
+                                  <a:chExt cx="4816" cy="2273"/>
                                 </a:xfrm>
                               </wpg:grpSpPr>
                               <pic:pic xmlns:pic="http://schemas.openxmlformats.org/drawingml/2006/picture">
                                 <pic:nvPicPr>
-                                  <pic:cNvPr id="12" name="图片 29" descr="IMG_256"/>
+                                  <pic:cNvPr id="16" name="图片 6" descr="蔡冬雪"/>
                                   <pic:cNvPicPr>
                                     <a:picLocks noChangeAspect="1"/>
                                   </pic:cNvPicPr>
@@ -5723,81 +5717,91 @@
                                       </a:clrTo>
                                     </a:clrChange>
                                   </a:blip>
+                                  <a:srcRect l="18656" t="33322" r="18897" b="26699"/>
                                   <a:stretch>
                                     <a:fillRect/>
                                   </a:stretch>
                                 </pic:blipFill>
                                 <pic:spPr>
                                   <a:xfrm>
-                                    <a:off x="21031" y="38313"/>
-                                    <a:ext cx="975" cy="570"/>
+                                    <a:off x="19199" y="19551"/>
+                                    <a:ext cx="1261" cy="566"/>
                                   </a:xfrm>
                                   <a:prstGeom prst="rect">
                                     <a:avLst/>
                                   </a:prstGeom>
-                                  <a:noFill/>
-                                  <a:ln w="9525">
-                                    <a:noFill/>
-                                  </a:ln>
                                 </pic:spPr>
                               </pic:pic>
                               <pic:pic xmlns:pic="http://schemas.openxmlformats.org/drawingml/2006/picture">
                                 <pic:nvPicPr>
-                                  <pic:cNvPr id="15" name="图片 15" descr="c9514d16fd70679bf0495aeebb03c72d_compress"/>
+                                  <pic:cNvPr id="14" name="图片 25"/>
                                   <pic:cNvPicPr>
-                                    <a:picLocks noChangeAspect="1"/>
+                                    <a:picLocks noChangeAspect="1" noChangeArrowheads="1"/>
                                   </pic:cNvPicPr>
                                 </pic:nvPicPr>
                                 <pic:blipFill>
-                                  <a:blip r:embed="rId18"/>
-                                  <a:srcRect l="21003" t="56913" r="27176" b="26386"/>
+                                  <a:blip r:embed="rId18">
+                                    <a:extLst>
+                                      <a:ext uri="{28A0092B-C50C-407E-A947-70E740481C1C}">
+                                        <a14:useLocalDpi xmlns:a14="http://schemas.microsoft.com/office/drawing/2010/main" val="0"/>
+                                      </a:ext>
+                                    </a:extLst>
+                                  </a:blip>
+                                  <a:srcRect/>
                                   <a:stretch>
                                     <a:fillRect/>
                                   </a:stretch>
                                 </pic:blipFill>
                                 <pic:spPr>
                                   <a:xfrm>
-                                    <a:off x="17956" y="38485"/>
-                                    <a:ext cx="1550" cy="475"/>
+                                    <a:off x="21742" y="18902"/>
+                                    <a:ext cx="2273" cy="2273"/>
                                   </a:xfrm>
                                   <a:prstGeom prst="rect">
                                     <a:avLst/>
                                   </a:prstGeom>
+                                  <a:noFill/>
+                                  <a:ln>
+                                    <a:noFill/>
+                                  </a:ln>
                                 </pic:spPr>
                               </pic:pic>
                             </wpg:grpSp>
                             <pic:pic xmlns:pic="http://schemas.openxmlformats.org/drawingml/2006/picture">
                               <pic:nvPicPr>
-                                <pic:cNvPr id="18" name="图片 25"/>
+                                <pic:cNvPr id="15" name="图片 4" descr="王建丽"/>
                                 <pic:cNvPicPr>
-                                  <a:picLocks noChangeAspect="1" noChangeArrowheads="1"/>
+                                  <a:picLocks noChangeAspect="1"/>
                                 </pic:cNvPicPr>
                               </pic:nvPicPr>
                               <pic:blipFill>
                                 <a:blip r:embed="rId19">
-                                  <a:extLst>
-                                    <a:ext uri="{28A0092B-C50C-407E-A947-70E740481C1C}">
-                                      <a14:useLocalDpi xmlns:a14="http://schemas.microsoft.com/office/drawing/2010/main" val="0"/>
-                                    </a:ext>
-                                  </a:extLst>
+                                  <a:clrChange>
+                                    <a:clrFrom>
+                                      <a:srgbClr val="FFFFFF">
+                                        <a:alpha val="100000"/>
+                                      </a:srgbClr>
+                                    </a:clrFrom>
+                                    <a:clrTo>
+                                      <a:srgbClr val="FFFFFF">
+                                        <a:alpha val="100000"/>
+                                        <a:alpha val="0"/>
+                                      </a:srgbClr>
+                                    </a:clrTo>
+                                  </a:clrChange>
                                 </a:blip>
-                                <a:srcRect/>
                                 <a:stretch>
                                   <a:fillRect/>
                                 </a:stretch>
                               </pic:blipFill>
                               <pic:spPr>
                                 <a:xfrm>
-                                  <a:off x="20535" y="37747"/>
-                                  <a:ext cx="2273" cy="2273"/>
+                                  <a:off x="22261" y="19395"/>
+                                  <a:ext cx="1258" cy="713"/>
                                 </a:xfrm>
                                 <a:prstGeom prst="rect">
                                   <a:avLst/>
                                 </a:prstGeom>
-                                <a:noFill/>
-                                <a:ln>
-                                  <a:noFill/>
-                                </a:ln>
                               </pic:spPr>
                             </pic:pic>
                           </wpg:wgp>
@@ -5808,27 +5812,27 @@
                 </mc:Choice>
                 <mc:Fallback>
                   <w:pict>
-                    <v:group id="_x0000_s1026" o:spid="_x0000_s1026" o:spt="203" style="position:absolute;left:0pt;margin-left:0pt;margin-top:-36.25pt;height:113.6pt;width:242.55pt;z-index:251670528;mso-width-relative:page;mso-height-relative:page;" coordorigin="17956,37747" coordsize="4851,2272" o:gfxdata="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">
+                    <v:group id="_x0000_s1026" o:spid="_x0000_s1026" o:spt="203" style="position:absolute;left:0pt;margin-left:0.6pt;margin-top:-37.8pt;height:113.6pt;width:240.8pt;z-index:251670528;mso-width-relative:page;mso-height-relative:page;" coordorigin="19211,18842" coordsize="4816,2272" o:gfxdata="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">
                       <o:lock v:ext="edit" aspectratio="f"/>
-                      <v:group id="组合 16" o:spid="_x0000_s1026" o:spt="203" style="position:absolute;left:17956;top:38313;height:646;width:4049;" coordorigin="17956,38313" coordsize="4049,646" o:gfxdata="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">
+                      <v:group id="组合 6" o:spid="_x0000_s1026" o:spt="203" style="position:absolute;left:19211;top:18842;height:2273;width:4816;" coordorigin="19199,18902" coordsize="4816,2273" o:gfxdata="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">
                         <o:lock v:ext="edit" aspectratio="f"/>
-                        <v:shape id="图片 29" o:spid="_x0000_s1026" o:spt="75" alt="IMG_256" type="#_x0000_t75" style="position:absolute;left:21031;top:38313;height:570;width:975;" filled="f" o:preferrelative="t" stroked="f" coordsize="21600,21600" o:gfxdata="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">
+                        <v:shape id="图片 6" o:spid="_x0000_s1026" o:spt="75" alt="蔡冬雪" type="#_x0000_t75" style="position:absolute;left:19199;top:19551;height:566;width:1261;" filled="f" o:preferrelative="t" stroked="f" coordsize="21600,21600" o:gfxdata="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">
                           <v:fill on="f" focussize="0,0"/>
                           <v:stroke on="f"/>
-                          <v:imagedata r:id="rId17" chromakey="#FFFFFF" o:title=""/>
+                          <v:imagedata r:id="rId17" cropleft="12226f" croptop="21838f" cropright="12384f" cropbottom="17497f" chromakey="#FFFFFF" o:title=""/>
                           <o:lock v:ext="edit" aspectratio="t"/>
                         </v:shape>
-                        <v:shape id="_x0000_s1026" o:spid="_x0000_s1026" o:spt="75" alt="c9514d16fd70679bf0495aeebb03c72d_compress" type="#_x0000_t75" style="position:absolute;left:17956;top:38485;height:475;width:1550;" filled="f" o:preferrelative="t" stroked="f" coordsize="21600,21600" o:gfxdata="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">
+                        <v:shape id="图片 25" o:spid="_x0000_s1026" o:spt="75" type="#_x0000_t75" style="position:absolute;left:21742;top:18902;height:2273;width:2273;" filled="f" o:preferrelative="t" stroked="f" coordsize="21600,21600" o:gfxdata="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">
                           <v:fill on="f" focussize="0,0"/>
                           <v:stroke on="f"/>
-                          <v:imagedata r:id="rId18" cropleft="13765f" croptop="37299f" cropright="17810f" cropbottom="17292f" o:title=""/>
+                          <v:imagedata r:id="rId18" o:title=""/>
                           <o:lock v:ext="edit" aspectratio="t"/>
                         </v:shape>
                       </v:group>
-                      <v:shape id="图片 25" o:spid="_x0000_s1026" o:spt="75" type="#_x0000_t75" style="position:absolute;left:20535;top:37747;height:2273;width:2273;" filled="f" o:preferrelative="t" stroked="f" coordsize="21600,21600" o:gfxdata="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">
+                      <v:shape id="图片 4" o:spid="_x0000_s1026" o:spt="75" alt="王建丽" type="#_x0000_t75" style="position:absolute;left:22261;top:19395;height:713;width:1258;" filled="f" o:preferrelative="t" stroked="f" coordsize="21600,21600" o:gfxdata="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">
                         <v:fill on="f" focussize="0,0"/>
                         <v:stroke on="f"/>
-                        <v:imagedata r:id="rId19" o:title=""/>
+                        <v:imagedata r:id="rId19" chromakey="#FFFFFF" o:title=""/>
                         <o:lock v:ext="edit" aspectratio="t"/>
                       </v:shape>
                     </v:group>
@@ -6227,12 +6231,12 @@
                         <wp:posOffset>0</wp:posOffset>
                       </wp:positionH>
                       <wp:positionV relativeFrom="paragraph">
-                        <wp:posOffset>-490855</wp:posOffset>
+                        <wp:posOffset>-370840</wp:posOffset>
                       </wp:positionV>
-                      <wp:extent cx="3135630" cy="1442720"/>
-                      <wp:effectExtent l="0" t="0" r="3810" b="5080"/>
+                      <wp:extent cx="3134360" cy="1443355"/>
+                      <wp:effectExtent l="0" t="0" r="5080" b="4445"/>
                       <wp:wrapNone/>
-                      <wp:docPr id="36" name="组合 36"/>
+                      <wp:docPr id="18" name="组合 18"/>
                       <wp:cNvGraphicFramePr/>
                       <a:graphic xmlns:a="http://schemas.openxmlformats.org/drawingml/2006/main">
                         <a:graphicData uri="http://schemas.microsoft.com/office/word/2010/wordprocessingGroup">
@@ -6241,55 +6245,31 @@
                             <wpg:grpSpPr>
                               <a:xfrm>
                                 <a:off x="0" y="0"/>
-                                <a:ext cx="3135630" cy="1442720"/>
-                                <a:chOff x="17956" y="39496"/>
-                                <a:chExt cx="4938" cy="2272"/>
+                                <a:ext cx="3134360" cy="1443355"/>
+                                <a:chOff x="19199" y="20810"/>
+                                <a:chExt cx="4936" cy="2273"/>
                               </a:xfrm>
                             </wpg:grpSpPr>
                             <wpg:grpSp>
-                              <wpg:cNvPr id="37" name="组合 30"/>
+                              <wpg:cNvPr id="22" name="组合 23"/>
                               <wpg:cNvGrpSpPr/>
                               <wpg:grpSpPr>
                                 <a:xfrm>
-                                  <a:off x="17956" y="40098"/>
-                                  <a:ext cx="4213" cy="570"/>
-                                  <a:chOff x="17956" y="40098"/>
-                                  <a:chExt cx="4213" cy="570"/>
+                                  <a:off x="19199" y="20810"/>
+                                  <a:ext cx="4936" cy="2273"/>
+                                  <a:chOff x="19199" y="20810"/>
+                                  <a:chExt cx="4936" cy="2273"/>
                                 </a:xfrm>
                               </wpg:grpSpPr>
                               <pic:pic xmlns:pic="http://schemas.openxmlformats.org/drawingml/2006/picture">
                                 <pic:nvPicPr>
-                                  <pic:cNvPr id="1" name="图片 1" descr="24f613a0-66be-430b-9e80-270d3393fac5"/>
+                                  <pic:cNvPr id="12" name="图片 1"/>
                                   <pic:cNvPicPr>
                                     <a:picLocks noChangeAspect="1"/>
                                   </pic:cNvPicPr>
                                 </pic:nvPicPr>
                                 <pic:blipFill>
-                                  <a:blip r:embed="rId20"/>
-                                  <a:srcRect l="43292" t="26660" r="21693" b="24394"/>
-                                  <a:stretch>
-                                    <a:fillRect/>
-                                  </a:stretch>
-                                </pic:blipFill>
-                                <pic:spPr>
-                                  <a:xfrm rot="16200000">
-                                    <a:off x="18366" y="39740"/>
-                                    <a:ext cx="506" cy="1327"/>
-                                  </a:xfrm>
-                                  <a:prstGeom prst="rect">
-                                    <a:avLst/>
-                                  </a:prstGeom>
-                                </pic:spPr>
-                              </pic:pic>
-                              <pic:pic xmlns:pic="http://schemas.openxmlformats.org/drawingml/2006/picture">
-                                <pic:nvPicPr>
-                                  <pic:cNvPr id="29" name="图片 29" descr="IMG_256"/>
-                                  <pic:cNvPicPr>
-                                    <a:picLocks noChangeAspect="1"/>
-                                  </pic:cNvPicPr>
-                                </pic:nvPicPr>
-                                <pic:blipFill>
-                                  <a:blip r:embed="rId17">
+                                  <a:blip r:embed="rId20">
                                     <a:clrChange>
                                       <a:clrFrom>
                                         <a:srgbClr val="FFFFFF">
@@ -6304,20 +6284,55 @@
                                       </a:clrTo>
                                     </a:clrChange>
                                   </a:blip>
+                                  <a:srcRect l="10922" t="11667"/>
                                   <a:stretch>
                                     <a:fillRect/>
                                   </a:stretch>
                                 </pic:blipFill>
                                 <pic:spPr>
                                   <a:xfrm>
-                                    <a:off x="21195" y="40098"/>
-                                    <a:ext cx="975" cy="570"/>
+                                    <a:off x="19199" y="21203"/>
+                                    <a:ext cx="1672" cy="901"/>
                                   </a:xfrm>
                                   <a:prstGeom prst="rect">
                                     <a:avLst/>
                                   </a:prstGeom>
                                   <a:noFill/>
-                                  <a:ln w="9525">
+                                  <a:ln>
+                                    <a:noFill/>
+                                  </a:ln>
+                                </pic:spPr>
+                              </pic:pic>
+                              <pic:pic xmlns:pic="http://schemas.openxmlformats.org/drawingml/2006/picture">
+                                <pic:nvPicPr>
+                                  <pic:cNvPr id="26" name="图片 25"/>
+                                  <pic:cNvPicPr>
+                                    <a:picLocks noChangeAspect="1" noChangeArrowheads="1"/>
+                                  </pic:cNvPicPr>
+                                </pic:nvPicPr>
+                                <pic:blipFill>
+                                  <a:blip r:embed="rId18">
+                                    <a:extLst>
+                                      <a:ext uri="{28A0092B-C50C-407E-A947-70E740481C1C}">
+                                        <a14:useLocalDpi xmlns:a14="http://schemas.microsoft.com/office/drawing/2010/main" val="0"/>
+                                      </a:ext>
+                                    </a:extLst>
+                                  </a:blip>
+                                  <a:srcRect/>
+                                  <a:stretch>
+                                    <a:fillRect/>
+                                  </a:stretch>
+                                </pic:blipFill>
+                                <pic:spPr>
+                                  <a:xfrm>
+                                    <a:off x="21862" y="20810"/>
+                                    <a:ext cx="2273" cy="2273"/>
+                                  </a:xfrm>
+                                  <a:prstGeom prst="rect">
+                                    <a:avLst/>
+                                  </a:prstGeom>
+                                  <a:noFill/>
+                                  <a:ln>
                                     <a:noFill/>
                                   </a:ln>
                                 </pic:spPr>
@@ -6325,36 +6340,39 @@
                             </wpg:grpSp>
                             <pic:pic xmlns:pic="http://schemas.openxmlformats.org/drawingml/2006/picture">
                               <pic:nvPicPr>
-                                <pic:cNvPr id="31" name="图片 25"/>
+                                <pic:cNvPr id="11" name="图片 11" descr="王建丽"/>
                                 <pic:cNvPicPr>
-                                  <a:picLocks noChangeAspect="1" noChangeArrowheads="1"/>
+                                  <a:picLocks noChangeAspect="1"/>
                                 </pic:cNvPicPr>
                               </pic:nvPicPr>
                               <pic:blipFill>
                                 <a:blip r:embed="rId19">
-                                  <a:extLst>
-                                    <a:ext uri="{28A0092B-C50C-407E-A947-70E740481C1C}">
-                                      <a14:useLocalDpi xmlns:a14="http://schemas.microsoft.com/office/drawing/2010/main" val="0"/>
-                                    </a:ext>
-                                  </a:extLst>
+                                  <a:clrChange>
+                                    <a:clrFrom>
+                                      <a:srgbClr val="FFFFFF">
+                                        <a:alpha val="100000"/>
+                                      </a:srgbClr>
+                                    </a:clrFrom>
+                                    <a:clrTo>
+                                      <a:srgbClr val="FFFFFF">
+                                        <a:alpha val="100000"/>
+                                        <a:alpha val="0"/>
+                                      </a:srgbClr>
+                                    </a:clrTo>
+                                  </a:clrChange>
                                 </a:blip>
-                                <a:srcRect/>
                                 <a:stretch>
                                   <a:fillRect/>
                                 </a:stretch>
                               </pic:blipFill>
                               <pic:spPr>
                                 <a:xfrm>
-                                  <a:off x="20622" y="39496"/>
-                                  <a:ext cx="2273" cy="2273"/>
+                                  <a:off x="22321" y="21215"/>
+                                  <a:ext cx="1488" cy="842"/>
                                 </a:xfrm>
                                 <a:prstGeom prst="rect">
                                   <a:avLst/>
                                 </a:prstGeom>
-                                <a:noFill/>
-                                <a:ln>
-                                  <a:noFill/>
-                                </a:ln>
                               </pic:spPr>
                             </pic:pic>
                           </wpg:wgp>
@@ -6365,27 +6383,27 @@
                 </mc:Choice>
                 <mc:Fallback>
                   <w:pict>
-                    <v:group id="_x0000_s1026" o:spid="_x0000_s1026" o:spt="203" style="position:absolute;left:0pt;margin-left:0pt;margin-top:-38.65pt;height:113.6pt;width:246.9pt;z-index:251671552;mso-width-relative:page;mso-height-relative:page;" coordorigin="17956,39496" coordsize="4938,2272" o:gfxdata="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">
+                    <v:group id="_x0000_s1026" o:spid="_x0000_s1026" o:spt="203" style="position:absolute;left:0pt;margin-left:0pt;margin-top:-29.2pt;height:113.65pt;width:246.8pt;z-index:251671552;mso-width-relative:page;mso-height-relative:page;" coordorigin="19199,20810" coordsize="4936,2273" o:gfxdata="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">
                       <o:lock v:ext="edit" aspectratio="f"/>
-                      <v:group id="组合 30" o:spid="_x0000_s1026" o:spt="203" style="position:absolute;left:17956;top:40098;height:570;width:4213;" coordorigin="17956,40098" coordsize="4213,570" o:gfxdata="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">
+                      <v:group id="组合 23" o:spid="_x0000_s1026" o:spt="203" style="position:absolute;left:19199;top:20810;height:2273;width:4936;" coordorigin="19199,20810" coordsize="4936,2273" o:gfxdata="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">
                         <o:lock v:ext="edit" aspectratio="f"/>
-                        <v:shape id="_x0000_s1026" o:spid="_x0000_s1026" o:spt="75" alt="24f613a0-66be-430b-9e80-270d3393fac5" type="#_x0000_t75" style="position:absolute;left:18366;top:39740;height:1327;width:506;rotation:-5898240f;" filled="f" o:preferrelative="t" stroked="f" coordsize="21600,21600" o:gfxdata="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">
+                        <v:shape id="图片 1" o:spid="_x0000_s1026" o:spt="75" type="#_x0000_t75" style="position:absolute;left:19199;top:21203;height:901;width:1672;" filled="f" o:preferrelative="t" stroked="f" coordsize="21600,21600" o:gfxdata="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">
                           <v:fill on="f" focussize="0,0"/>
                           <v:stroke on="f"/>
-                          <v:imagedata r:id="rId20" cropleft="28372f" croptop="17472f" cropright="14217f" cropbottom="15987f" o:title=""/>
+                          <v:imagedata r:id="rId20" cropleft="7158f" croptop="7646f" chromakey="#FFFFFF" o:title=""/>
                           <o:lock v:ext="edit" aspectratio="t"/>
                         </v:shape>
-                        <v:shape id="_x0000_s1026" o:spid="_x0000_s1026" o:spt="75" alt="IMG_256" type="#_x0000_t75" style="position:absolute;left:21195;top:40098;height:570;width:975;" filled="f" o:preferrelative="t" stroked="f" coordsize="21600,21600" o:gfxdata="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">
+                        <v:shape id="图片 25" o:spid="_x0000_s1026" o:spt="75" type="#_x0000_t75" style="position:absolute;left:21862;top:20810;height:2273;width:2273;" filled="f" o:preferrelative="t" stroked="f" coordsize="21600,21600" o:gfxdata="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">
                           <v:fill on="f" focussize="0,0"/>
                           <v:stroke on="f"/>
-                          <v:imagedata r:id="rId17" chromakey="#FFFFFF" o:title=""/>
+                          <v:imagedata r:id="rId18" o:title=""/>
                           <o:lock v:ext="edit" aspectratio="t"/>
                         </v:shape>
                       </v:group>
-                      <v:shape id="图片 25" o:spid="_x0000_s1026" o:spt="75" type="#_x0000_t75" style="position:absolute;left:20622;top:39496;height:2273;width:2273;" filled="f" o:preferrelative="t" stroked="f" coordsize="21600,21600" o:gfxdata="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">
+                      <v:shape id="_x0000_s1026" o:spid="_x0000_s1026" o:spt="75" alt="王建丽" type="#_x0000_t75" style="position:absolute;left:22321;top:21215;height:842;width:1488;" filled="f" o:preferrelative="t" stroked="f" coordsize="21600,21600" o:gfxdata="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">
                         <v:fill on="f" focussize="0,0"/>
                         <v:stroke on="f"/>
-                        <v:imagedata r:id="rId19" o:title=""/>
+                        <v:imagedata r:id="rId19" chromakey="#FFFFFF" o:title=""/>
                         <o:lock v:ext="edit" aspectratio="t"/>
                       </v:shape>
                     </v:group>
@@ -6624,1886 +6642,6 @@
     <w:p>
       <w:pPr>
         <w:rPr>
-          <w:rFonts w:ascii="Times New Roman" w:hAnsi="Times New Roman" w:eastAsia="微软雅黑" w:cs="Times New Roman"/>
-          <w:sz w:val="24"/>
-          <w:szCs w:val="24"/>
-          <w:lang w:eastAsia="zh-CN"/>
-        </w:rPr>
-      </w:pPr>
-      <w:r>
-        <w:rPr>
-          <w:rFonts w:hint="eastAsia" w:ascii="Times New Roman" w:hAnsi="Times New Roman" w:eastAsia="微软雅黑" w:cs="Times New Roman"/>
-          <w:sz w:val="24"/>
-          <w:szCs w:val="24"/>
-          <w:lang w:eastAsia="zh-CN"/>
-        </w:rPr>
-        <w:t xml:space="preserve">{% endif %}{% if testedby == </w:t>
-      </w:r>
-      <w:r>
-        <w:rPr>
-          <w:rFonts w:ascii="Times New Roman" w:hAnsi="Times New Roman" w:eastAsia="微软雅黑" w:cs="Times New Roman"/>
-          <w:sz w:val="24"/>
-          <w:szCs w:val="24"/>
-          <w:lang w:eastAsia="zh-CN"/>
-        </w:rPr>
-        <w:t>“</w:t>
-      </w:r>
-      <w:r>
-        <w:rPr>
-          <w:rFonts w:hint="eastAsia" w:ascii="Times New Roman" w:hAnsi="Times New Roman" w:eastAsia="微软雅黑" w:cs="Times New Roman"/>
-          <w:sz w:val="24"/>
-          <w:szCs w:val="24"/>
-          <w:lang w:eastAsia="zh-CN"/>
-        </w:rPr>
-        <w:t>3</w:t>
-      </w:r>
-      <w:r>
-        <w:rPr>
-          <w:rFonts w:ascii="Times New Roman" w:hAnsi="Times New Roman" w:eastAsia="微软雅黑" w:cs="Times New Roman"/>
-          <w:sz w:val="24"/>
-          <w:szCs w:val="24"/>
-          <w:lang w:eastAsia="zh-CN"/>
-        </w:rPr>
-        <w:t>”</w:t>
-      </w:r>
-      <w:r>
-        <w:rPr>
-          <w:rFonts w:hint="eastAsia" w:ascii="Times New Roman" w:hAnsi="Times New Roman" w:eastAsia="微软雅黑" w:cs="Times New Roman"/>
-          <w:sz w:val="24"/>
-          <w:szCs w:val="24"/>
-          <w:lang w:eastAsia="zh-CN"/>
-        </w:rPr>
-        <w:t xml:space="preserve"> %}</w:t>
-      </w:r>
-    </w:p>
-    <w:p>
-      <w:pPr>
-        <w:rPr>
-          <w:rFonts w:ascii="Times New Roman" w:hAnsi="Times New Roman" w:eastAsia="微软雅黑" w:cs="Times New Roman"/>
-          <w:sz w:val="24"/>
-          <w:szCs w:val="24"/>
-          <w:lang w:eastAsia="zh-CN"/>
-        </w:rPr>
-      </w:pPr>
-    </w:p>
-    <w:p>
-      <w:pPr>
-        <w:rPr>
-          <w:sz w:val="24"/>
-          <w:lang w:eastAsia="zh-CN"/>
-        </w:rPr>
-      </w:pPr>
-    </w:p>
-    <w:tbl>
-      <w:tblPr>
-        <w:tblStyle w:val="41"/>
-        <w:tblW w:w="6772" w:type="dxa"/>
-        <w:jc w:val="right"/>
-        <w:tblLayout w:type="fixed"/>
-        <w:tblCellMar>
-          <w:top w:w="0" w:type="dxa"/>
-          <w:left w:w="0" w:type="dxa"/>
-          <w:bottom w:w="0" w:type="dxa"/>
-          <w:right w:w="0" w:type="dxa"/>
-        </w:tblCellMar>
-      </w:tblPr>
-      <w:tblGrid>
-        <w:gridCol w:w="1272"/>
-        <w:gridCol w:w="2040"/>
-        <w:gridCol w:w="1166"/>
-        <w:gridCol w:w="2294"/>
-      </w:tblGrid>
-      <w:tr>
-        <w:tblPrEx>
-          <w:tblCellMar>
-            <w:top w:w="0" w:type="dxa"/>
-            <w:left w:w="0" w:type="dxa"/>
-            <w:bottom w:w="0" w:type="dxa"/>
-            <w:right w:w="0" w:type="dxa"/>
-          </w:tblCellMar>
-        </w:tblPrEx>
-        <w:trPr>
-          <w:trHeight w:val="441" w:hRule="exact"/>
-          <w:jc w:val="right"/>
-        </w:trPr>
-        <w:tc>
-          <w:tcPr>
-            <w:tcW w:w="1272" w:type="dxa"/>
-            <w:vAlign w:val="center"/>
-          </w:tcPr>
-          <w:p>
-            <w:pPr>
-              <w:pStyle w:val="21"/>
-              <w:spacing w:before="13"/>
-              <w:ind w:left="13" w:right="95"/>
-              <w:jc w:val="both"/>
-              <w:rPr>
-                <w:rFonts w:ascii="Times New Roman" w:hAnsi="Times New Roman" w:cs="Times New Roman"/>
-                <w:b/>
-                <w:sz w:val="24"/>
-                <w:szCs w:val="24"/>
-              </w:rPr>
-            </w:pPr>
-            <w:r>
-              <w:rPr>
-                <w:rFonts w:ascii="Times New Roman" w:hAnsi="Times New Roman" w:cs="Times New Roman"/>
-                <w:b/>
-                <w:sz w:val="24"/>
-                <w:szCs w:val="24"/>
-              </w:rPr>
-              <w:t>检测人：</w:t>
-            </w:r>
-          </w:p>
-        </w:tc>
-        <w:tc>
-          <w:tcPr>
-            <w:tcW w:w="2040" w:type="dxa"/>
-            <w:vAlign w:val="center"/>
-          </w:tcPr>
-          <w:p>
-            <w:pPr>
-              <w:pStyle w:val="21"/>
-              <w:spacing w:before="13"/>
-              <w:jc w:val="both"/>
-              <w:rPr>
-                <w:rFonts w:ascii="Times New Roman" w:hAnsi="Times New Roman" w:cs="Times New Roman"/>
-                <w:b/>
-                <w:sz w:val="24"/>
-                <w:szCs w:val="24"/>
-              </w:rPr>
-            </w:pPr>
-            <w:r>
-              <w:rPr>
-                <w:sz w:val="24"/>
-              </w:rPr>
-              <mc:AlternateContent>
-                <mc:Choice Requires="wpg">
-                  <w:drawing>
-                    <wp:anchor distT="0" distB="0" distL="114300" distR="114300" simplePos="0" relativeHeight="251672576" behindDoc="0" locked="0" layoutInCell="1" allowOverlap="1">
-                      <wp:simplePos x="0" y="0"/>
-                      <wp:positionH relativeFrom="column">
-                        <wp:posOffset>-59690</wp:posOffset>
-                      </wp:positionH>
-                      <wp:positionV relativeFrom="paragraph">
-                        <wp:posOffset>-527685</wp:posOffset>
-                      </wp:positionV>
-                      <wp:extent cx="3114040" cy="1442720"/>
-                      <wp:effectExtent l="0" t="0" r="10160" b="5080"/>
-                      <wp:wrapNone/>
-                      <wp:docPr id="38" name="组合 38"/>
-                      <wp:cNvGraphicFramePr/>
-                      <a:graphic xmlns:a="http://schemas.openxmlformats.org/drawingml/2006/main">
-                        <a:graphicData uri="http://schemas.microsoft.com/office/word/2010/wordprocessingGroup">
-                          <wpg:wgp>
-                            <wpg:cNvGrpSpPr/>
-                            <wpg:grpSpPr>
-                              <a:xfrm>
-                                <a:off x="0" y="0"/>
-                                <a:ext cx="3114040" cy="1442720"/>
-                                <a:chOff x="17862" y="41199"/>
-                                <a:chExt cx="4904" cy="2272"/>
-                              </a:xfrm>
-                            </wpg:grpSpPr>
-                            <pic:pic xmlns:pic="http://schemas.openxmlformats.org/drawingml/2006/picture">
-                              <pic:nvPicPr>
-                                <pic:cNvPr id="8" name="图片 23"/>
-                                <pic:cNvPicPr>
-                                  <a:picLocks noChangeAspect="1" noChangeArrowheads="1"/>
-                                </pic:cNvPicPr>
-                              </pic:nvPicPr>
-                              <pic:blipFill>
-                                <a:blip r:embed="rId19">
-                                  <a:extLst>
-                                    <a:ext uri="{28A0092B-C50C-407E-A947-70E740481C1C}">
-                                      <a14:useLocalDpi xmlns:a14="http://schemas.microsoft.com/office/drawing/2010/main" val="0"/>
-                                    </a:ext>
-                                  </a:extLst>
-                                </a:blip>
-                                <a:srcRect/>
-                                <a:stretch>
-                                  <a:fillRect/>
-                                </a:stretch>
-                              </pic:blipFill>
-                              <pic:spPr>
-                                <a:xfrm>
-                                  <a:off x="20494" y="41199"/>
-                                  <a:ext cx="2273" cy="2273"/>
-                                </a:xfrm>
-                                <a:prstGeom prst="rect">
-                                  <a:avLst/>
-                                </a:prstGeom>
-                                <a:noFill/>
-                                <a:ln>
-                                  <a:noFill/>
-                                </a:ln>
-                              </pic:spPr>
-                            </pic:pic>
-                            <wpg:grpSp>
-                              <wpg:cNvPr id="39" name="组合 23"/>
-                              <wpg:cNvGrpSpPr/>
-                              <wpg:grpSpPr>
-                                <a:xfrm>
-                                  <a:off x="17862" y="41843"/>
-                                  <a:ext cx="4208" cy="652"/>
-                                  <a:chOff x="17862" y="41843"/>
-                                  <a:chExt cx="4208" cy="652"/>
-                                </a:xfrm>
-                              </wpg:grpSpPr>
-                              <pic:pic xmlns:pic="http://schemas.openxmlformats.org/drawingml/2006/picture">
-                                <pic:nvPicPr>
-                                  <pic:cNvPr id="22" name="图片 59" descr="图片1"/>
-                                  <pic:cNvPicPr>
-                                    <a:picLocks noChangeAspect="1"/>
-                                  </pic:cNvPicPr>
-                                </pic:nvPicPr>
-                                <pic:blipFill>
-                                  <a:blip r:embed="rId21">
-                                    <a:biLevel thresh="50000"/>
-                                  </a:blip>
-                                  <a:srcRect l="7865" t="11797" r="5322" b="19074"/>
-                                  <a:stretch>
-                                    <a:fillRect/>
-                                  </a:stretch>
-                                </pic:blipFill>
-                                <pic:spPr>
-                                  <a:xfrm>
-                                    <a:off x="17862" y="41869"/>
-                                    <a:ext cx="1468" cy="627"/>
-                                  </a:xfrm>
-                                  <a:prstGeom prst="rect">
-                                    <a:avLst/>
-                                  </a:prstGeom>
-                                  <a:noFill/>
-                                </pic:spPr>
-                              </pic:pic>
-                              <pic:pic xmlns:pic="http://schemas.openxmlformats.org/drawingml/2006/picture">
-                                <pic:nvPicPr>
-                                  <pic:cNvPr id="9" name="图片 29" descr="IMG_256"/>
-                                  <pic:cNvPicPr>
-                                    <a:picLocks noChangeAspect="1"/>
-                                  </pic:cNvPicPr>
-                                </pic:nvPicPr>
-                                <pic:blipFill>
-                                  <a:blip r:embed="rId17">
-                                    <a:clrChange>
-                                      <a:clrFrom>
-                                        <a:srgbClr val="FFFFFF">
-                                          <a:alpha val="100000"/>
-                                        </a:srgbClr>
-                                      </a:clrFrom>
-                                      <a:clrTo>
-                                        <a:srgbClr val="FFFFFF">
-                                          <a:alpha val="100000"/>
-                                          <a:alpha val="0"/>
-                                        </a:srgbClr>
-                                      </a:clrTo>
-                                    </a:clrChange>
-                                  </a:blip>
-                                  <a:stretch>
-                                    <a:fillRect/>
-                                  </a:stretch>
-                                </pic:blipFill>
-                                <pic:spPr>
-                                  <a:xfrm>
-                                    <a:off x="21096" y="41843"/>
-                                    <a:ext cx="975" cy="570"/>
-                                  </a:xfrm>
-                                  <a:prstGeom prst="rect">
-                                    <a:avLst/>
-                                  </a:prstGeom>
-                                  <a:noFill/>
-                                  <a:ln w="9525">
-                                    <a:noFill/>
-                                  </a:ln>
-                                </pic:spPr>
-                              </pic:pic>
-                            </wpg:grpSp>
-                          </wpg:wgp>
-                        </a:graphicData>
-                      </a:graphic>
-                    </wp:anchor>
-                  </w:drawing>
-                </mc:Choice>
-                <mc:Fallback>
-                  <w:pict>
-                    <v:group id="_x0000_s1026" o:spid="_x0000_s1026" o:spt="203" style="position:absolute;left:0pt;margin-left:-4.7pt;margin-top:-41.55pt;height:113.6pt;width:245.2pt;z-index:251672576;mso-width-relative:page;mso-height-relative:page;" coordorigin="17862,41199" coordsize="4904,2272" o:gfxdata="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">
-                      <o:lock v:ext="edit" aspectratio="f"/>
-                      <v:shape id="图片 23" o:spid="_x0000_s1026" o:spt="75" type="#_x0000_t75" style="position:absolute;left:20494;top:41199;height:2273;width:2273;" filled="f" o:preferrelative="t" stroked="f" coordsize="21600,21600" o:gfxdata="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">
-                        <v:fill on="f" focussize="0,0"/>
-                        <v:stroke on="f"/>
-                        <v:imagedata r:id="rId19" o:title=""/>
-                        <o:lock v:ext="edit" aspectratio="t"/>
-                      </v:shape>
-                      <v:group id="组合 23" o:spid="_x0000_s1026" o:spt="203" style="position:absolute;left:17862;top:41843;height:652;width:4208;" coordorigin="17862,41843" coordsize="4208,652" o:gfxdata="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">
-                        <o:lock v:ext="edit" aspectratio="f"/>
-                        <v:shape id="图片 59" o:spid="_x0000_s1026" o:spt="75" alt="图片1" type="#_x0000_t75" style="position:absolute;left:17862;top:41869;height:627;width:1468;" filled="f" o:preferrelative="t" stroked="f" coordsize="21600,21600" o:gfxdata="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">
-                          <v:fill on="f" focussize="0,0"/>
-                          <v:stroke on="f"/>
-                          <v:imagedata r:id="rId21" cropleft="5154f" croptop="7731f" cropright="3488f" cropbottom="12500f" grayscale="t" bilevel="t" o:title=""/>
-                          <o:lock v:ext="edit" aspectratio="t"/>
-                        </v:shape>
-                        <v:shape id="图片 29" o:spid="_x0000_s1026" o:spt="75" alt="IMG_256" type="#_x0000_t75" style="position:absolute;left:21096;top:41843;height:570;width:975;" filled="f" o:preferrelative="t" stroked="f" coordsize="21600,21600" o:gfxdata="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">
-                          <v:fill on="f" focussize="0,0"/>
-                          <v:stroke on="f"/>
-                          <v:imagedata r:id="rId17" chromakey="#FFFFFF" o:title=""/>
-                          <o:lock v:ext="edit" aspectratio="t"/>
-                        </v:shape>
-                      </v:group>
-                    </v:group>
-                  </w:pict>
-                </mc:Fallback>
-              </mc:AlternateContent>
-            </w:r>
-          </w:p>
-        </w:tc>
-        <w:tc>
-          <w:tcPr>
-            <w:tcW w:w="1166" w:type="dxa"/>
-            <w:vAlign w:val="center"/>
-          </w:tcPr>
-          <w:p>
-            <w:pPr>
-              <w:pStyle w:val="21"/>
-              <w:spacing w:before="13"/>
-              <w:jc w:val="both"/>
-              <w:rPr>
-                <w:rFonts w:ascii="Times New Roman" w:hAnsi="Times New Roman" w:cs="Times New Roman"/>
-                <w:b/>
-                <w:sz w:val="24"/>
-                <w:szCs w:val="24"/>
-              </w:rPr>
-            </w:pPr>
-            <w:r>
-              <w:rPr>
-                <w:rFonts w:ascii="Times New Roman" w:hAnsi="Times New Roman" w:cs="Times New Roman"/>
-                <w:b/>
-                <w:sz w:val="24"/>
-                <w:szCs w:val="24"/>
-              </w:rPr>
-              <w:t>复核人</w:t>
-            </w:r>
-            <w:r>
-              <w:rPr>
-                <w:rFonts w:ascii="Times New Roman" w:hAnsi="Times New Roman" w:cs="Times New Roman"/>
-                <w:b/>
-                <w:sz w:val="24"/>
-                <w:szCs w:val="24"/>
-                <w:lang w:eastAsia="zh-CN"/>
-              </w:rPr>
-              <w:t>：</w:t>
-            </w:r>
-          </w:p>
-        </w:tc>
-        <w:tc>
-          <w:tcPr>
-            <w:tcW w:w="2294" w:type="dxa"/>
-            <w:vAlign w:val="center"/>
-          </w:tcPr>
-          <w:p>
-            <w:pPr>
-              <w:pStyle w:val="21"/>
-              <w:spacing w:before="13"/>
-              <w:ind w:right="15"/>
-              <w:jc w:val="both"/>
-              <w:rPr>
-                <w:rFonts w:ascii="Times New Roman" w:hAnsi="Times New Roman" w:cs="Times New Roman"/>
-                <w:b/>
-                <w:sz w:val="24"/>
-                <w:szCs w:val="24"/>
-              </w:rPr>
-            </w:pPr>
-          </w:p>
-        </w:tc>
-      </w:tr>
-      <w:tr>
-        <w:tblPrEx>
-          <w:tblCellMar>
-            <w:top w:w="0" w:type="dxa"/>
-            <w:left w:w="0" w:type="dxa"/>
-            <w:bottom w:w="0" w:type="dxa"/>
-            <w:right w:w="0" w:type="dxa"/>
-          </w:tblCellMar>
-        </w:tblPrEx>
-        <w:trPr>
-          <w:trHeight w:val="457" w:hRule="exact"/>
-          <w:jc w:val="right"/>
-        </w:trPr>
-        <w:tc>
-          <w:tcPr>
-            <w:tcW w:w="1272" w:type="dxa"/>
-            <w:vAlign w:val="center"/>
-          </w:tcPr>
-          <w:p>
-            <w:pPr>
-              <w:pStyle w:val="21"/>
-              <w:spacing w:line="341" w:lineRule="exact"/>
-              <w:ind w:left="13" w:right="165"/>
-              <w:jc w:val="both"/>
-              <w:rPr>
-                <w:rFonts w:ascii="Times New Roman" w:hAnsi="Times New Roman" w:cs="Times New Roman"/>
-                <w:b/>
-                <w:sz w:val="24"/>
-                <w:szCs w:val="24"/>
-              </w:rPr>
-            </w:pPr>
-            <w:r>
-              <w:rPr>
-                <w:rFonts w:ascii="Times New Roman" w:hAnsi="Times New Roman" w:cs="Times New Roman"/>
-                <w:b/>
-                <w:sz w:val="24"/>
-                <w:szCs w:val="24"/>
-              </w:rPr>
-              <w:t>日</w:t>
-            </w:r>
-            <w:r>
-              <w:rPr>
-                <w:rFonts w:ascii="Times New Roman" w:hAnsi="Times New Roman" w:cs="Times New Roman"/>
-                <w:b/>
-                <w:sz w:val="24"/>
-                <w:szCs w:val="24"/>
-                <w:lang w:eastAsia="zh-CN"/>
-              </w:rPr>
-              <w:t xml:space="preserve">  </w:t>
-            </w:r>
-            <w:r>
-              <w:rPr>
-                <w:rFonts w:ascii="Times New Roman" w:hAnsi="Times New Roman" w:cs="Times New Roman"/>
-                <w:b/>
-                <w:sz w:val="24"/>
-                <w:szCs w:val="24"/>
-              </w:rPr>
-              <w:t>期：</w:t>
-            </w:r>
-          </w:p>
-        </w:tc>
-        <w:tc>
-          <w:tcPr>
-            <w:tcW w:w="2040" w:type="dxa"/>
-            <w:vAlign w:val="center"/>
-          </w:tcPr>
-          <w:p>
-            <w:pPr>
-              <w:pStyle w:val="21"/>
-              <w:spacing w:line="363" w:lineRule="exact"/>
-              <w:jc w:val="both"/>
-              <w:rPr>
-                <w:rFonts w:ascii="Times New Roman" w:hAnsi="Times New Roman" w:cs="Times New Roman"/>
-                <w:sz w:val="24"/>
-                <w:szCs w:val="24"/>
-              </w:rPr>
-            </w:pPr>
-            <w:r>
-              <w:rPr>
-                <w:rFonts w:ascii="Times New Roman" w:hAnsi="Times New Roman" w:cs="Times New Roman"/>
-                <w:kern w:val="2"/>
-                <w:sz w:val="24"/>
-                <w:szCs w:val="24"/>
-                <w:lang w:eastAsia="zh-CN"/>
-              </w:rPr>
-              <w:t>{{ reportdate }}</w:t>
-            </w:r>
-          </w:p>
-        </w:tc>
-        <w:tc>
-          <w:tcPr>
-            <w:tcW w:w="1166" w:type="dxa"/>
-            <w:vAlign w:val="center"/>
-          </w:tcPr>
-          <w:p>
-            <w:pPr>
-              <w:pStyle w:val="21"/>
-              <w:spacing w:line="341" w:lineRule="exact"/>
-              <w:jc w:val="both"/>
-              <w:rPr>
-                <w:rFonts w:ascii="Times New Roman" w:hAnsi="Times New Roman" w:cs="Times New Roman"/>
-                <w:b/>
-                <w:sz w:val="24"/>
-                <w:szCs w:val="24"/>
-              </w:rPr>
-            </w:pPr>
-            <w:r>
-              <w:rPr>
-                <w:rFonts w:ascii="Times New Roman" w:hAnsi="Times New Roman" w:cs="Times New Roman"/>
-                <w:b/>
-                <w:sz w:val="24"/>
-                <w:szCs w:val="24"/>
-              </w:rPr>
-              <w:t>日</w:t>
-            </w:r>
-            <w:r>
-              <w:rPr>
-                <w:rFonts w:ascii="Times New Roman" w:hAnsi="Times New Roman" w:cs="Times New Roman"/>
-                <w:b/>
-                <w:sz w:val="24"/>
-                <w:szCs w:val="24"/>
-                <w:lang w:eastAsia="zh-CN"/>
-              </w:rPr>
-              <w:t xml:space="preserve">  </w:t>
-            </w:r>
-            <w:r>
-              <w:rPr>
-                <w:rFonts w:ascii="Times New Roman" w:hAnsi="Times New Roman" w:cs="Times New Roman"/>
-                <w:b/>
-                <w:sz w:val="24"/>
-                <w:szCs w:val="24"/>
-              </w:rPr>
-              <w:t>期：</w:t>
-            </w:r>
-          </w:p>
-        </w:tc>
-        <w:tc>
-          <w:tcPr>
-            <w:tcW w:w="2294" w:type="dxa"/>
-            <w:vAlign w:val="center"/>
-          </w:tcPr>
-          <w:p>
-            <w:pPr>
-              <w:pStyle w:val="21"/>
-              <w:spacing w:line="363" w:lineRule="exact"/>
-              <w:ind w:right="15"/>
-              <w:jc w:val="both"/>
-              <w:rPr>
-                <w:rFonts w:ascii="Times New Roman" w:hAnsi="Times New Roman" w:cs="Times New Roman"/>
-                <w:sz w:val="24"/>
-                <w:szCs w:val="24"/>
-              </w:rPr>
-            </w:pPr>
-            <w:r>
-              <w:rPr>
-                <w:rFonts w:ascii="Times New Roman" w:hAnsi="Times New Roman" w:cs="Times New Roman"/>
-                <w:kern w:val="2"/>
-                <w:sz w:val="24"/>
-                <w:szCs w:val="24"/>
-                <w:lang w:eastAsia="zh-CN"/>
-              </w:rPr>
-              <w:t>{{ reportdate }}</w:t>
-            </w:r>
-          </w:p>
-        </w:tc>
-      </w:tr>
-    </w:tbl>
-    <w:p>
-      <w:pPr>
-        <w:rPr>
-          <w:rFonts w:ascii="Times New Roman" w:hAnsi="Times New Roman" w:eastAsia="微软雅黑" w:cs="Times New Roman"/>
-          <w:sz w:val="24"/>
-          <w:szCs w:val="24"/>
-          <w:lang w:eastAsia="zh-CN"/>
-        </w:rPr>
-      </w:pPr>
-      <w:r>
-        <w:rPr>
-          <w:rFonts w:hint="eastAsia" w:ascii="Times New Roman" w:hAnsi="Times New Roman" w:eastAsia="微软雅黑" w:cs="Times New Roman"/>
-          <w:sz w:val="24"/>
-          <w:szCs w:val="24"/>
-          <w:lang w:eastAsia="zh-CN"/>
-        </w:rPr>
-        <w:t xml:space="preserve">{% endif %}{% if testedby == </w:t>
-      </w:r>
-      <w:r>
-        <w:rPr>
-          <w:rFonts w:ascii="Times New Roman" w:hAnsi="Times New Roman" w:eastAsia="微软雅黑" w:cs="Times New Roman"/>
-          <w:sz w:val="24"/>
-          <w:szCs w:val="24"/>
-          <w:lang w:eastAsia="zh-CN"/>
-        </w:rPr>
-        <w:t>“</w:t>
-      </w:r>
-      <w:r>
-        <w:rPr>
-          <w:rFonts w:hint="eastAsia" w:ascii="Times New Roman" w:hAnsi="Times New Roman" w:eastAsia="微软雅黑" w:cs="Times New Roman"/>
-          <w:sz w:val="24"/>
-          <w:szCs w:val="24"/>
-          <w:lang w:eastAsia="zh-CN"/>
-        </w:rPr>
-        <w:t>4</w:t>
-      </w:r>
-      <w:r>
-        <w:rPr>
-          <w:rFonts w:ascii="Times New Roman" w:hAnsi="Times New Roman" w:eastAsia="微软雅黑" w:cs="Times New Roman"/>
-          <w:sz w:val="24"/>
-          <w:szCs w:val="24"/>
-          <w:lang w:eastAsia="zh-CN"/>
-        </w:rPr>
-        <w:t>”</w:t>
-      </w:r>
-      <w:r>
-        <w:rPr>
-          <w:rFonts w:hint="eastAsia" w:ascii="Times New Roman" w:hAnsi="Times New Roman" w:eastAsia="微软雅黑" w:cs="Times New Roman"/>
-          <w:sz w:val="24"/>
-          <w:szCs w:val="24"/>
-          <w:lang w:eastAsia="zh-CN"/>
-        </w:rPr>
-        <w:t xml:space="preserve"> %}</w:t>
-      </w:r>
-    </w:p>
-    <w:p>
-      <w:pPr>
-        <w:rPr>
-          <w:rFonts w:ascii="Times New Roman" w:hAnsi="Times New Roman" w:eastAsia="微软雅黑" w:cs="Times New Roman"/>
-          <w:sz w:val="24"/>
-          <w:szCs w:val="24"/>
-          <w:lang w:eastAsia="zh-CN"/>
-        </w:rPr>
-      </w:pPr>
-    </w:p>
-    <w:p>
-      <w:pPr>
-        <w:rPr>
-          <w:rFonts w:ascii="Times New Roman" w:hAnsi="Times New Roman" w:eastAsia="微软雅黑" w:cs="Times New Roman"/>
-          <w:sz w:val="24"/>
-          <w:szCs w:val="24"/>
-          <w:lang w:eastAsia="zh-CN"/>
-        </w:rPr>
-      </w:pPr>
-    </w:p>
-    <w:tbl>
-      <w:tblPr>
-        <w:tblStyle w:val="41"/>
-        <w:tblW w:w="6772" w:type="dxa"/>
-        <w:jc w:val="right"/>
-        <w:tblLayout w:type="fixed"/>
-        <w:tblCellMar>
-          <w:top w:w="0" w:type="dxa"/>
-          <w:left w:w="0" w:type="dxa"/>
-          <w:bottom w:w="0" w:type="dxa"/>
-          <w:right w:w="0" w:type="dxa"/>
-        </w:tblCellMar>
-      </w:tblPr>
-      <w:tblGrid>
-        <w:gridCol w:w="1272"/>
-        <w:gridCol w:w="2040"/>
-        <w:gridCol w:w="1166"/>
-        <w:gridCol w:w="2294"/>
-      </w:tblGrid>
-      <w:tr>
-        <w:tblPrEx>
-          <w:tblCellMar>
-            <w:top w:w="0" w:type="dxa"/>
-            <w:left w:w="0" w:type="dxa"/>
-            <w:bottom w:w="0" w:type="dxa"/>
-            <w:right w:w="0" w:type="dxa"/>
-          </w:tblCellMar>
-        </w:tblPrEx>
-        <w:trPr>
-          <w:trHeight w:val="441" w:hRule="exact"/>
-          <w:jc w:val="right"/>
-        </w:trPr>
-        <w:tc>
-          <w:tcPr>
-            <w:tcW w:w="1272" w:type="dxa"/>
-            <w:vAlign w:val="center"/>
-          </w:tcPr>
-          <w:p>
-            <w:pPr>
-              <w:pStyle w:val="21"/>
-              <w:spacing w:before="13"/>
-              <w:ind w:left="13" w:right="95"/>
-              <w:jc w:val="both"/>
-              <w:rPr>
-                <w:rFonts w:ascii="Times New Roman" w:hAnsi="Times New Roman" w:cs="Times New Roman"/>
-                <w:b/>
-                <w:sz w:val="24"/>
-                <w:szCs w:val="24"/>
-              </w:rPr>
-            </w:pPr>
-            <w:r>
-              <w:rPr>
-                <w:rFonts w:ascii="Times New Roman" w:hAnsi="Times New Roman" w:cs="Times New Roman"/>
-                <w:b/>
-                <w:sz w:val="24"/>
-                <w:szCs w:val="24"/>
-              </w:rPr>
-              <w:t>检测人：</w:t>
-            </w:r>
-          </w:p>
-        </w:tc>
-        <w:tc>
-          <w:tcPr>
-            <w:tcW w:w="2040" w:type="dxa"/>
-            <w:vAlign w:val="center"/>
-          </w:tcPr>
-          <w:p>
-            <w:pPr>
-              <w:pStyle w:val="21"/>
-              <w:spacing w:before="13"/>
-              <w:jc w:val="both"/>
-              <w:rPr>
-                <w:rFonts w:ascii="Times New Roman" w:hAnsi="Times New Roman" w:cs="Times New Roman"/>
-                <w:b/>
-                <w:sz w:val="24"/>
-                <w:szCs w:val="24"/>
-              </w:rPr>
-            </w:pPr>
-            <w:r>
-              <w:rPr>
-                <w:sz w:val="24"/>
-              </w:rPr>
-              <mc:AlternateContent>
-                <mc:Choice Requires="wpg">
-                  <w:drawing>
-                    <wp:anchor distT="0" distB="0" distL="114300" distR="114300" simplePos="0" relativeHeight="251673600" behindDoc="0" locked="0" layoutInCell="1" allowOverlap="1">
-                      <wp:simplePos x="0" y="0"/>
-                      <wp:positionH relativeFrom="column">
-                        <wp:posOffset>12700</wp:posOffset>
-                      </wp:positionH>
-                      <wp:positionV relativeFrom="paragraph">
-                        <wp:posOffset>-514985</wp:posOffset>
-                      </wp:positionV>
-                      <wp:extent cx="3150235" cy="1442720"/>
-                      <wp:effectExtent l="0" t="0" r="4445" b="5080"/>
-                      <wp:wrapNone/>
-                      <wp:docPr id="40" name="组合 40"/>
-                      <wp:cNvGraphicFramePr/>
-                      <a:graphic xmlns:a="http://schemas.openxmlformats.org/drawingml/2006/main">
-                        <a:graphicData uri="http://schemas.microsoft.com/office/word/2010/wordprocessingGroup">
-                          <wpg:wgp>
-                            <wpg:cNvGrpSpPr/>
-                            <wpg:grpSpPr>
-                              <a:xfrm>
-                                <a:off x="0" y="0"/>
-                                <a:ext cx="3150235" cy="1442720"/>
-                                <a:chOff x="17976" y="42945"/>
-                                <a:chExt cx="4961" cy="2272"/>
-                              </a:xfrm>
-                            </wpg:grpSpPr>
-                            <pic:pic xmlns:pic="http://schemas.openxmlformats.org/drawingml/2006/picture">
-                              <pic:nvPicPr>
-                                <pic:cNvPr id="10" name="图片 25"/>
-                                <pic:cNvPicPr>
-                                  <a:picLocks noChangeAspect="1" noChangeArrowheads="1"/>
-                                </pic:cNvPicPr>
-                              </pic:nvPicPr>
-                              <pic:blipFill>
-                                <a:blip r:embed="rId19">
-                                  <a:extLst>
-                                    <a:ext uri="{28A0092B-C50C-407E-A947-70E740481C1C}">
-                                      <a14:useLocalDpi xmlns:a14="http://schemas.microsoft.com/office/drawing/2010/main" val="0"/>
-                                    </a:ext>
-                                  </a:extLst>
-                                </a:blip>
-                                <a:srcRect/>
-                                <a:stretch>
-                                  <a:fillRect/>
-                                </a:stretch>
-                              </pic:blipFill>
-                              <pic:spPr>
-                                <a:xfrm>
-                                  <a:off x="20665" y="42945"/>
-                                  <a:ext cx="2273" cy="2273"/>
-                                </a:xfrm>
-                                <a:prstGeom prst="rect">
-                                  <a:avLst/>
-                                </a:prstGeom>
-                                <a:noFill/>
-                                <a:ln>
-                                  <a:noFill/>
-                                </a:ln>
-                              </pic:spPr>
-                            </pic:pic>
-                            <wpg:grpSp>
-                              <wpg:cNvPr id="41" name="组合 27"/>
-                              <wpg:cNvGrpSpPr/>
-                              <wpg:grpSpPr>
-                                <a:xfrm>
-                                  <a:off x="17976" y="43614"/>
-                                  <a:ext cx="4551" cy="626"/>
-                                  <a:chOff x="17976" y="43614"/>
-                                  <a:chExt cx="4551" cy="626"/>
-                                </a:xfrm>
-                              </wpg:grpSpPr>
-                              <pic:pic xmlns:pic="http://schemas.openxmlformats.org/drawingml/2006/picture">
-                                <pic:nvPicPr>
-                                  <pic:cNvPr id="11" name="图片 29" descr="IMG_256"/>
-                                  <pic:cNvPicPr>
-                                    <a:picLocks noChangeAspect="1"/>
-                                  </pic:cNvPicPr>
-                                </pic:nvPicPr>
-                                <pic:blipFill>
-                                  <a:blip r:embed="rId17">
-                                    <a:clrChange>
-                                      <a:clrFrom>
-                                        <a:srgbClr val="FFFFFF">
-                                          <a:alpha val="100000"/>
-                                        </a:srgbClr>
-                                      </a:clrFrom>
-                                      <a:clrTo>
-                                        <a:srgbClr val="FFFFFF">
-                                          <a:alpha val="100000"/>
-                                          <a:alpha val="0"/>
-                                        </a:srgbClr>
-                                      </a:clrTo>
-                                    </a:clrChange>
-                                  </a:blip>
-                                  <a:stretch>
-                                    <a:fillRect/>
-                                  </a:stretch>
-                                </pic:blipFill>
-                                <pic:spPr>
-                                  <a:xfrm>
-                                    <a:off x="17976" y="43615"/>
-                                    <a:ext cx="975" cy="570"/>
-                                  </a:xfrm>
-                                  <a:prstGeom prst="rect">
-                                    <a:avLst/>
-                                  </a:prstGeom>
-                                  <a:noFill/>
-                                  <a:ln w="9525">
-                                    <a:noFill/>
-                                  </a:ln>
-                                </pic:spPr>
-                              </pic:pic>
-                              <pic:pic xmlns:pic="http://schemas.openxmlformats.org/drawingml/2006/picture">
-                                <pic:nvPicPr>
-                                  <pic:cNvPr id="13" name="图片 59" descr="图片1"/>
-                                  <pic:cNvPicPr>
-                                    <a:picLocks noChangeAspect="1"/>
-                                  </pic:cNvPicPr>
-                                </pic:nvPicPr>
-                                <pic:blipFill>
-                                  <a:blip r:embed="rId21">
-                                    <a:biLevel thresh="50000"/>
-                                  </a:blip>
-                                  <a:srcRect l="7865" t="11797" r="5322" b="19074"/>
-                                  <a:stretch>
-                                    <a:fillRect/>
-                                  </a:stretch>
-                                </pic:blipFill>
-                                <pic:spPr>
-                                  <a:xfrm>
-                                    <a:off x="21059" y="43614"/>
-                                    <a:ext cx="1468" cy="627"/>
-                                  </a:xfrm>
-                                  <a:prstGeom prst="rect">
-                                    <a:avLst/>
-                                  </a:prstGeom>
-                                  <a:noFill/>
-                                </pic:spPr>
-                              </pic:pic>
-                            </wpg:grpSp>
-                          </wpg:wgp>
-                        </a:graphicData>
-                      </a:graphic>
-                    </wp:anchor>
-                  </w:drawing>
-                </mc:Choice>
-                <mc:Fallback>
-                  <w:pict>
-                    <v:group id="_x0000_s1026" o:spid="_x0000_s1026" o:spt="203" style="position:absolute;left:0pt;margin-left:1pt;margin-top:-40.55pt;height:113.6pt;width:248.05pt;z-index:251673600;mso-width-relative:page;mso-height-relative:page;" coordorigin="17976,42945" coordsize="4961,2272" o:gfxdata="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">
-                      <o:lock v:ext="edit" aspectratio="f"/>
-                      <v:shape id="图片 25" o:spid="_x0000_s1026" o:spt="75" type="#_x0000_t75" style="position:absolute;left:20665;top:42945;height:2273;width:2273;" filled="f" o:preferrelative="t" stroked="f" coordsize="21600,21600" o:gfxdata="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">
-                        <v:fill on="f" focussize="0,0"/>
-                        <v:stroke on="f"/>
-                        <v:imagedata r:id="rId19" o:title=""/>
-                        <o:lock v:ext="edit" aspectratio="t"/>
-                      </v:shape>
-                      <v:group id="组合 27" o:spid="_x0000_s1026" o:spt="203" style="position:absolute;left:17976;top:43614;height:626;width:4551;" coordorigin="17976,43614" coordsize="4551,626" o:gfxdata="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">
-                        <o:lock v:ext="edit" aspectratio="f"/>
-                        <v:shape id="图片 29" o:spid="_x0000_s1026" o:spt="75" alt="IMG_256" type="#_x0000_t75" style="position:absolute;left:17976;top:43615;height:570;width:975;" filled="f" o:preferrelative="t" stroked="f" coordsize="21600,21600" o:gfxdata="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">
-                          <v:fill on="f" focussize="0,0"/>
-                          <v:stroke on="f"/>
-                          <v:imagedata r:id="rId17" chromakey="#FFFFFF" o:title=""/>
-                          <o:lock v:ext="edit" aspectratio="t"/>
-                        </v:shape>
-                        <v:shape id="图片 59" o:spid="_x0000_s1026" o:spt="75" alt="图片1" type="#_x0000_t75" style="position:absolute;left:21059;top:43614;height:627;width:1468;" filled="f" o:preferrelative="t" stroked="f" coordsize="21600,21600" o:gfxdata="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">
-                          <v:fill on="f" focussize="0,0"/>
-                          <v:stroke on="f"/>
-                          <v:imagedata r:id="rId21" cropleft="5154f" croptop="7731f" cropright="3488f" cropbottom="12500f" grayscale="t" bilevel="t" o:title=""/>
-                          <o:lock v:ext="edit" aspectratio="t"/>
-                        </v:shape>
-                      </v:group>
-                    </v:group>
-                  </w:pict>
-                </mc:Fallback>
-              </mc:AlternateContent>
-            </w:r>
-          </w:p>
-        </w:tc>
-        <w:tc>
-          <w:tcPr>
-            <w:tcW w:w="1166" w:type="dxa"/>
-            <w:vAlign w:val="center"/>
-          </w:tcPr>
-          <w:p>
-            <w:pPr>
-              <w:pStyle w:val="21"/>
-              <w:spacing w:before="13"/>
-              <w:jc w:val="both"/>
-              <w:rPr>
-                <w:rFonts w:ascii="Times New Roman" w:hAnsi="Times New Roman" w:cs="Times New Roman"/>
-                <w:b/>
-                <w:sz w:val="24"/>
-                <w:szCs w:val="24"/>
-              </w:rPr>
-            </w:pPr>
-            <w:r>
-              <w:rPr>
-                <w:rFonts w:ascii="Times New Roman" w:hAnsi="Times New Roman" w:cs="Times New Roman"/>
-                <w:b/>
-                <w:sz w:val="24"/>
-                <w:szCs w:val="24"/>
-              </w:rPr>
-              <w:t>复核人</w:t>
-            </w:r>
-            <w:r>
-              <w:rPr>
-                <w:rFonts w:ascii="Times New Roman" w:hAnsi="Times New Roman" w:cs="Times New Roman"/>
-                <w:b/>
-                <w:sz w:val="24"/>
-                <w:szCs w:val="24"/>
-                <w:lang w:eastAsia="zh-CN"/>
-              </w:rPr>
-              <w:t>：</w:t>
-            </w:r>
-          </w:p>
-        </w:tc>
-        <w:tc>
-          <w:tcPr>
-            <w:tcW w:w="2294" w:type="dxa"/>
-            <w:vAlign w:val="center"/>
-          </w:tcPr>
-          <w:p>
-            <w:pPr>
-              <w:pStyle w:val="21"/>
-              <w:spacing w:before="13"/>
-              <w:ind w:right="15"/>
-              <w:jc w:val="both"/>
-              <w:rPr>
-                <w:rFonts w:ascii="Times New Roman" w:hAnsi="Times New Roman" w:cs="Times New Roman"/>
-                <w:b/>
-                <w:sz w:val="24"/>
-                <w:szCs w:val="24"/>
-              </w:rPr>
-            </w:pPr>
-          </w:p>
-        </w:tc>
-      </w:tr>
-      <w:tr>
-        <w:tblPrEx>
-          <w:tblCellMar>
-            <w:top w:w="0" w:type="dxa"/>
-            <w:left w:w="0" w:type="dxa"/>
-            <w:bottom w:w="0" w:type="dxa"/>
-            <w:right w:w="0" w:type="dxa"/>
-          </w:tblCellMar>
-        </w:tblPrEx>
-        <w:trPr>
-          <w:trHeight w:val="457" w:hRule="exact"/>
-          <w:jc w:val="right"/>
-        </w:trPr>
-        <w:tc>
-          <w:tcPr>
-            <w:tcW w:w="1272" w:type="dxa"/>
-            <w:vAlign w:val="center"/>
-          </w:tcPr>
-          <w:p>
-            <w:pPr>
-              <w:pStyle w:val="21"/>
-              <w:spacing w:line="341" w:lineRule="exact"/>
-              <w:ind w:left="13" w:right="165"/>
-              <w:jc w:val="both"/>
-              <w:rPr>
-                <w:rFonts w:ascii="Times New Roman" w:hAnsi="Times New Roman" w:cs="Times New Roman"/>
-                <w:b/>
-                <w:sz w:val="24"/>
-                <w:szCs w:val="24"/>
-              </w:rPr>
-            </w:pPr>
-            <w:r>
-              <w:rPr>
-                <w:rFonts w:ascii="Times New Roman" w:hAnsi="Times New Roman" w:cs="Times New Roman"/>
-                <w:b/>
-                <w:sz w:val="24"/>
-                <w:szCs w:val="24"/>
-              </w:rPr>
-              <w:t>日</w:t>
-            </w:r>
-            <w:r>
-              <w:rPr>
-                <w:rFonts w:ascii="Times New Roman" w:hAnsi="Times New Roman" w:cs="Times New Roman"/>
-                <w:b/>
-                <w:sz w:val="24"/>
-                <w:szCs w:val="24"/>
-                <w:lang w:eastAsia="zh-CN"/>
-              </w:rPr>
-              <w:t xml:space="preserve">  </w:t>
-            </w:r>
-            <w:r>
-              <w:rPr>
-                <w:rFonts w:ascii="Times New Roman" w:hAnsi="Times New Roman" w:cs="Times New Roman"/>
-                <w:b/>
-                <w:sz w:val="24"/>
-                <w:szCs w:val="24"/>
-              </w:rPr>
-              <w:t>期：</w:t>
-            </w:r>
-          </w:p>
-        </w:tc>
-        <w:tc>
-          <w:tcPr>
-            <w:tcW w:w="2040" w:type="dxa"/>
-            <w:vAlign w:val="center"/>
-          </w:tcPr>
-          <w:p>
-            <w:pPr>
-              <w:pStyle w:val="21"/>
-              <w:spacing w:line="363" w:lineRule="exact"/>
-              <w:jc w:val="both"/>
-              <w:rPr>
-                <w:rFonts w:ascii="Times New Roman" w:hAnsi="Times New Roman" w:cs="Times New Roman"/>
-                <w:sz w:val="24"/>
-                <w:szCs w:val="24"/>
-              </w:rPr>
-            </w:pPr>
-            <w:r>
-              <w:rPr>
-                <w:rFonts w:ascii="Times New Roman" w:hAnsi="Times New Roman" w:cs="Times New Roman"/>
-                <w:kern w:val="2"/>
-                <w:sz w:val="24"/>
-                <w:szCs w:val="24"/>
-                <w:lang w:eastAsia="zh-CN"/>
-              </w:rPr>
-              <w:t>{{ reportdate }}</w:t>
-            </w:r>
-          </w:p>
-        </w:tc>
-        <w:tc>
-          <w:tcPr>
-            <w:tcW w:w="1166" w:type="dxa"/>
-            <w:vAlign w:val="center"/>
-          </w:tcPr>
-          <w:p>
-            <w:pPr>
-              <w:pStyle w:val="21"/>
-              <w:spacing w:line="341" w:lineRule="exact"/>
-              <w:jc w:val="both"/>
-              <w:rPr>
-                <w:rFonts w:ascii="Times New Roman" w:hAnsi="Times New Roman" w:cs="Times New Roman"/>
-                <w:b/>
-                <w:sz w:val="24"/>
-                <w:szCs w:val="24"/>
-              </w:rPr>
-            </w:pPr>
-            <w:r>
-              <w:rPr>
-                <w:rFonts w:ascii="Times New Roman" w:hAnsi="Times New Roman" w:cs="Times New Roman"/>
-                <w:b/>
-                <w:sz w:val="24"/>
-                <w:szCs w:val="24"/>
-              </w:rPr>
-              <w:t>日</w:t>
-            </w:r>
-            <w:r>
-              <w:rPr>
-                <w:rFonts w:ascii="Times New Roman" w:hAnsi="Times New Roman" w:cs="Times New Roman"/>
-                <w:b/>
-                <w:sz w:val="24"/>
-                <w:szCs w:val="24"/>
-                <w:lang w:eastAsia="zh-CN"/>
-              </w:rPr>
-              <w:t xml:space="preserve">  </w:t>
-            </w:r>
-            <w:r>
-              <w:rPr>
-                <w:rFonts w:ascii="Times New Roman" w:hAnsi="Times New Roman" w:cs="Times New Roman"/>
-                <w:b/>
-                <w:sz w:val="24"/>
-                <w:szCs w:val="24"/>
-              </w:rPr>
-              <w:t>期：</w:t>
-            </w:r>
-          </w:p>
-        </w:tc>
-        <w:tc>
-          <w:tcPr>
-            <w:tcW w:w="2294" w:type="dxa"/>
-            <w:vAlign w:val="center"/>
-          </w:tcPr>
-          <w:p>
-            <w:pPr>
-              <w:pStyle w:val="21"/>
-              <w:spacing w:line="363" w:lineRule="exact"/>
-              <w:ind w:right="15"/>
-              <w:jc w:val="both"/>
-              <w:rPr>
-                <w:rFonts w:ascii="Times New Roman" w:hAnsi="Times New Roman" w:cs="Times New Roman"/>
-                <w:sz w:val="24"/>
-                <w:szCs w:val="24"/>
-              </w:rPr>
-            </w:pPr>
-            <w:r>
-              <w:rPr>
-                <w:rFonts w:ascii="Times New Roman" w:hAnsi="Times New Roman" w:cs="Times New Roman"/>
-                <w:kern w:val="2"/>
-                <w:sz w:val="24"/>
-                <w:szCs w:val="24"/>
-                <w:lang w:eastAsia="zh-CN"/>
-              </w:rPr>
-              <w:t>{{ reportdate }}</w:t>
-            </w:r>
-          </w:p>
-        </w:tc>
-      </w:tr>
-    </w:tbl>
-    <w:p>
-      <w:pPr>
-        <w:rPr>
-          <w:rFonts w:ascii="Times New Roman" w:hAnsi="Times New Roman" w:eastAsia="微软雅黑" w:cs="Times New Roman"/>
-          <w:sz w:val="24"/>
-          <w:szCs w:val="24"/>
-          <w:lang w:eastAsia="zh-CN"/>
-        </w:rPr>
-      </w:pPr>
-      <w:r>
-        <w:rPr>
-          <w:rFonts w:hint="eastAsia" w:ascii="Times New Roman" w:hAnsi="Times New Roman" w:eastAsia="微软雅黑" w:cs="Times New Roman"/>
-          <w:sz w:val="24"/>
-          <w:szCs w:val="24"/>
-          <w:lang w:eastAsia="zh-CN"/>
-        </w:rPr>
-        <w:t xml:space="preserve">{% endif %}{% if testedby == </w:t>
-      </w:r>
-      <w:r>
-        <w:rPr>
-          <w:rFonts w:ascii="Times New Roman" w:hAnsi="Times New Roman" w:eastAsia="微软雅黑" w:cs="Times New Roman"/>
-          <w:sz w:val="24"/>
-          <w:szCs w:val="24"/>
-          <w:lang w:eastAsia="zh-CN"/>
-        </w:rPr>
-        <w:t>“</w:t>
-      </w:r>
-      <w:r>
-        <w:rPr>
-          <w:rFonts w:hint="eastAsia" w:ascii="Times New Roman" w:hAnsi="Times New Roman" w:eastAsia="微软雅黑" w:cs="Times New Roman"/>
-          <w:sz w:val="24"/>
-          <w:szCs w:val="24"/>
-          <w:lang w:eastAsia="zh-CN"/>
-        </w:rPr>
-        <w:t>5</w:t>
-      </w:r>
-      <w:r>
-        <w:rPr>
-          <w:rFonts w:ascii="Times New Roman" w:hAnsi="Times New Roman" w:eastAsia="微软雅黑" w:cs="Times New Roman"/>
-          <w:sz w:val="24"/>
-          <w:szCs w:val="24"/>
-          <w:lang w:eastAsia="zh-CN"/>
-        </w:rPr>
-        <w:t>”</w:t>
-      </w:r>
-      <w:r>
-        <w:rPr>
-          <w:rFonts w:hint="eastAsia" w:ascii="Times New Roman" w:hAnsi="Times New Roman" w:eastAsia="微软雅黑" w:cs="Times New Roman"/>
-          <w:sz w:val="24"/>
-          <w:szCs w:val="24"/>
-          <w:lang w:eastAsia="zh-CN"/>
-        </w:rPr>
-        <w:t xml:space="preserve"> %}</w:t>
-      </w:r>
-    </w:p>
-    <w:p>
-      <w:pPr>
-        <w:rPr>
-          <w:lang w:eastAsia="zh-CN"/>
-        </w:rPr>
-      </w:pPr>
-    </w:p>
-    <w:p>
-      <w:pPr>
-        <w:rPr>
-          <w:lang w:eastAsia="zh-CN"/>
-        </w:rPr>
-      </w:pPr>
-    </w:p>
-    <w:tbl>
-      <w:tblPr>
-        <w:tblStyle w:val="41"/>
-        <w:tblW w:w="6772" w:type="dxa"/>
-        <w:jc w:val="right"/>
-        <w:tblLayout w:type="fixed"/>
-        <w:tblCellMar>
-          <w:top w:w="0" w:type="dxa"/>
-          <w:left w:w="0" w:type="dxa"/>
-          <w:bottom w:w="0" w:type="dxa"/>
-          <w:right w:w="0" w:type="dxa"/>
-        </w:tblCellMar>
-      </w:tblPr>
-      <w:tblGrid>
-        <w:gridCol w:w="1272"/>
-        <w:gridCol w:w="2040"/>
-        <w:gridCol w:w="1166"/>
-        <w:gridCol w:w="2294"/>
-      </w:tblGrid>
-      <w:tr>
-        <w:tblPrEx>
-          <w:tblCellMar>
-            <w:top w:w="0" w:type="dxa"/>
-            <w:left w:w="0" w:type="dxa"/>
-            <w:bottom w:w="0" w:type="dxa"/>
-            <w:right w:w="0" w:type="dxa"/>
-          </w:tblCellMar>
-        </w:tblPrEx>
-        <w:trPr>
-          <w:trHeight w:val="441" w:hRule="exact"/>
-          <w:jc w:val="right"/>
-        </w:trPr>
-        <w:tc>
-          <w:tcPr>
-            <w:tcW w:w="1272" w:type="dxa"/>
-            <w:vAlign w:val="center"/>
-          </w:tcPr>
-          <w:p>
-            <w:pPr>
-              <w:pStyle w:val="21"/>
-              <w:spacing w:before="13"/>
-              <w:ind w:left="13" w:right="95"/>
-              <w:jc w:val="both"/>
-              <w:rPr>
-                <w:rFonts w:ascii="Times New Roman" w:hAnsi="Times New Roman" w:cs="Times New Roman"/>
-                <w:b/>
-                <w:sz w:val="24"/>
-                <w:szCs w:val="24"/>
-              </w:rPr>
-            </w:pPr>
-            <w:r>
-              <w:rPr>
-                <w:rFonts w:ascii="Times New Roman" w:hAnsi="Times New Roman" w:cs="Times New Roman"/>
-                <w:b/>
-                <w:sz w:val="24"/>
-                <w:szCs w:val="24"/>
-              </w:rPr>
-              <w:t>检测人：</w:t>
-            </w:r>
-          </w:p>
-        </w:tc>
-        <w:tc>
-          <w:tcPr>
-            <w:tcW w:w="2040" w:type="dxa"/>
-            <w:vAlign w:val="center"/>
-          </w:tcPr>
-          <w:p>
-            <w:pPr>
-              <w:pStyle w:val="21"/>
-              <w:spacing w:before="13"/>
-              <w:jc w:val="both"/>
-              <w:rPr>
-                <w:rFonts w:ascii="Times New Roman" w:hAnsi="Times New Roman" w:cs="Times New Roman"/>
-                <w:b/>
-                <w:sz w:val="24"/>
-                <w:szCs w:val="24"/>
-              </w:rPr>
-            </w:pPr>
-          </w:p>
-        </w:tc>
-        <w:tc>
-          <w:tcPr>
-            <w:tcW w:w="1166" w:type="dxa"/>
-            <w:vAlign w:val="center"/>
-          </w:tcPr>
-          <w:p>
-            <w:pPr>
-              <w:pStyle w:val="21"/>
-              <w:spacing w:before="13"/>
-              <w:jc w:val="both"/>
-              <w:rPr>
-                <w:rFonts w:ascii="Times New Roman" w:hAnsi="Times New Roman" w:cs="Times New Roman"/>
-                <w:b/>
-                <w:sz w:val="24"/>
-                <w:szCs w:val="24"/>
-              </w:rPr>
-            </w:pPr>
-            <w:r>
-              <w:rPr>
-                <w:rFonts w:ascii="Times New Roman" w:hAnsi="Times New Roman" w:cs="Times New Roman"/>
-                <w:b/>
-                <w:sz w:val="24"/>
-                <w:szCs w:val="24"/>
-              </w:rPr>
-              <w:t>复核人</w:t>
-            </w:r>
-            <w:r>
-              <w:rPr>
-                <w:rFonts w:ascii="Times New Roman" w:hAnsi="Times New Roman" w:cs="Times New Roman"/>
-                <w:b/>
-                <w:sz w:val="24"/>
-                <w:szCs w:val="24"/>
-                <w:lang w:eastAsia="zh-CN"/>
-              </w:rPr>
-              <w:t>：</w:t>
-            </w:r>
-          </w:p>
-        </w:tc>
-        <w:tc>
-          <w:tcPr>
-            <w:tcW w:w="2294" w:type="dxa"/>
-            <w:vAlign w:val="center"/>
-          </w:tcPr>
-          <w:p>
-            <w:pPr>
-              <w:pStyle w:val="21"/>
-              <w:spacing w:before="13"/>
-              <w:ind w:right="15"/>
-              <w:jc w:val="both"/>
-              <w:rPr>
-                <w:rFonts w:ascii="Times New Roman" w:hAnsi="Times New Roman" w:cs="Times New Roman"/>
-                <w:b/>
-                <w:sz w:val="24"/>
-                <w:szCs w:val="24"/>
-              </w:rPr>
-            </w:pPr>
-          </w:p>
-        </w:tc>
-      </w:tr>
-      <w:tr>
-        <w:tblPrEx>
-          <w:tblCellMar>
-            <w:top w:w="0" w:type="dxa"/>
-            <w:left w:w="0" w:type="dxa"/>
-            <w:bottom w:w="0" w:type="dxa"/>
-            <w:right w:w="0" w:type="dxa"/>
-          </w:tblCellMar>
-        </w:tblPrEx>
-        <w:trPr>
-          <w:trHeight w:val="457" w:hRule="exact"/>
-          <w:jc w:val="right"/>
-        </w:trPr>
-        <w:tc>
-          <w:tcPr>
-            <w:tcW w:w="1272" w:type="dxa"/>
-            <w:vAlign w:val="center"/>
-          </w:tcPr>
-          <w:p>
-            <w:pPr>
-              <w:pStyle w:val="21"/>
-              <w:spacing w:line="341" w:lineRule="exact"/>
-              <w:ind w:left="13" w:right="165"/>
-              <w:jc w:val="both"/>
-              <w:rPr>
-                <w:rFonts w:ascii="Times New Roman" w:hAnsi="Times New Roman" w:cs="Times New Roman"/>
-                <w:b/>
-                <w:sz w:val="24"/>
-                <w:szCs w:val="24"/>
-              </w:rPr>
-            </w:pPr>
-            <w:r>
-              <w:rPr>
-                <w:rFonts w:ascii="Times New Roman" w:hAnsi="Times New Roman" w:cs="Times New Roman"/>
-                <w:b/>
-                <w:sz w:val="24"/>
-                <w:szCs w:val="24"/>
-              </w:rPr>
-              <w:t>日</w:t>
-            </w:r>
-            <w:r>
-              <w:rPr>
-                <w:rFonts w:ascii="Times New Roman" w:hAnsi="Times New Roman" w:cs="Times New Roman"/>
-                <w:b/>
-                <w:sz w:val="24"/>
-                <w:szCs w:val="24"/>
-                <w:lang w:eastAsia="zh-CN"/>
-              </w:rPr>
-              <w:t xml:space="preserve">  </w:t>
-            </w:r>
-            <w:r>
-              <w:rPr>
-                <w:rFonts w:ascii="Times New Roman" w:hAnsi="Times New Roman" w:cs="Times New Roman"/>
-                <w:b/>
-                <w:sz w:val="24"/>
-                <w:szCs w:val="24"/>
-              </w:rPr>
-              <w:t>期：</w:t>
-            </w:r>
-          </w:p>
-        </w:tc>
-        <w:tc>
-          <w:tcPr>
-            <w:tcW w:w="2040" w:type="dxa"/>
-            <w:vAlign w:val="center"/>
-          </w:tcPr>
-          <w:p>
-            <w:pPr>
-              <w:pStyle w:val="21"/>
-              <w:spacing w:line="363" w:lineRule="exact"/>
-              <w:jc w:val="both"/>
-              <w:rPr>
-                <w:rFonts w:ascii="Times New Roman" w:hAnsi="Times New Roman" w:cs="Times New Roman"/>
-                <w:sz w:val="24"/>
-                <w:szCs w:val="24"/>
-              </w:rPr>
-            </w:pPr>
-            <w:r>
-              <w:rPr>
-                <w:rFonts w:ascii="Times New Roman" w:hAnsi="Times New Roman" w:cs="Times New Roman"/>
-                <w:kern w:val="2"/>
-                <w:sz w:val="24"/>
-                <w:szCs w:val="24"/>
-                <w:lang w:eastAsia="zh-CN"/>
-              </w:rPr>
-              <w:t>{{ reportdate }}</w:t>
-            </w:r>
-          </w:p>
-        </w:tc>
-        <w:tc>
-          <w:tcPr>
-            <w:tcW w:w="1166" w:type="dxa"/>
-            <w:vAlign w:val="center"/>
-          </w:tcPr>
-          <w:p>
-            <w:pPr>
-              <w:pStyle w:val="21"/>
-              <w:spacing w:line="341" w:lineRule="exact"/>
-              <w:jc w:val="both"/>
-              <w:rPr>
-                <w:rFonts w:ascii="Times New Roman" w:hAnsi="Times New Roman" w:cs="Times New Roman"/>
-                <w:b/>
-                <w:sz w:val="24"/>
-                <w:szCs w:val="24"/>
-              </w:rPr>
-            </w:pPr>
-            <w:r>
-              <w:rPr>
-                <w:rFonts w:ascii="Times New Roman" w:hAnsi="Times New Roman" w:cs="Times New Roman"/>
-                <w:b/>
-                <w:sz w:val="24"/>
-                <w:szCs w:val="24"/>
-              </w:rPr>
-              <w:t>日</w:t>
-            </w:r>
-            <w:r>
-              <w:rPr>
-                <w:rFonts w:ascii="Times New Roman" w:hAnsi="Times New Roman" w:cs="Times New Roman"/>
-                <w:b/>
-                <w:sz w:val="24"/>
-                <w:szCs w:val="24"/>
-                <w:lang w:eastAsia="zh-CN"/>
-              </w:rPr>
-              <w:t xml:space="preserve">  </w:t>
-            </w:r>
-            <w:r>
-              <w:rPr>
-                <w:rFonts w:ascii="Times New Roman" w:hAnsi="Times New Roman" w:cs="Times New Roman"/>
-                <w:b/>
-                <w:sz w:val="24"/>
-                <w:szCs w:val="24"/>
-              </w:rPr>
-              <w:t>期：</w:t>
-            </w:r>
-          </w:p>
-        </w:tc>
-        <w:tc>
-          <w:tcPr>
-            <w:tcW w:w="2294" w:type="dxa"/>
-            <w:vAlign w:val="center"/>
-          </w:tcPr>
-          <w:p>
-            <w:pPr>
-              <w:pStyle w:val="21"/>
-              <w:spacing w:line="363" w:lineRule="exact"/>
-              <w:ind w:right="15"/>
-              <w:jc w:val="both"/>
-              <w:rPr>
-                <w:rFonts w:ascii="Times New Roman" w:hAnsi="Times New Roman" w:cs="Times New Roman"/>
-                <w:sz w:val="24"/>
-                <w:szCs w:val="24"/>
-              </w:rPr>
-            </w:pPr>
-            <w:r>
-              <w:rPr>
-                <w:rFonts w:ascii="Times New Roman" w:hAnsi="Times New Roman" w:cs="Times New Roman"/>
-                <w:kern w:val="2"/>
-                <w:sz w:val="24"/>
-                <w:szCs w:val="24"/>
-                <w:lang w:eastAsia="zh-CN"/>
-              </w:rPr>
-              <w:t>{{ reportdate }}</w:t>
-            </w:r>
-          </w:p>
-        </w:tc>
-      </w:tr>
-    </w:tbl>
-    <w:p>
-      <w:pPr>
-        <w:rPr>
-          <w:rFonts w:ascii="Times New Roman" w:hAnsi="Times New Roman" w:eastAsia="微软雅黑" w:cs="Times New Roman"/>
-          <w:sz w:val="24"/>
-          <w:szCs w:val="24"/>
-          <w:lang w:eastAsia="zh-CN"/>
-        </w:rPr>
-      </w:pPr>
-      <w:r>
-        <w:rPr>
-          <w:rFonts w:hint="eastAsia" w:ascii="Times New Roman" w:hAnsi="Times New Roman" w:eastAsia="微软雅黑" w:cs="Times New Roman"/>
-          <w:sz w:val="24"/>
-          <w:szCs w:val="24"/>
-          <w:lang w:eastAsia="zh-CN"/>
-        </w:rPr>
-        <w:t xml:space="preserve">{% endif %}{% if testedby == </w:t>
-      </w:r>
-      <w:r>
-        <w:rPr>
-          <w:rFonts w:ascii="Times New Roman" w:hAnsi="Times New Roman" w:eastAsia="微软雅黑" w:cs="Times New Roman"/>
-          <w:sz w:val="24"/>
-          <w:szCs w:val="24"/>
-          <w:lang w:eastAsia="zh-CN"/>
-        </w:rPr>
-        <w:t>“</w:t>
-      </w:r>
-      <w:r>
-        <w:rPr>
-          <w:rFonts w:hint="eastAsia" w:ascii="Times New Roman" w:hAnsi="Times New Roman" w:eastAsia="微软雅黑" w:cs="Times New Roman"/>
-          <w:sz w:val="24"/>
-          <w:szCs w:val="24"/>
-          <w:lang w:eastAsia="zh-CN"/>
-        </w:rPr>
-        <w:t>6</w:t>
-      </w:r>
-      <w:r>
-        <w:rPr>
-          <w:rFonts w:ascii="Times New Roman" w:hAnsi="Times New Roman" w:eastAsia="微软雅黑" w:cs="Times New Roman"/>
-          <w:sz w:val="24"/>
-          <w:szCs w:val="24"/>
-          <w:lang w:eastAsia="zh-CN"/>
-        </w:rPr>
-        <w:t>”</w:t>
-      </w:r>
-      <w:r>
-        <w:rPr>
-          <w:rFonts w:hint="eastAsia" w:ascii="Times New Roman" w:hAnsi="Times New Roman" w:eastAsia="微软雅黑" w:cs="Times New Roman"/>
-          <w:sz w:val="24"/>
-          <w:szCs w:val="24"/>
-          <w:lang w:eastAsia="zh-CN"/>
-        </w:rPr>
-        <w:t xml:space="preserve"> %}</w:t>
-      </w:r>
-    </w:p>
-    <w:p>
-      <w:pPr>
-        <w:rPr>
-          <w:rFonts w:ascii="Times New Roman" w:hAnsi="Times New Roman" w:eastAsia="微软雅黑" w:cs="Times New Roman"/>
-          <w:sz w:val="24"/>
-          <w:szCs w:val="24"/>
-          <w:lang w:eastAsia="zh-CN"/>
-        </w:rPr>
-      </w:pPr>
-    </w:p>
-    <w:p>
-      <w:pPr>
-        <w:rPr>
-          <w:rFonts w:ascii="Times New Roman" w:hAnsi="Times New Roman" w:eastAsia="微软雅黑" w:cs="Times New Roman"/>
-          <w:sz w:val="24"/>
-          <w:szCs w:val="24"/>
-          <w:lang w:eastAsia="zh-CN"/>
-        </w:rPr>
-      </w:pPr>
-    </w:p>
-    <w:tbl>
-      <w:tblPr>
-        <w:tblStyle w:val="41"/>
-        <w:tblW w:w="6772" w:type="dxa"/>
-        <w:jc w:val="right"/>
-        <w:tblLayout w:type="fixed"/>
-        <w:tblCellMar>
-          <w:top w:w="0" w:type="dxa"/>
-          <w:left w:w="0" w:type="dxa"/>
-          <w:bottom w:w="0" w:type="dxa"/>
-          <w:right w:w="0" w:type="dxa"/>
-        </w:tblCellMar>
-      </w:tblPr>
-      <w:tblGrid>
-        <w:gridCol w:w="1272"/>
-        <w:gridCol w:w="2040"/>
-        <w:gridCol w:w="1166"/>
-        <w:gridCol w:w="2294"/>
-      </w:tblGrid>
-      <w:tr>
-        <w:tblPrEx>
-          <w:tblCellMar>
-            <w:top w:w="0" w:type="dxa"/>
-            <w:left w:w="0" w:type="dxa"/>
-            <w:bottom w:w="0" w:type="dxa"/>
-            <w:right w:w="0" w:type="dxa"/>
-          </w:tblCellMar>
-        </w:tblPrEx>
-        <w:trPr>
-          <w:trHeight w:val="441" w:hRule="exact"/>
-          <w:jc w:val="right"/>
-        </w:trPr>
-        <w:tc>
-          <w:tcPr>
-            <w:tcW w:w="1272" w:type="dxa"/>
-            <w:vAlign w:val="center"/>
-          </w:tcPr>
-          <w:p>
-            <w:pPr>
-              <w:pStyle w:val="21"/>
-              <w:spacing w:before="13"/>
-              <w:ind w:left="13" w:right="95"/>
-              <w:jc w:val="both"/>
-              <w:rPr>
-                <w:rFonts w:ascii="Times New Roman" w:hAnsi="Times New Roman" w:cs="Times New Roman"/>
-                <w:b/>
-                <w:sz w:val="24"/>
-                <w:szCs w:val="24"/>
-              </w:rPr>
-            </w:pPr>
-            <w:r>
-              <w:rPr>
-                <w:rFonts w:ascii="Times New Roman" w:hAnsi="Times New Roman" w:cs="Times New Roman"/>
-                <w:b/>
-                <w:sz w:val="24"/>
-                <w:szCs w:val="24"/>
-              </w:rPr>
-              <w:t>检测人：</w:t>
-            </w:r>
-          </w:p>
-        </w:tc>
-        <w:tc>
-          <w:tcPr>
-            <w:tcW w:w="2040" w:type="dxa"/>
-            <w:vAlign w:val="center"/>
-          </w:tcPr>
-          <w:p>
-            <w:pPr>
-              <w:pStyle w:val="21"/>
-              <w:spacing w:before="13"/>
-              <w:jc w:val="both"/>
-              <w:rPr>
-                <w:rFonts w:ascii="Times New Roman" w:hAnsi="Times New Roman" w:cs="Times New Roman"/>
-                <w:b/>
-                <w:sz w:val="24"/>
-                <w:szCs w:val="24"/>
-              </w:rPr>
-            </w:pPr>
-          </w:p>
-        </w:tc>
-        <w:tc>
-          <w:tcPr>
-            <w:tcW w:w="1166" w:type="dxa"/>
-            <w:vAlign w:val="center"/>
-          </w:tcPr>
-          <w:p>
-            <w:pPr>
-              <w:pStyle w:val="21"/>
-              <w:spacing w:before="13"/>
-              <w:jc w:val="both"/>
-              <w:rPr>
-                <w:rFonts w:ascii="Times New Roman" w:hAnsi="Times New Roman" w:cs="Times New Roman"/>
-                <w:b/>
-                <w:sz w:val="24"/>
-                <w:szCs w:val="24"/>
-              </w:rPr>
-            </w:pPr>
-            <w:r>
-              <w:rPr>
-                <w:rFonts w:ascii="Times New Roman" w:hAnsi="Times New Roman" w:cs="Times New Roman"/>
-                <w:b/>
-                <w:sz w:val="24"/>
-                <w:szCs w:val="24"/>
-              </w:rPr>
-              <w:t>复核人</w:t>
-            </w:r>
-            <w:r>
-              <w:rPr>
-                <w:rFonts w:ascii="Times New Roman" w:hAnsi="Times New Roman" w:cs="Times New Roman"/>
-                <w:b/>
-                <w:sz w:val="24"/>
-                <w:szCs w:val="24"/>
-                <w:lang w:eastAsia="zh-CN"/>
-              </w:rPr>
-              <w:t>：</w:t>
-            </w:r>
-          </w:p>
-        </w:tc>
-        <w:tc>
-          <w:tcPr>
-            <w:tcW w:w="2294" w:type="dxa"/>
-            <w:vAlign w:val="center"/>
-          </w:tcPr>
-          <w:p>
-            <w:pPr>
-              <w:pStyle w:val="21"/>
-              <w:spacing w:before="13"/>
-              <w:ind w:right="15"/>
-              <w:jc w:val="both"/>
-              <w:rPr>
-                <w:rFonts w:ascii="Times New Roman" w:hAnsi="Times New Roman" w:cs="Times New Roman"/>
-                <w:b/>
-                <w:sz w:val="24"/>
-                <w:szCs w:val="24"/>
-              </w:rPr>
-            </w:pPr>
-          </w:p>
-        </w:tc>
-      </w:tr>
-      <w:tr>
-        <w:tblPrEx>
-          <w:tblCellMar>
-            <w:top w:w="0" w:type="dxa"/>
-            <w:left w:w="0" w:type="dxa"/>
-            <w:bottom w:w="0" w:type="dxa"/>
-            <w:right w:w="0" w:type="dxa"/>
-          </w:tblCellMar>
-        </w:tblPrEx>
-        <w:trPr>
-          <w:trHeight w:val="457" w:hRule="exact"/>
-          <w:jc w:val="right"/>
-        </w:trPr>
-        <w:tc>
-          <w:tcPr>
-            <w:tcW w:w="1272" w:type="dxa"/>
-            <w:vAlign w:val="center"/>
-          </w:tcPr>
-          <w:p>
-            <w:pPr>
-              <w:pStyle w:val="21"/>
-              <w:spacing w:line="341" w:lineRule="exact"/>
-              <w:ind w:left="13" w:right="165"/>
-              <w:jc w:val="both"/>
-              <w:rPr>
-                <w:rFonts w:ascii="Times New Roman" w:hAnsi="Times New Roman" w:cs="Times New Roman"/>
-                <w:b/>
-                <w:sz w:val="24"/>
-                <w:szCs w:val="24"/>
-              </w:rPr>
-            </w:pPr>
-            <w:r>
-              <w:rPr>
-                <w:rFonts w:ascii="Times New Roman" w:hAnsi="Times New Roman" w:cs="Times New Roman"/>
-                <w:b/>
-                <w:sz w:val="24"/>
-                <w:szCs w:val="24"/>
-              </w:rPr>
-              <w:t>日</w:t>
-            </w:r>
-            <w:r>
-              <w:rPr>
-                <w:rFonts w:ascii="Times New Roman" w:hAnsi="Times New Roman" w:cs="Times New Roman"/>
-                <w:b/>
-                <w:sz w:val="24"/>
-                <w:szCs w:val="24"/>
-                <w:lang w:eastAsia="zh-CN"/>
-              </w:rPr>
-              <w:t xml:space="preserve">  </w:t>
-            </w:r>
-            <w:r>
-              <w:rPr>
-                <w:rFonts w:ascii="Times New Roman" w:hAnsi="Times New Roman" w:cs="Times New Roman"/>
-                <w:b/>
-                <w:sz w:val="24"/>
-                <w:szCs w:val="24"/>
-              </w:rPr>
-              <w:t>期：</w:t>
-            </w:r>
-          </w:p>
-        </w:tc>
-        <w:tc>
-          <w:tcPr>
-            <w:tcW w:w="2040" w:type="dxa"/>
-            <w:vAlign w:val="center"/>
-          </w:tcPr>
-          <w:p>
-            <w:pPr>
-              <w:pStyle w:val="21"/>
-              <w:spacing w:line="363" w:lineRule="exact"/>
-              <w:jc w:val="both"/>
-              <w:rPr>
-                <w:rFonts w:ascii="Times New Roman" w:hAnsi="Times New Roman" w:cs="Times New Roman"/>
-                <w:sz w:val="24"/>
-                <w:szCs w:val="24"/>
-              </w:rPr>
-            </w:pPr>
-            <w:r>
-              <w:rPr>
-                <w:rFonts w:ascii="Times New Roman" w:hAnsi="Times New Roman" w:cs="Times New Roman"/>
-                <w:kern w:val="2"/>
-                <w:sz w:val="24"/>
-                <w:szCs w:val="24"/>
-                <w:lang w:eastAsia="zh-CN"/>
-              </w:rPr>
-              <w:t>{{ reportdate }}</w:t>
-            </w:r>
-          </w:p>
-        </w:tc>
-        <w:tc>
-          <w:tcPr>
-            <w:tcW w:w="1166" w:type="dxa"/>
-            <w:vAlign w:val="center"/>
-          </w:tcPr>
-          <w:p>
-            <w:pPr>
-              <w:pStyle w:val="21"/>
-              <w:spacing w:line="341" w:lineRule="exact"/>
-              <w:jc w:val="both"/>
-              <w:rPr>
-                <w:rFonts w:ascii="Times New Roman" w:hAnsi="Times New Roman" w:cs="Times New Roman"/>
-                <w:b/>
-                <w:sz w:val="24"/>
-                <w:szCs w:val="24"/>
-              </w:rPr>
-            </w:pPr>
-            <w:r>
-              <w:rPr>
-                <w:rFonts w:ascii="Times New Roman" w:hAnsi="Times New Roman" w:cs="Times New Roman"/>
-                <w:b/>
-                <w:sz w:val="24"/>
-                <w:szCs w:val="24"/>
-              </w:rPr>
-              <w:t>日</w:t>
-            </w:r>
-            <w:r>
-              <w:rPr>
-                <w:rFonts w:ascii="Times New Roman" w:hAnsi="Times New Roman" w:cs="Times New Roman"/>
-                <w:b/>
-                <w:sz w:val="24"/>
-                <w:szCs w:val="24"/>
-                <w:lang w:eastAsia="zh-CN"/>
-              </w:rPr>
-              <w:t xml:space="preserve">  </w:t>
-            </w:r>
-            <w:r>
-              <w:rPr>
-                <w:rFonts w:ascii="Times New Roman" w:hAnsi="Times New Roman" w:cs="Times New Roman"/>
-                <w:b/>
-                <w:sz w:val="24"/>
-                <w:szCs w:val="24"/>
-              </w:rPr>
-              <w:t>期：</w:t>
-            </w:r>
-          </w:p>
-        </w:tc>
-        <w:tc>
-          <w:tcPr>
-            <w:tcW w:w="2294" w:type="dxa"/>
-            <w:vAlign w:val="center"/>
-          </w:tcPr>
-          <w:p>
-            <w:pPr>
-              <w:pStyle w:val="21"/>
-              <w:spacing w:line="363" w:lineRule="exact"/>
-              <w:ind w:right="15"/>
-              <w:jc w:val="both"/>
-              <w:rPr>
-                <w:rFonts w:ascii="Times New Roman" w:hAnsi="Times New Roman" w:cs="Times New Roman"/>
-                <w:sz w:val="24"/>
-                <w:szCs w:val="24"/>
-              </w:rPr>
-            </w:pPr>
-            <w:r>
-              <w:rPr>
-                <w:rFonts w:ascii="Times New Roman" w:hAnsi="Times New Roman" w:cs="Times New Roman"/>
-                <w:kern w:val="2"/>
-                <w:sz w:val="24"/>
-                <w:szCs w:val="24"/>
-                <w:lang w:eastAsia="zh-CN"/>
-              </w:rPr>
-              <w:t>{{ reportdate }}</w:t>
-            </w:r>
-          </w:p>
-        </w:tc>
-      </w:tr>
-    </w:tbl>
-    <w:p>
-      <w:pPr>
-        <w:rPr>
           <w:rFonts w:ascii="Times New Roman" w:hAnsi="Times New Roman" w:eastAsia="微软雅黑" w:cs="黑体"/>
           <w:b/>
           <w:bCs/>
@@ -8554,15 +6692,15 @@
       <w:bookmarkStart w:id="18" w:name="_Toc21059"/>
       <w:bookmarkStart w:id="19" w:name="_Toc149837255"/>
       <w:bookmarkStart w:id="20" w:name="_Toc23387"/>
-      <w:bookmarkStart w:id="21" w:name="_Toc19898_WPSOffice_Level1"/>
+      <w:bookmarkStart w:id="21" w:name="_Toc2781"/>
       <w:bookmarkStart w:id="22" w:name="_Toc22132"/>
       <w:bookmarkStart w:id="23" w:name="_Toc20136_WPSOffice_Level1"/>
-      <w:bookmarkStart w:id="24" w:name="_Toc2781"/>
+      <w:bookmarkStart w:id="24" w:name="_Toc19898_WPSOffice_Level1"/>
       <w:bookmarkStart w:id="25" w:name="_Toc15289_WPSOffice_Level3"/>
       <w:bookmarkStart w:id="26" w:name="_Toc13196_WPSOffice_Level1"/>
-      <w:bookmarkStart w:id="27" w:name="_Toc21764_WPSOffice_Level1"/>
+      <w:bookmarkStart w:id="27" w:name="_Toc27302"/>
       <w:bookmarkStart w:id="28" w:name="_Toc1707_WPSOffice_Level1"/>
-      <w:bookmarkStart w:id="29" w:name="_Toc27302"/>
+      <w:bookmarkStart w:id="29" w:name="_Toc21764_WPSOffice_Level1"/>
       <w:bookmarkStart w:id="30" w:name="_Toc6931_WPSOffice_Level3"/>
       <w:r>
         <w:rPr>
@@ -9363,6 +7501,12 @@
             <w:insideH w:val="single" w:color="A4A4A4" w:sz="4" w:space="0"/>
             <w:insideV w:val="single" w:color="A4A4A4" w:sz="4" w:space="0"/>
           </w:tblBorders>
+          <w:tblCellMar>
+            <w:top w:w="0" w:type="dxa"/>
+            <w:left w:w="108" w:type="dxa"/>
+            <w:bottom w:w="0" w:type="dxa"/>
+            <w:right w:w="108" w:type="dxa"/>
+          </w:tblCellMar>
         </w:tblPrEx>
         <w:trPr>
           <w:trHeight w:val="510" w:hRule="atLeast"/>
@@ -10312,13 +8456,13 @@
           </w14:shadow>
         </w:rPr>
       </w:pPr>
-      <w:bookmarkStart w:id="31" w:name="_Toc24235"/>
-      <w:bookmarkStart w:id="32" w:name="_Toc25587"/>
-      <w:bookmarkStart w:id="33" w:name="_Toc149837256"/>
-      <w:bookmarkStart w:id="34" w:name="_Toc9088"/>
-      <w:bookmarkStart w:id="35" w:name="_Toc18062_WPSOffice_Level2"/>
-      <w:bookmarkStart w:id="36" w:name="_Toc23375"/>
-      <w:bookmarkStart w:id="37" w:name="_Toc11015_WPSOffice_Level2"/>
+      <w:bookmarkStart w:id="31" w:name="_Toc25587"/>
+      <w:bookmarkStart w:id="32" w:name="_Toc149837256"/>
+      <w:bookmarkStart w:id="33" w:name="_Toc24235"/>
+      <w:bookmarkStart w:id="34" w:name="_Toc23375"/>
+      <w:bookmarkStart w:id="35" w:name="_Toc11015_WPSOffice_Level2"/>
+      <w:bookmarkStart w:id="36" w:name="_Toc9088"/>
+      <w:bookmarkStart w:id="37" w:name="_Toc18062_WPSOffice_Level2"/>
       <w:r>
         <w:rPr>
           <w:rStyle w:val="42"/>
@@ -15164,8 +13308,8 @@
         </w:numPr>
         <w:jc w:val="left"/>
       </w:pPr>
-      <w:bookmarkStart w:id="40" w:name="_Toc32574"/>
-      <w:bookmarkStart w:id="41" w:name="_Toc149837259"/>
+      <w:bookmarkStart w:id="40" w:name="_Toc149837259"/>
+      <w:bookmarkStart w:id="41" w:name="_Toc32574"/>
       <w:r>
         <w:rPr>
           <w:rFonts w:hint="eastAsia"/>
@@ -19053,11 +17197,11 @@
       </w:pPr>
       <w:bookmarkStart w:id="42" w:name="_Toc149837260"/>
       <w:bookmarkStart w:id="43" w:name="_Toc29923"/>
-      <w:bookmarkStart w:id="44" w:name="_Toc32443_WPSOffice_Level1"/>
-      <w:bookmarkStart w:id="45" w:name="_Toc25727"/>
-      <w:bookmarkStart w:id="46" w:name="_Toc23903"/>
+      <w:bookmarkStart w:id="44" w:name="_Toc25727"/>
+      <w:bookmarkStart w:id="45" w:name="_Toc23903"/>
+      <w:bookmarkStart w:id="46" w:name="_Toc4331_WPSOffice_Level1"/>
       <w:bookmarkStart w:id="47" w:name="_Toc23846_WPSOffice_Level1"/>
-      <w:bookmarkStart w:id="48" w:name="_Toc4331_WPSOffice_Level1"/>
+      <w:bookmarkStart w:id="48" w:name="_Toc32443_WPSOffice_Level1"/>
       <w:r>
         <w:rPr>
           <w:rFonts w:hint="eastAsia"/>
@@ -19717,12 +17861,6 @@
             <w:insideH w:val="dotted" w:color="033F86" w:sz="4" w:space="0"/>
             <w:insideV w:val="dotted" w:color="033F86" w:sz="4" w:space="0"/>
           </w:tblBorders>
-          <w:tblCellMar>
-            <w:top w:w="0" w:type="dxa"/>
-            <w:left w:w="108" w:type="dxa"/>
-            <w:bottom w:w="0" w:type="dxa"/>
-            <w:right w:w="108" w:type="dxa"/>
-          </w:tblCellMar>
         </w:tblPrEx>
         <w:trPr>
           <w:jc w:val="center"/>
@@ -22735,8 +20873,8 @@
           </w14:shadow>
         </w:rPr>
       </w:pPr>
-      <w:bookmarkStart w:id="53" w:name="_Toc27788"/>
-      <w:bookmarkStart w:id="54" w:name="_Toc180"/>
+      <w:bookmarkStart w:id="53" w:name="_Toc180"/>
+      <w:bookmarkStart w:id="54" w:name="_Toc27788"/>
       <w:bookmarkStart w:id="55" w:name="_Toc149837263"/>
       <w:r>
         <w:rPr>
@@ -22790,11 +20928,11 @@
           <w:lang w:eastAsia="zh-CN"/>
         </w:rPr>
       </w:pPr>
-      <w:bookmarkStart w:id="56" w:name="_Toc4331_WPSOffice_Level2"/>
-      <w:bookmarkStart w:id="57" w:name="_Toc32302"/>
-      <w:bookmarkStart w:id="58" w:name="_Toc23606"/>
-      <w:bookmarkStart w:id="59" w:name="_Toc21197"/>
-      <w:bookmarkStart w:id="60" w:name="_Toc32443_WPSOffice_Level2"/>
+      <w:bookmarkStart w:id="56" w:name="_Toc32302"/>
+      <w:bookmarkStart w:id="57" w:name="_Toc23606"/>
+      <w:bookmarkStart w:id="58" w:name="_Toc21197"/>
+      <w:bookmarkStart w:id="59" w:name="_Toc32443_WPSOffice_Level2"/>
+      <w:bookmarkStart w:id="60" w:name="_Toc4331_WPSOffice_Level2"/>
       <w:bookmarkStart w:id="61" w:name="_Toc149837264"/>
       <w:r>
         <w:rPr>
@@ -36144,10 +34282,10 @@
           <w:lang w:eastAsia="zh-CN"/>
         </w:rPr>
       </w:pPr>
-      <w:bookmarkStart w:id="66" w:name="_Toc19763"/>
-      <w:bookmarkStart w:id="67" w:name="_Toc14255_WPSOffice_Level1"/>
-      <w:bookmarkStart w:id="68" w:name="_Toc16392"/>
-      <w:bookmarkStart w:id="69" w:name="_Toc15840_WPSOffice_Level1"/>
+      <w:bookmarkStart w:id="66" w:name="_Toc15840_WPSOffice_Level1"/>
+      <w:bookmarkStart w:id="67" w:name="_Toc16392"/>
+      <w:bookmarkStart w:id="68" w:name="_Toc14255_WPSOffice_Level1"/>
+      <w:bookmarkStart w:id="69" w:name="_Toc19763"/>
       <w:r>
         <w:rPr>
           <w:rFonts w:hint="eastAsia"/>
@@ -38705,8 +36843,8 @@
         </w:rPr>
       </w:pPr>
       <w:bookmarkStart w:id="70" w:name="_Hlk33190413"/>
-      <w:bookmarkStart w:id="71" w:name="_Toc12445"/>
-      <w:bookmarkStart w:id="72" w:name="_Toc25288"/>
+      <w:bookmarkStart w:id="71" w:name="_Toc25288"/>
+      <w:bookmarkStart w:id="72" w:name="_Toc12445"/>
       <w:r>
         <w:rPr>
           <w:rFonts w:hint="eastAsia"/>
@@ -39513,8 +37651,8 @@
       <w:bookmarkStart w:id="74" w:name="_Toc5425"/>
       <w:bookmarkStart w:id="75" w:name="_Toc26427"/>
       <w:bookmarkStart w:id="76" w:name="_Toc28454_WPSOffice_Level1"/>
-      <w:bookmarkStart w:id="77" w:name="_Toc26985_WPSOffice_Level1"/>
-      <w:bookmarkStart w:id="78" w:name="_Toc20170_WPSOffice_Level1"/>
+      <w:bookmarkStart w:id="77" w:name="_Toc20170_WPSOffice_Level1"/>
+      <w:bookmarkStart w:id="78" w:name="_Toc26985_WPSOffice_Level1"/>
       <w:r>
         <w:rPr>
           <w:rFonts w:hint="eastAsia"/>
@@ -41119,10 +39257,10 @@
           <w:lang w:eastAsia="zh-CN"/>
         </w:rPr>
       </w:pPr>
-      <w:bookmarkStart w:id="87" w:name="_Toc25677"/>
+      <w:bookmarkStart w:id="87" w:name="_Toc20203"/>
       <w:bookmarkStart w:id="88" w:name="_Toc3409"/>
-      <w:bookmarkStart w:id="89" w:name="_Toc20203"/>
-      <w:bookmarkStart w:id="90" w:name="_Toc15114"/>
+      <w:bookmarkStart w:id="89" w:name="_Toc15114"/>
+      <w:bookmarkStart w:id="90" w:name="_Toc25677"/>
       <w:r>
         <w:rPr>
           <w:rFonts w:hint="eastAsia"/>
@@ -41338,10 +39476,10 @@
           <w:lang w:eastAsia="zh-CN"/>
         </w:rPr>
       </w:pPr>
-      <w:bookmarkStart w:id="91" w:name="_Toc14611_WPSOffice_Level1"/>
-      <w:bookmarkStart w:id="92" w:name="_Toc22162_WPSOffice_Level1"/>
-      <w:bookmarkStart w:id="93" w:name="_Toc17792_WPSOffice_Level2"/>
-      <w:bookmarkStart w:id="94" w:name="_Toc13275"/>
+      <w:bookmarkStart w:id="91" w:name="_Toc22162_WPSOffice_Level1"/>
+      <w:bookmarkStart w:id="92" w:name="_Toc14611_WPSOffice_Level1"/>
+      <w:bookmarkStart w:id="93" w:name="_Toc13275"/>
+      <w:bookmarkStart w:id="94" w:name="_Toc17792_WPSOffice_Level2"/>
       <w:bookmarkStart w:id="95" w:name="_Toc22623"/>
       <w:bookmarkStart w:id="96" w:name="_Toc19584_WPSOffice_Level1"/>
     </w:p>
@@ -42740,7 +40878,7 @@
                     </pic:cNvPicPr>
                   </pic:nvPicPr>
                   <pic:blipFill>
-                    <a:blip r:embed="rId22"/>
+                    <a:blip r:embed="rId21"/>
                     <a:stretch>
                       <a:fillRect/>
                     </a:stretch>
@@ -42795,7 +40933,7 @@
                     </pic:cNvPicPr>
                   </pic:nvPicPr>
                   <pic:blipFill>
-                    <a:blip r:embed="rId23"/>
+                    <a:blip r:embed="rId22"/>
                     <a:stretch>
                       <a:fillRect/>
                     </a:stretch>
@@ -43001,7 +41139,7 @@
                     </pic:cNvPicPr>
                   </pic:nvPicPr>
                   <pic:blipFill>
-                    <a:blip r:embed="rId24"/>
+                    <a:blip r:embed="rId23"/>
                     <a:srcRect/>
                     <a:stretch>
                       <a:fillRect/>

--- a/WebContent/docx/DNA损伤修复基因检测-45基因-双样本-常德市第一人民医院.docx
+++ b/WebContent/docx/DNA损伤修复基因检测-45基因-双样本-常德市第一人民医院.docx
@@ -2861,16 +2861,16 @@
           </w14:shadow>
         </w:rPr>
       </w:pPr>
-      <w:bookmarkStart w:id="2" w:name="_Toc13806"/>
-      <w:bookmarkStart w:id="3" w:name="_Toc21009_WPSOffice_Level1"/>
+      <w:bookmarkStart w:id="2" w:name="_Toc30143_WPSOffice_Level1"/>
+      <w:bookmarkStart w:id="3" w:name="_Toc24178_WPSOffice_Level1"/>
       <w:bookmarkStart w:id="4" w:name="_Toc21669"/>
-      <w:bookmarkStart w:id="5" w:name="_Toc13613"/>
-      <w:bookmarkStart w:id="6" w:name="_Toc30143_WPSOffice_Level1"/>
-      <w:bookmarkStart w:id="7" w:name="_Toc24178_WPSOffice_Level1"/>
-      <w:bookmarkStart w:id="8" w:name="_Toc7021_WPSOffice_Level1"/>
-      <w:bookmarkStart w:id="9" w:name="_Toc17451"/>
+      <w:bookmarkStart w:id="5" w:name="_Toc21009_WPSOffice_Level1"/>
+      <w:bookmarkStart w:id="6" w:name="_Toc13613"/>
+      <w:bookmarkStart w:id="7" w:name="_Toc13806"/>
+      <w:bookmarkStart w:id="8" w:name="_Toc17451"/>
+      <w:bookmarkStart w:id="9" w:name="_Toc18062_WPSOffice_Level1"/>
       <w:bookmarkStart w:id="10" w:name="_Toc11015_WPSOffice_Level1"/>
-      <w:bookmarkStart w:id="11" w:name="_Toc18062_WPSOffice_Level1"/>
+      <w:bookmarkStart w:id="11" w:name="_Toc7021_WPSOffice_Level1"/>
       <w:r>
         <w:rPr>
           <w:color w:val="62B541"/>
@@ -2927,6 +2927,12 @@
             <w:insideH w:val="dotted" w:color="00B050" w:sz="4" w:space="0"/>
             <w:insideV w:val="dotted" w:color="00B050" w:sz="4" w:space="0"/>
           </w:tblBorders>
+          <w:tblCellMar>
+            <w:top w:w="0" w:type="dxa"/>
+            <w:left w:w="108" w:type="dxa"/>
+            <w:bottom w:w="0" w:type="dxa"/>
+            <w:right w:w="108" w:type="dxa"/>
+          </w:tblCellMar>
         </w:tblPrEx>
         <w:trPr>
           <w:trHeight w:val="397" w:hRule="atLeast"/>
@@ -5563,8 +5569,6 @@
           <w:lang w:eastAsia="zh-CN"/>
         </w:rPr>
       </w:pPr>
-      <w:bookmarkStart w:id="99" w:name="_GoBack"/>
-      <w:bookmarkEnd w:id="99"/>
     </w:p>
     <w:p>
       <w:pPr>
@@ -5593,14 +5597,6 @@
         <w:gridCol w:w="2294"/>
       </w:tblGrid>
       <w:tr>
-        <w:tblPrEx>
-          <w:tblCellMar>
-            <w:top w:w="0" w:type="dxa"/>
-            <w:left w:w="0" w:type="dxa"/>
-            <w:bottom w:w="0" w:type="dxa"/>
-            <w:right w:w="0" w:type="dxa"/>
-          </w:tblCellMar>
-        </w:tblPrEx>
         <w:trPr>
           <w:trHeight w:val="441" w:hRule="exact"/>
           <w:jc w:val="right"/>
@@ -5812,7 +5808,7 @@
                 </mc:Choice>
                 <mc:Fallback>
                   <w:pict>
-                    <v:group id="_x0000_s1026" o:spid="_x0000_s1026" o:spt="203" style="position:absolute;left:0pt;margin-left:0.6pt;margin-top:-37.8pt;height:113.6pt;width:240.8pt;z-index:251670528;mso-width-relative:page;mso-height-relative:page;" coordorigin="19211,18842" coordsize="4816,2272" o:gfxdata="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">
+                    <v:group id="_x0000_s1026" o:spid="_x0000_s1026" o:spt="203" style="position:absolute;left:0pt;margin-left:0.6pt;margin-top:-37.8pt;height:113.6pt;width:240.8pt;z-index:251670528;mso-width-relative:page;mso-height-relative:page;" coordorigin="19211,18842" coordsize="4816,2272" o:gfxdata="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">
                       <o:lock v:ext="edit" aspectratio="f"/>
                       <v:group id="组合 6" o:spid="_x0000_s1026" o:spt="203" style="position:absolute;left:19211;top:18842;height:2273;width:4816;" coordorigin="19199,18902" coordsize="4816,2273" o:gfxdata="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">
                         <o:lock v:ext="edit" aspectratio="f"/>
@@ -6383,7 +6379,7 @@
                 </mc:Choice>
                 <mc:Fallback>
                   <w:pict>
-                    <v:group id="_x0000_s1026" o:spid="_x0000_s1026" o:spt="203" style="position:absolute;left:0pt;margin-left:0pt;margin-top:-29.2pt;height:113.65pt;width:246.8pt;z-index:251671552;mso-width-relative:page;mso-height-relative:page;" coordorigin="19199,20810" coordsize="4936,2273" o:gfxdata="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">
+                    <v:group id="_x0000_s1026" o:spid="_x0000_s1026" o:spt="203" style="position:absolute;left:0pt;margin-left:0pt;margin-top:-29.2pt;height:113.65pt;width:246.8pt;z-index:251671552;mso-width-relative:page;mso-height-relative:page;" coordorigin="19199,20810" coordsize="4936,2273" o:gfxdata="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">
                       <o:lock v:ext="edit" aspectratio="f"/>
                       <v:group id="组合 23" o:spid="_x0000_s1026" o:spt="203" style="position:absolute;left:19199;top:20810;height:2273;width:4936;" coordorigin="19199,20810" coordsize="4936,2273" o:gfxdata="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">
                         <o:lock v:ext="edit" aspectratio="f"/>
@@ -6690,12 +6686,12 @@
         </w:rPr>
       </w:pPr>
       <w:bookmarkStart w:id="18" w:name="_Toc21059"/>
-      <w:bookmarkStart w:id="19" w:name="_Toc149837255"/>
-      <w:bookmarkStart w:id="20" w:name="_Toc23387"/>
+      <w:bookmarkStart w:id="19" w:name="_Toc23387"/>
+      <w:bookmarkStart w:id="20" w:name="_Toc149837255"/>
       <w:bookmarkStart w:id="21" w:name="_Toc2781"/>
-      <w:bookmarkStart w:id="22" w:name="_Toc22132"/>
-      <w:bookmarkStart w:id="23" w:name="_Toc20136_WPSOffice_Level1"/>
-      <w:bookmarkStart w:id="24" w:name="_Toc19898_WPSOffice_Level1"/>
+      <w:bookmarkStart w:id="22" w:name="_Toc20136_WPSOffice_Level1"/>
+      <w:bookmarkStart w:id="23" w:name="_Toc19898_WPSOffice_Level1"/>
+      <w:bookmarkStart w:id="24" w:name="_Toc22132"/>
       <w:bookmarkStart w:id="25" w:name="_Toc15289_WPSOffice_Level3"/>
       <w:bookmarkStart w:id="26" w:name="_Toc13196_WPSOffice_Level1"/>
       <w:bookmarkStart w:id="27" w:name="_Toc27302"/>
@@ -8459,9 +8455,9 @@
       <w:bookmarkStart w:id="31" w:name="_Toc25587"/>
       <w:bookmarkStart w:id="32" w:name="_Toc149837256"/>
       <w:bookmarkStart w:id="33" w:name="_Toc24235"/>
-      <w:bookmarkStart w:id="34" w:name="_Toc23375"/>
-      <w:bookmarkStart w:id="35" w:name="_Toc11015_WPSOffice_Level2"/>
-      <w:bookmarkStart w:id="36" w:name="_Toc9088"/>
+      <w:bookmarkStart w:id="34" w:name="_Toc11015_WPSOffice_Level2"/>
+      <w:bookmarkStart w:id="35" w:name="_Toc9088"/>
+      <w:bookmarkStart w:id="36" w:name="_Toc23375"/>
       <w:bookmarkStart w:id="37" w:name="_Toc18062_WPSOffice_Level2"/>
       <w:r>
         <w:rPr>
@@ -8809,18 +8805,34 @@
             </w:pPr>
             <w:r>
               <w:rPr>
-                <w:rFonts w:ascii="Times New Roman" w:hAnsi="Times New Roman" w:eastAsia="微软雅黑" w:cs="Times New Roman"/>
+                <w:rFonts w:hint="eastAsia" w:ascii="Times New Roman" w:hAnsi="Times New Roman" w:eastAsia="微软雅黑" w:cs="Times New Roman"/>
                 <w:b/>
                 <w:color w:val="FFFFFF" w:themeColor="background1"/>
                 <w:sz w:val="21"/>
                 <w:szCs w:val="21"/>
+                <w:lang w:val="en-US" w:eastAsia="zh-CN"/>
                 <w14:textFill>
                   <w14:solidFill>
                     <w14:schemeClr w14:val="bg1"/>
                   </w14:solidFill>
                 </w14:textFill>
               </w:rPr>
-              <w:t>突变基因</w:t>
+              <w:t>检测</w:t>
+            </w:r>
+            <w:r>
+              <w:rPr>
+                <w:rFonts w:ascii="Times New Roman" w:hAnsi="Times New Roman" w:eastAsia="微软雅黑" w:cs="Times New Roman"/>
+                <w:b/>
+                <w:color w:val="FFFFFF" w:themeColor="background1"/>
+                <w:sz w:val="21"/>
+                <w:szCs w:val="21"/>
+                <w14:textFill>
+                  <w14:solidFill>
+                    <w14:schemeClr w14:val="bg1"/>
+                  </w14:solidFill>
+                </w14:textFill>
+              </w:rPr>
+              <w:t>基因</w:t>
             </w:r>
           </w:p>
         </w:tc>
@@ -11146,7 +11158,7 @@
         </w:tc>
         <w:tc>
           <w:tcPr>
-            <w:tcW w:w="535" w:type="pct"/>
+            <w:tcW w:w="1077" w:type="dxa"/>
             <w:tcBorders>
               <w:top w:val="nil"/>
               <w:left w:val="single" w:color="A4A4A4" w:themeColor="background1" w:themeShade="A5" w:sz="4" w:space="0"/>
@@ -11158,7 +11170,7 @@
           </w:tcPr>
           <w:p>
             <w:pPr>
-              <w:ind w:left="162" w:right="163"/>
+              <w:ind w:left="162" w:leftChars="0" w:right="163" w:rightChars="0"/>
               <w:jc w:val="center"/>
               <w:rPr>
                 <w:rFonts w:ascii="Times New Roman" w:hAnsi="Times New Roman" w:eastAsia="微软雅黑" w:cs="Times New Roman"/>
@@ -11170,19 +11182,39 @@
             </w:pPr>
             <w:r>
               <w:rPr>
-                <w:rFonts w:hint="eastAsia" w:ascii="Times New Roman" w:hAnsi="Times New Roman" w:eastAsia="微软雅黑" w:cs="Times New Roman"/>
-                <w:b/>
-                <w:sz w:val="21"/>
-                <w:szCs w:val="21"/>
-                <w:lang w:eastAsia="zh-CN"/>
-              </w:rPr>
-              <w:t>{{ tip.comutation }}</w:t>
-            </w:r>
-          </w:p>
-        </w:tc>
-        <w:tc>
-          <w:tcPr>
-            <w:tcW w:w="758" w:type="pct"/>
+                <w:rFonts w:hint="default" w:ascii="Times New Roman" w:hAnsi="Times New Roman" w:eastAsia="微软雅黑" w:cs="Times New Roman"/>
+                <w:b/>
+                <w:sz w:val="21"/>
+                <w:szCs w:val="21"/>
+                <w:lang w:eastAsia="zh-CN"/>
+              </w:rPr>
+              <w:t>{{ tip.comutation</w:t>
+            </w:r>
+            <w:r>
+              <w:rPr>
+                <w:rFonts w:hint="eastAsia" w:ascii="Times New Roman" w:hAnsi="Times New Roman" w:eastAsia="微软雅黑" w:cs="Times New Roman"/>
+                <w:b/>
+                <w:sz w:val="21"/>
+                <w:szCs w:val="21"/>
+                <w:lang w:val="en-US" w:eastAsia="zh-CN"/>
+              </w:rPr>
+              <w:t>1</w:t>
+            </w:r>
+            <w:r>
+              <w:rPr>
+                <w:rFonts w:hint="default" w:ascii="Times New Roman" w:hAnsi="Times New Roman" w:eastAsia="微软雅黑" w:cs="Times New Roman"/>
+                <w:b/>
+                <w:sz w:val="21"/>
+                <w:szCs w:val="21"/>
+                <w:lang w:eastAsia="zh-CN"/>
+              </w:rPr>
+              <w:t xml:space="preserve"> }}</w:t>
+            </w:r>
+          </w:p>
+        </w:tc>
+        <w:tc>
+          <w:tcPr>
+            <w:tcW w:w="1527" w:type="dxa"/>
             <w:tcBorders>
               <w:top w:val="nil"/>
               <w:left w:val="single" w:color="A4A4A4" w:themeColor="background1" w:themeShade="A5" w:sz="4" w:space="0"/>
@@ -11195,7 +11227,7 @@
           <w:p>
             <w:pPr>
               <w:spacing w:before="2"/>
-              <w:ind w:left="116" w:right="116"/>
+              <w:ind w:left="116" w:leftChars="0" w:right="116" w:rightChars="0"/>
               <w:jc w:val="center"/>
               <w:rPr>
                 <w:rFonts w:ascii="Times New Roman" w:hAnsi="Times New Roman" w:eastAsia="微软雅黑" w:cs="Times New Roman"/>
@@ -11206,12 +11238,12 @@
             </w:pPr>
             <w:r>
               <w:rPr>
-                <w:rFonts w:hint="eastAsia" w:ascii="Times New Roman" w:hAnsi="Times New Roman" w:eastAsia="微软雅黑" w:cs="Times New Roman"/>
-                <w:sz w:val="21"/>
-                <w:szCs w:val="21"/>
-                <w:lang w:eastAsia="zh-CN"/>
-              </w:rPr>
-              <w:t>-</w:t>
+                <w:rFonts w:hint="default" w:ascii="Times New Roman" w:hAnsi="Times New Roman" w:eastAsia="微软雅黑" w:cs="Times New Roman"/>
+                <w:sz w:val="21"/>
+                <w:szCs w:val="21"/>
+                <w:lang w:eastAsia="zh-CN"/>
+              </w:rPr>
+              <w:t>{{ tip.comutation }}</w:t>
             </w:r>
           </w:p>
         </w:tc>
@@ -13523,18 +13555,17 @@
               <w:rPr>
                 <w:rFonts w:hint="eastAsia" w:ascii="Times New Roman" w:hAnsi="Times New Roman" w:eastAsia="微软雅黑" w:cs="Times New Roman"/>
                 <w:b/>
-                <w:bCs/>
                 <w:color w:val="FFFFFF" w:themeColor="background1"/>
                 <w:sz w:val="21"/>
                 <w:szCs w:val="21"/>
-                <w:lang w:eastAsia="zh-CN"/>
+                <w:lang w:val="en-US" w:eastAsia="zh-CN"/>
                 <w14:textFill>
                   <w14:solidFill>
                     <w14:schemeClr w14:val="bg1"/>
                   </w14:solidFill>
                 </w14:textFill>
               </w:rPr>
-              <w:t>突变</w:t>
+              <w:t>检测</w:t>
             </w:r>
             <w:r>
               <w:rPr>
@@ -14933,18 +14964,34 @@
             </w:pPr>
             <w:r>
               <w:rPr>
-                <w:rFonts w:ascii="Times New Roman" w:hAnsi="Times New Roman" w:eastAsia="微软雅黑" w:cs="Times New Roman"/>
+                <w:rFonts w:hint="eastAsia" w:ascii="Times New Roman" w:hAnsi="Times New Roman" w:eastAsia="微软雅黑" w:cs="Times New Roman"/>
                 <w:b/>
                 <w:color w:val="FFFFFF" w:themeColor="background1"/>
                 <w:sz w:val="21"/>
                 <w:szCs w:val="21"/>
+                <w:lang w:val="en-US" w:eastAsia="zh-CN"/>
                 <w14:textFill>
                   <w14:solidFill>
                     <w14:schemeClr w14:val="bg1"/>
                   </w14:solidFill>
                 </w14:textFill>
               </w:rPr>
-              <w:t>突变基因</w:t>
+              <w:t>检测</w:t>
+            </w:r>
+            <w:r>
+              <w:rPr>
+                <w:rFonts w:ascii="Times New Roman" w:hAnsi="Times New Roman" w:eastAsia="微软雅黑" w:cs="Times New Roman"/>
+                <w:b/>
+                <w:color w:val="FFFFFF" w:themeColor="background1"/>
+                <w:sz w:val="21"/>
+                <w:szCs w:val="21"/>
+                <w14:textFill>
+                  <w14:solidFill>
+                    <w14:schemeClr w14:val="bg1"/>
+                  </w14:solidFill>
+                </w14:textFill>
+              </w:rPr>
+              <w:t>基因</w:t>
             </w:r>
           </w:p>
         </w:tc>
@@ -17195,11 +17242,11 @@
           <w:lang w:eastAsia="zh-CN"/>
         </w:rPr>
       </w:pPr>
-      <w:bookmarkStart w:id="42" w:name="_Toc149837260"/>
-      <w:bookmarkStart w:id="43" w:name="_Toc29923"/>
-      <w:bookmarkStart w:id="44" w:name="_Toc25727"/>
-      <w:bookmarkStart w:id="45" w:name="_Toc23903"/>
-      <w:bookmarkStart w:id="46" w:name="_Toc4331_WPSOffice_Level1"/>
+      <w:bookmarkStart w:id="42" w:name="_Toc29923"/>
+      <w:bookmarkStart w:id="43" w:name="_Toc149837260"/>
+      <w:bookmarkStart w:id="44" w:name="_Toc4331_WPSOffice_Level1"/>
+      <w:bookmarkStart w:id="45" w:name="_Toc25727"/>
+      <w:bookmarkStart w:id="46" w:name="_Toc23903"/>
       <w:bookmarkStart w:id="47" w:name="_Toc23846_WPSOffice_Level1"/>
       <w:bookmarkStart w:id="48" w:name="_Toc32443_WPSOffice_Level1"/>
       <w:r>
@@ -17782,10 +17829,10 @@
           <w:lang w:eastAsia="zh-CN"/>
         </w:rPr>
       </w:pPr>
-      <w:bookmarkStart w:id="49" w:name="_Toc106719764"/>
-      <w:bookmarkStart w:id="50" w:name="_Toc20034"/>
-      <w:bookmarkStart w:id="51" w:name="_Toc10223"/>
-      <w:bookmarkStart w:id="52" w:name="_Toc12578"/>
+      <w:bookmarkStart w:id="49" w:name="_Toc12578"/>
+      <w:bookmarkStart w:id="50" w:name="_Toc106719764"/>
+      <w:bookmarkStart w:id="51" w:name="_Toc20034"/>
+      <w:bookmarkStart w:id="52" w:name="_Toc10223"/>
       <w:r>
         <w:rPr>
           <w:rFonts w:hint="eastAsia"/>
@@ -17861,6 +17908,12 @@
             <w:insideH w:val="dotted" w:color="033F86" w:sz="4" w:space="0"/>
             <w:insideV w:val="dotted" w:color="033F86" w:sz="4" w:space="0"/>
           </w:tblBorders>
+          <w:tblCellMar>
+            <w:top w:w="0" w:type="dxa"/>
+            <w:left w:w="108" w:type="dxa"/>
+            <w:bottom w:w="0" w:type="dxa"/>
+            <w:right w:w="108" w:type="dxa"/>
+          </w:tblCellMar>
         </w:tblPrEx>
         <w:trPr>
           <w:jc w:val="center"/>
@@ -20873,9 +20926,9 @@
           </w14:shadow>
         </w:rPr>
       </w:pPr>
-      <w:bookmarkStart w:id="53" w:name="_Toc180"/>
-      <w:bookmarkStart w:id="54" w:name="_Toc27788"/>
-      <w:bookmarkStart w:id="55" w:name="_Toc149837263"/>
+      <w:bookmarkStart w:id="53" w:name="_Toc149837263"/>
+      <w:bookmarkStart w:id="54" w:name="_Toc180"/>
+      <w:bookmarkStart w:id="55" w:name="_Toc27788"/>
       <w:r>
         <w:rPr>
           <w:color w:val="62B541"/>
@@ -20928,8 +20981,8 @@
           <w:lang w:eastAsia="zh-CN"/>
         </w:rPr>
       </w:pPr>
-      <w:bookmarkStart w:id="56" w:name="_Toc32302"/>
-      <w:bookmarkStart w:id="57" w:name="_Toc23606"/>
+      <w:bookmarkStart w:id="56" w:name="_Toc23606"/>
+      <w:bookmarkStart w:id="57" w:name="_Toc32302"/>
       <w:bookmarkStart w:id="58" w:name="_Toc21197"/>
       <w:bookmarkStart w:id="59" w:name="_Toc32443_WPSOffice_Level2"/>
       <w:bookmarkStart w:id="60" w:name="_Toc4331_WPSOffice_Level2"/>
@@ -25617,7 +25670,29 @@
           <w:szCs w:val="24"/>
           <w:lang w:eastAsia="zh-CN"/>
         </w:rPr>
-        <w:t>{{ tdd.comutation }}</w:t>
+        <w:t>{{ tdd.comutation</w:t>
+      </w:r>
+      <w:r>
+        <w:rPr>
+          <w:rFonts w:hint="eastAsia" w:ascii="Times New Roman" w:hAnsi="Times New Roman" w:eastAsia="微软雅黑" w:cs="Times New Roman"/>
+          <w:b/>
+          <w:sz w:val="24"/>
+          <w:szCs w:val="24"/>
+          <w:lang w:val="en-US" w:eastAsia="zh-CN"/>
+        </w:rPr>
+        <w:t>1</w:t>
+      </w:r>
+      <w:bookmarkStart w:id="99" w:name="_GoBack"/>
+      <w:bookmarkEnd w:id="99"/>
+      <w:r>
+        <w:rPr>
+          <w:rFonts w:hint="eastAsia" w:ascii="Times New Roman" w:hAnsi="Times New Roman" w:eastAsia="微软雅黑" w:cs="Times New Roman"/>
+          <w:b/>
+          <w:sz w:val="24"/>
+          <w:szCs w:val="24"/>
+          <w:lang w:eastAsia="zh-CN"/>
+        </w:rPr>
+        <w:t xml:space="preserve"> }}</w:t>
       </w:r>
     </w:p>
     <w:tbl>
@@ -25749,9 +25824,9 @@
                 <w:bCs/>
                 <w:sz w:val="18"/>
                 <w:szCs w:val="18"/>
-                <w:lang w:eastAsia="zh-CN"/>
-              </w:rPr>
-              <w:t>-</w:t>
+                <w:lang w:val="en-US" w:eastAsia="zh-CN"/>
+              </w:rPr>
+              <w:t>{{tdd.comutation}}</w:t>
             </w:r>
           </w:p>
         </w:tc>
@@ -34282,10 +34357,10 @@
           <w:lang w:eastAsia="zh-CN"/>
         </w:rPr>
       </w:pPr>
-      <w:bookmarkStart w:id="66" w:name="_Toc15840_WPSOffice_Level1"/>
+      <w:bookmarkStart w:id="66" w:name="_Toc14255_WPSOffice_Level1"/>
       <w:bookmarkStart w:id="67" w:name="_Toc16392"/>
-      <w:bookmarkStart w:id="68" w:name="_Toc14255_WPSOffice_Level1"/>
-      <w:bookmarkStart w:id="69" w:name="_Toc19763"/>
+      <w:bookmarkStart w:id="68" w:name="_Toc19763"/>
+      <w:bookmarkStart w:id="69" w:name="_Toc15840_WPSOffice_Level1"/>
       <w:r>
         <w:rPr>
           <w:rFonts w:hint="eastAsia"/>
@@ -36843,8 +36918,8 @@
         </w:rPr>
       </w:pPr>
       <w:bookmarkStart w:id="70" w:name="_Hlk33190413"/>
-      <w:bookmarkStart w:id="71" w:name="_Toc25288"/>
-      <w:bookmarkStart w:id="72" w:name="_Toc12445"/>
+      <w:bookmarkStart w:id="71" w:name="_Toc12445"/>
+      <w:bookmarkStart w:id="72" w:name="_Toc25288"/>
       <w:r>
         <w:rPr>
           <w:rFonts w:hint="eastAsia"/>
@@ -38366,9 +38441,9 @@
           <w:lang w:eastAsia="zh-CN"/>
         </w:rPr>
       </w:pPr>
-      <w:bookmarkStart w:id="79" w:name="_Toc5400"/>
-      <w:bookmarkStart w:id="80" w:name="_Toc3846"/>
-      <w:bookmarkStart w:id="81" w:name="_Toc2622"/>
+      <w:bookmarkStart w:id="79" w:name="_Toc3846"/>
+      <w:bookmarkStart w:id="80" w:name="_Toc2622"/>
+      <w:bookmarkStart w:id="81" w:name="_Toc5400"/>
       <w:r>
         <w:rPr>
           <w:rFonts w:ascii="Times New Roman" w:hAnsi="Times New Roman" w:eastAsia="微软雅黑" w:cs="Times New Roman"/>
@@ -39258,9 +39333,9 @@
         </w:rPr>
       </w:pPr>
       <w:bookmarkStart w:id="87" w:name="_Toc20203"/>
-      <w:bookmarkStart w:id="88" w:name="_Toc3409"/>
-      <w:bookmarkStart w:id="89" w:name="_Toc15114"/>
-      <w:bookmarkStart w:id="90" w:name="_Toc25677"/>
+      <w:bookmarkStart w:id="88" w:name="_Toc15114"/>
+      <w:bookmarkStart w:id="89" w:name="_Toc25677"/>
+      <w:bookmarkStart w:id="90" w:name="_Toc3409"/>
       <w:r>
         <w:rPr>
           <w:rFonts w:hint="eastAsia"/>
@@ -39476,12 +39551,12 @@
           <w:lang w:eastAsia="zh-CN"/>
         </w:rPr>
       </w:pPr>
-      <w:bookmarkStart w:id="91" w:name="_Toc22162_WPSOffice_Level1"/>
-      <w:bookmarkStart w:id="92" w:name="_Toc14611_WPSOffice_Level1"/>
-      <w:bookmarkStart w:id="93" w:name="_Toc13275"/>
-      <w:bookmarkStart w:id="94" w:name="_Toc17792_WPSOffice_Level2"/>
-      <w:bookmarkStart w:id="95" w:name="_Toc22623"/>
-      <w:bookmarkStart w:id="96" w:name="_Toc19584_WPSOffice_Level1"/>
+      <w:bookmarkStart w:id="91" w:name="_Toc17792_WPSOffice_Level2"/>
+      <w:bookmarkStart w:id="92" w:name="_Toc13275"/>
+      <w:bookmarkStart w:id="93" w:name="_Toc22623"/>
+      <w:bookmarkStart w:id="94" w:name="_Toc14611_WPSOffice_Level1"/>
+      <w:bookmarkStart w:id="95" w:name="_Toc19584_WPSOffice_Level1"/>
+      <w:bookmarkStart w:id="96" w:name="_Toc22162_WPSOffice_Level1"/>
     </w:p>
     <w:p>
       <w:pPr>

--- a/WebContent/docx/DNA损伤修复基因检测-45基因-双样本-常德市第一人民医院.docx
+++ b/WebContent/docx/DNA损伤修复基因检测-45基因-双样本-常德市第一人民医院.docx
@@ -451,8 +451,8 @@
           <w14:props3d w14:extrusionH="0" w14:contourW="0" w14:prstMaterial="clear"/>
         </w:rPr>
       </w:pPr>
-      <w:bookmarkStart w:id="0" w:name="_Toc3823"/>
-      <w:bookmarkStart w:id="1" w:name="_Toc534807930"/>
+      <w:bookmarkStart w:id="0" w:name="_Toc534807930"/>
+      <w:bookmarkStart w:id="1" w:name="_Toc3823"/>
       <w:r>
         <w:rPr>
           <w:rFonts w:hint="eastAsia" w:ascii="Times New Roman" w:hAnsi="Times New Roman" w:eastAsia="微软雅黑" w:cs="Times New Roman"/>
@@ -2861,14 +2861,14 @@
           </w14:shadow>
         </w:rPr>
       </w:pPr>
-      <w:bookmarkStart w:id="2" w:name="_Toc30143_WPSOffice_Level1"/>
-      <w:bookmarkStart w:id="3" w:name="_Toc24178_WPSOffice_Level1"/>
-      <w:bookmarkStart w:id="4" w:name="_Toc21669"/>
-      <w:bookmarkStart w:id="5" w:name="_Toc21009_WPSOffice_Level1"/>
-      <w:bookmarkStart w:id="6" w:name="_Toc13613"/>
-      <w:bookmarkStart w:id="7" w:name="_Toc13806"/>
-      <w:bookmarkStart w:id="8" w:name="_Toc17451"/>
-      <w:bookmarkStart w:id="9" w:name="_Toc18062_WPSOffice_Level1"/>
+      <w:bookmarkStart w:id="2" w:name="_Toc21669"/>
+      <w:bookmarkStart w:id="3" w:name="_Toc13806"/>
+      <w:bookmarkStart w:id="4" w:name="_Toc13613"/>
+      <w:bookmarkStart w:id="5" w:name="_Toc24178_WPSOffice_Level1"/>
+      <w:bookmarkStart w:id="6" w:name="_Toc30143_WPSOffice_Level1"/>
+      <w:bookmarkStart w:id="7" w:name="_Toc21009_WPSOffice_Level1"/>
+      <w:bookmarkStart w:id="8" w:name="_Toc18062_WPSOffice_Level1"/>
+      <w:bookmarkStart w:id="9" w:name="_Toc17451"/>
       <w:bookmarkStart w:id="10" w:name="_Toc11015_WPSOffice_Level1"/>
       <w:bookmarkStart w:id="11" w:name="_Toc7021_WPSOffice_Level1"/>
       <w:r>
@@ -5597,6 +5597,14 @@
         <w:gridCol w:w="2294"/>
       </w:tblGrid>
       <w:tr>
+        <w:tblPrEx>
+          <w:tblCellMar>
+            <w:top w:w="0" w:type="dxa"/>
+            <w:left w:w="0" w:type="dxa"/>
+            <w:bottom w:w="0" w:type="dxa"/>
+            <w:right w:w="0" w:type="dxa"/>
+          </w:tblCellMar>
+        </w:tblPrEx>
         <w:trPr>
           <w:trHeight w:val="441" w:hRule="exact"/>
           <w:jc w:val="right"/>
@@ -5808,7 +5816,7 @@
                 </mc:Choice>
                 <mc:Fallback>
                   <w:pict>
-                    <v:group id="_x0000_s1026" o:spid="_x0000_s1026" o:spt="203" style="position:absolute;left:0pt;margin-left:0.6pt;margin-top:-37.8pt;height:113.6pt;width:240.8pt;z-index:251670528;mso-width-relative:page;mso-height-relative:page;" coordorigin="19211,18842" coordsize="4816,2272" o:gfxdata="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">
+                    <v:group id="_x0000_s1026" o:spid="_x0000_s1026" o:spt="203" style="position:absolute;left:0pt;margin-left:0.6pt;margin-top:-37.8pt;height:113.6pt;width:240.8pt;z-index:251670528;mso-width-relative:page;mso-height-relative:page;" coordorigin="19211,18842" coordsize="4816,2272" o:gfxdata="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">
                       <o:lock v:ext="edit" aspectratio="f"/>
                       <v:group id="组合 6" o:spid="_x0000_s1026" o:spt="203" style="position:absolute;left:19211;top:18842;height:2273;width:4816;" coordorigin="19199,18902" coordsize="4816,2273" o:gfxdata="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">
                         <o:lock v:ext="edit" aspectratio="f"/>
@@ -6379,7 +6387,7 @@
                 </mc:Choice>
                 <mc:Fallback>
                   <w:pict>
-                    <v:group id="_x0000_s1026" o:spid="_x0000_s1026" o:spt="203" style="position:absolute;left:0pt;margin-left:0pt;margin-top:-29.2pt;height:113.65pt;width:246.8pt;z-index:251671552;mso-width-relative:page;mso-height-relative:page;" coordorigin="19199,20810" coordsize="4936,2273" o:gfxdata="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">
+                    <v:group id="_x0000_s1026" o:spid="_x0000_s1026" o:spt="203" style="position:absolute;left:0pt;margin-left:0pt;margin-top:-29.2pt;height:113.65pt;width:246.8pt;z-index:251671552;mso-width-relative:page;mso-height-relative:page;" coordorigin="19199,20810" coordsize="4936,2273" o:gfxdata="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">
                       <o:lock v:ext="edit" aspectratio="f"/>
                       <v:group id="组合 23" o:spid="_x0000_s1026" o:spt="203" style="position:absolute;left:19199;top:20810;height:2273;width:4936;" coordorigin="19199,20810" coordsize="4936,2273" o:gfxdata="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">
                         <o:lock v:ext="edit" aspectratio="f"/>
@@ -6686,17 +6694,17 @@
         </w:rPr>
       </w:pPr>
       <w:bookmarkStart w:id="18" w:name="_Toc21059"/>
-      <w:bookmarkStart w:id="19" w:name="_Toc23387"/>
-      <w:bookmarkStart w:id="20" w:name="_Toc149837255"/>
-      <w:bookmarkStart w:id="21" w:name="_Toc2781"/>
-      <w:bookmarkStart w:id="22" w:name="_Toc20136_WPSOffice_Level1"/>
-      <w:bookmarkStart w:id="23" w:name="_Toc19898_WPSOffice_Level1"/>
-      <w:bookmarkStart w:id="24" w:name="_Toc22132"/>
-      <w:bookmarkStart w:id="25" w:name="_Toc15289_WPSOffice_Level3"/>
-      <w:bookmarkStart w:id="26" w:name="_Toc13196_WPSOffice_Level1"/>
+      <w:bookmarkStart w:id="19" w:name="_Toc149837255"/>
+      <w:bookmarkStart w:id="20" w:name="_Toc23387"/>
+      <w:bookmarkStart w:id="21" w:name="_Toc22132"/>
+      <w:bookmarkStart w:id="22" w:name="_Toc19898_WPSOffice_Level1"/>
+      <w:bookmarkStart w:id="23" w:name="_Toc20136_WPSOffice_Level1"/>
+      <w:bookmarkStart w:id="24" w:name="_Toc2781"/>
+      <w:bookmarkStart w:id="25" w:name="_Toc1707_WPSOffice_Level1"/>
+      <w:bookmarkStart w:id="26" w:name="_Toc15289_WPSOffice_Level3"/>
       <w:bookmarkStart w:id="27" w:name="_Toc27302"/>
-      <w:bookmarkStart w:id="28" w:name="_Toc1707_WPSOffice_Level1"/>
-      <w:bookmarkStart w:id="29" w:name="_Toc21764_WPSOffice_Level1"/>
+      <w:bookmarkStart w:id="28" w:name="_Toc21764_WPSOffice_Level1"/>
+      <w:bookmarkStart w:id="29" w:name="_Toc13196_WPSOffice_Level1"/>
       <w:bookmarkStart w:id="30" w:name="_Toc6931_WPSOffice_Level3"/>
       <w:r>
         <w:rPr>
@@ -8453,12 +8461,12 @@
         </w:rPr>
       </w:pPr>
       <w:bookmarkStart w:id="31" w:name="_Toc25587"/>
-      <w:bookmarkStart w:id="32" w:name="_Toc149837256"/>
-      <w:bookmarkStart w:id="33" w:name="_Toc24235"/>
-      <w:bookmarkStart w:id="34" w:name="_Toc11015_WPSOffice_Level2"/>
-      <w:bookmarkStart w:id="35" w:name="_Toc9088"/>
-      <w:bookmarkStart w:id="36" w:name="_Toc23375"/>
-      <w:bookmarkStart w:id="37" w:name="_Toc18062_WPSOffice_Level2"/>
+      <w:bookmarkStart w:id="32" w:name="_Toc24235"/>
+      <w:bookmarkStart w:id="33" w:name="_Toc149837256"/>
+      <w:bookmarkStart w:id="34" w:name="_Toc23375"/>
+      <w:bookmarkStart w:id="35" w:name="_Toc18062_WPSOffice_Level2"/>
+      <w:bookmarkStart w:id="36" w:name="_Toc9088"/>
+      <w:bookmarkStart w:id="37" w:name="_Toc11015_WPSOffice_Level2"/>
       <w:r>
         <w:rPr>
           <w:rStyle w:val="42"/>
@@ -8497,8 +8505,8 @@
           <w:lang w:eastAsia="zh-CN"/>
         </w:rPr>
       </w:pPr>
-      <w:bookmarkStart w:id="38" w:name="_Toc14389"/>
-      <w:bookmarkStart w:id="39" w:name="_Toc149837258"/>
+      <w:bookmarkStart w:id="38" w:name="_Toc149837258"/>
+      <w:bookmarkStart w:id="39" w:name="_Toc14389"/>
       <w:r>
         <w:rPr>
           <w:rFonts w:hint="eastAsia"/>
@@ -13340,8 +13348,8 @@
         </w:numPr>
         <w:jc w:val="left"/>
       </w:pPr>
-      <w:bookmarkStart w:id="40" w:name="_Toc149837259"/>
-      <w:bookmarkStart w:id="41" w:name="_Toc32574"/>
+      <w:bookmarkStart w:id="40" w:name="_Toc32574"/>
+      <w:bookmarkStart w:id="41" w:name="_Toc149837259"/>
       <w:r>
         <w:rPr>
           <w:rFonts w:hint="eastAsia"/>
@@ -17242,13 +17250,13 @@
           <w:lang w:eastAsia="zh-CN"/>
         </w:rPr>
       </w:pPr>
-      <w:bookmarkStart w:id="42" w:name="_Toc29923"/>
-      <w:bookmarkStart w:id="43" w:name="_Toc149837260"/>
-      <w:bookmarkStart w:id="44" w:name="_Toc4331_WPSOffice_Level1"/>
-      <w:bookmarkStart w:id="45" w:name="_Toc25727"/>
+      <w:bookmarkStart w:id="42" w:name="_Toc149837260"/>
+      <w:bookmarkStart w:id="43" w:name="_Toc29923"/>
+      <w:bookmarkStart w:id="44" w:name="_Toc23846_WPSOffice_Level1"/>
+      <w:bookmarkStart w:id="45" w:name="_Toc4331_WPSOffice_Level1"/>
       <w:bookmarkStart w:id="46" w:name="_Toc23903"/>
-      <w:bookmarkStart w:id="47" w:name="_Toc23846_WPSOffice_Level1"/>
-      <w:bookmarkStart w:id="48" w:name="_Toc32443_WPSOffice_Level1"/>
+      <w:bookmarkStart w:id="47" w:name="_Toc32443_WPSOffice_Level1"/>
+      <w:bookmarkStart w:id="48" w:name="_Toc25727"/>
       <w:r>
         <w:rPr>
           <w:rFonts w:hint="eastAsia"/>
@@ -17829,10 +17837,10 @@
           <w:lang w:eastAsia="zh-CN"/>
         </w:rPr>
       </w:pPr>
-      <w:bookmarkStart w:id="49" w:name="_Toc12578"/>
-      <w:bookmarkStart w:id="50" w:name="_Toc106719764"/>
-      <w:bookmarkStart w:id="51" w:name="_Toc20034"/>
-      <w:bookmarkStart w:id="52" w:name="_Toc10223"/>
+      <w:bookmarkStart w:id="49" w:name="_Toc10223"/>
+      <w:bookmarkStart w:id="50" w:name="_Toc20034"/>
+      <w:bookmarkStart w:id="51" w:name="_Toc106719764"/>
+      <w:bookmarkStart w:id="52" w:name="_Toc12578"/>
       <w:r>
         <w:rPr>
           <w:rFonts w:hint="eastAsia"/>
@@ -20927,8 +20935,8 @@
         </w:rPr>
       </w:pPr>
       <w:bookmarkStart w:id="53" w:name="_Toc149837263"/>
-      <w:bookmarkStart w:id="54" w:name="_Toc180"/>
-      <w:bookmarkStart w:id="55" w:name="_Toc27788"/>
+      <w:bookmarkStart w:id="54" w:name="_Toc27788"/>
+      <w:bookmarkStart w:id="55" w:name="_Toc180"/>
       <w:r>
         <w:rPr>
           <w:color w:val="62B541"/>
@@ -20983,9 +20991,9 @@
       </w:pPr>
       <w:bookmarkStart w:id="56" w:name="_Toc23606"/>
       <w:bookmarkStart w:id="57" w:name="_Toc32302"/>
-      <w:bookmarkStart w:id="58" w:name="_Toc21197"/>
-      <w:bookmarkStart w:id="59" w:name="_Toc32443_WPSOffice_Level2"/>
-      <w:bookmarkStart w:id="60" w:name="_Toc4331_WPSOffice_Level2"/>
+      <w:bookmarkStart w:id="58" w:name="_Toc32443_WPSOffice_Level2"/>
+      <w:bookmarkStart w:id="59" w:name="_Toc4331_WPSOffice_Level2"/>
+      <w:bookmarkStart w:id="60" w:name="_Toc21197"/>
       <w:bookmarkStart w:id="61" w:name="_Toc149837264"/>
       <w:r>
         <w:rPr>
@@ -25682,8 +25690,6 @@
         </w:rPr>
         <w:t>1</w:t>
       </w:r>
-      <w:bookmarkStart w:id="99" w:name="_GoBack"/>
-      <w:bookmarkEnd w:id="99"/>
       <w:r>
         <w:rPr>
           <w:rFonts w:hint="eastAsia" w:ascii="Times New Roman" w:hAnsi="Times New Roman" w:eastAsia="微软雅黑" w:cs="Times New Roman"/>
@@ -34321,8 +34327,8 @@
           </w14:shadow>
         </w:rPr>
       </w:pPr>
-      <w:bookmarkStart w:id="64" w:name="_Toc15949"/>
-      <w:bookmarkStart w:id="65" w:name="_Toc14695"/>
+      <w:bookmarkStart w:id="64" w:name="_Toc14695"/>
+      <w:bookmarkStart w:id="65" w:name="_Toc15949"/>
       <w:r>
         <w:rPr>
           <w:color w:val="62B541"/>
@@ -34357,9 +34363,9 @@
           <w:lang w:eastAsia="zh-CN"/>
         </w:rPr>
       </w:pPr>
-      <w:bookmarkStart w:id="66" w:name="_Toc14255_WPSOffice_Level1"/>
+      <w:bookmarkStart w:id="66" w:name="_Toc19763"/>
       <w:bookmarkStart w:id="67" w:name="_Toc16392"/>
-      <w:bookmarkStart w:id="68" w:name="_Toc19763"/>
+      <w:bookmarkStart w:id="68" w:name="_Toc14255_WPSOffice_Level1"/>
       <w:bookmarkStart w:id="69" w:name="_Toc15840_WPSOffice_Level1"/>
       <w:r>
         <w:rPr>
@@ -37726,8 +37732,8 @@
       <w:bookmarkStart w:id="74" w:name="_Toc5425"/>
       <w:bookmarkStart w:id="75" w:name="_Toc26427"/>
       <w:bookmarkStart w:id="76" w:name="_Toc28454_WPSOffice_Level1"/>
-      <w:bookmarkStart w:id="77" w:name="_Toc20170_WPSOffice_Level1"/>
-      <w:bookmarkStart w:id="78" w:name="_Toc26985_WPSOffice_Level1"/>
+      <w:bookmarkStart w:id="77" w:name="_Toc26985_WPSOffice_Level1"/>
+      <w:bookmarkStart w:id="78" w:name="_Toc20170_WPSOffice_Level1"/>
       <w:r>
         <w:rPr>
           <w:rFonts w:hint="eastAsia"/>
@@ -38441,9 +38447,9 @@
           <w:lang w:eastAsia="zh-CN"/>
         </w:rPr>
       </w:pPr>
-      <w:bookmarkStart w:id="79" w:name="_Toc3846"/>
-      <w:bookmarkStart w:id="80" w:name="_Toc2622"/>
-      <w:bookmarkStart w:id="81" w:name="_Toc5400"/>
+      <w:bookmarkStart w:id="79" w:name="_Toc5400"/>
+      <w:bookmarkStart w:id="80" w:name="_Toc3846"/>
+      <w:bookmarkStart w:id="81" w:name="_Toc2622"/>
       <w:r>
         <w:rPr>
           <w:rFonts w:ascii="Times New Roman" w:hAnsi="Times New Roman" w:eastAsia="微软雅黑" w:cs="Times New Roman"/>
@@ -38597,9 +38603,9 @@
           <w:lang w:eastAsia="zh-CN"/>
         </w:rPr>
       </w:pPr>
-      <w:bookmarkStart w:id="82" w:name="_Toc10299"/>
+      <w:bookmarkStart w:id="82" w:name="_Toc7995"/>
       <w:bookmarkStart w:id="83" w:name="_Toc126"/>
-      <w:bookmarkStart w:id="84" w:name="_Toc7995"/>
+      <w:bookmarkStart w:id="84" w:name="_Toc10299"/>
       <w:r>
         <w:rPr>
           <w:rFonts w:ascii="Times New Roman" w:hAnsi="Times New Roman" w:eastAsia="微软雅黑" w:cs="Times New Roman"/>
@@ -39287,29 +39293,78 @@
     </w:tbl>
     <w:p>
       <w:pPr>
-        <w:rPr>
-          <w:lang w:eastAsia="zh-CN"/>
-        </w:rPr>
-      </w:pPr>
-      <w:r>
-        <w:rPr>
-          <w:rFonts w:ascii="Times New Roman" w:hAnsi="Times New Roman" w:eastAsia="微软雅黑" w:cs="Times New Roman"/>
+        <w:numPr>
+          <w:ilvl w:val="0"/>
+          <w:numId w:val="0"/>
+        </w:numPr>
+        <w:ind w:leftChars="0"/>
+        <w:rPr>
+          <w:rFonts w:hint="default" w:ascii="Times New Roman" w:hAnsi="Times New Roman" w:eastAsia="微软雅黑" w:cs="Times New Roman"/>
           <w:b/>
           <w:bCs/>
           <w:sz w:val="18"/>
           <w:szCs w:val="18"/>
           <w:lang w:eastAsia="zh-CN"/>
         </w:rPr>
+      </w:pPr>
+      <w:r>
+        <w:rPr>
+          <w:rFonts w:hint="default" w:ascii="Times New Roman" w:hAnsi="Times New Roman" w:eastAsia="微软雅黑" w:cs="Times New Roman"/>
+          <w:b/>
+          <w:bCs/>
+          <w:sz w:val="18"/>
+          <w:szCs w:val="18"/>
+          <w:lang w:eastAsia="zh-CN"/>
+        </w:rPr>
         <w:t>注：</w:t>
       </w:r>
+    </w:p>
+    <w:p>
+      <w:pPr>
+        <w:numPr>
+          <w:ilvl w:val="0"/>
+          <w:numId w:val="15"/>
+        </w:numPr>
+        <w:ind w:leftChars="0"/>
+        <w:rPr>
+          <w:rFonts w:hint="default" w:ascii="Times New Roman" w:hAnsi="Times New Roman" w:eastAsia="微软雅黑" w:cs="Times New Roman"/>
+          <w:sz w:val="18"/>
+          <w:szCs w:val="18"/>
+          <w:lang w:eastAsia="zh-CN"/>
+        </w:rPr>
+      </w:pPr>
+      <w:r>
+        <w:rPr>
+          <w:rFonts w:hint="default" w:ascii="Times New Roman" w:hAnsi="Times New Roman" w:eastAsia="微软雅黑" w:cs="Times New Roman"/>
+          <w:sz w:val="18"/>
+          <w:szCs w:val="18"/>
+          <w:lang w:eastAsia="zh-CN"/>
+        </w:rPr>
+        <w:t>红色标注基因表示本次检出结果阳性，无红色标注基因表示本次检出结果阴性。</w:t>
+      </w:r>
+    </w:p>
+    <w:p>
+      <w:pPr>
+        <w:numPr>
+          <w:ilvl w:val="0"/>
+          <w:numId w:val="15"/>
+        </w:numPr>
+        <w:ind w:leftChars="0"/>
+        <w:rPr>
+          <w:lang w:eastAsia="zh-CN"/>
+        </w:rPr>
+      </w:pPr>
+      <w:bookmarkStart w:id="99" w:name="_GoBack"/>
+      <w:bookmarkEnd w:id="99"/>
       <w:r>
         <w:rPr>
           <w:rFonts w:hint="eastAsia" w:ascii="Times New Roman" w:hAnsi="Times New Roman" w:eastAsia="微软雅黑" w:cs="Times New Roman"/>
           <w:sz w:val="18"/>
           <w:szCs w:val="18"/>
-          <w:lang w:eastAsia="zh-CN"/>
-        </w:rPr>
-        <w:t>红色标注基因表示本次检出结果阳性，无红色标注基因表示本次检出结果阴性。</w:t>
+          <w:highlight w:val="none"/>
+          <w:lang w:val="en-US" w:eastAsia="zh-CN"/>
+        </w:rPr>
+        <w:t>仅BRCA1、BRCA2基因检测大片段缺失。</w:t>
       </w:r>
       <w:r>
         <w:rPr>
@@ -39332,8 +39387,8 @@
           <w:lang w:eastAsia="zh-CN"/>
         </w:rPr>
       </w:pPr>
-      <w:bookmarkStart w:id="87" w:name="_Toc20203"/>
-      <w:bookmarkStart w:id="88" w:name="_Toc15114"/>
+      <w:bookmarkStart w:id="87" w:name="_Toc15114"/>
+      <w:bookmarkStart w:id="88" w:name="_Toc20203"/>
       <w:bookmarkStart w:id="89" w:name="_Toc25677"/>
       <w:bookmarkStart w:id="90" w:name="_Toc3409"/>
       <w:r>
@@ -39551,11 +39606,11 @@
           <w:lang w:eastAsia="zh-CN"/>
         </w:rPr>
       </w:pPr>
-      <w:bookmarkStart w:id="91" w:name="_Toc17792_WPSOffice_Level2"/>
-      <w:bookmarkStart w:id="92" w:name="_Toc13275"/>
-      <w:bookmarkStart w:id="93" w:name="_Toc22623"/>
-      <w:bookmarkStart w:id="94" w:name="_Toc14611_WPSOffice_Level1"/>
-      <w:bookmarkStart w:id="95" w:name="_Toc19584_WPSOffice_Level1"/>
+      <w:bookmarkStart w:id="91" w:name="_Toc22623"/>
+      <w:bookmarkStart w:id="92" w:name="_Toc14611_WPSOffice_Level1"/>
+      <w:bookmarkStart w:id="93" w:name="_Toc13275"/>
+      <w:bookmarkStart w:id="94" w:name="_Toc19584_WPSOffice_Level1"/>
+      <w:bookmarkStart w:id="95" w:name="_Toc17792_WPSOffice_Level2"/>
       <w:bookmarkStart w:id="96" w:name="_Toc22162_WPSOffice_Level1"/>
     </w:p>
     <w:p>
@@ -39572,8 +39627,8 @@
           <w:lang w:eastAsia="zh-CN"/>
         </w:rPr>
       </w:pPr>
-      <w:bookmarkStart w:id="97" w:name="_Toc29077"/>
-      <w:bookmarkStart w:id="98" w:name="_Toc12195"/>
+      <w:bookmarkStart w:id="97" w:name="_Toc12195"/>
+      <w:bookmarkStart w:id="98" w:name="_Toc29077"/>
       <w:r>
         <w:rPr>
           <w:rFonts w:hint="eastAsia"/>
@@ -43259,6 +43314,27 @@
     </w:lvl>
   </w:abstractNum>
   <w:abstractNum w:abstractNumId="6">
+    <w:nsid w:val="2D319487"/>
+    <w:multiLevelType w:val="singleLevel"/>
+    <w:tmpl w:val="2D319487"/>
+    <w:lvl w:ilvl="0" w:tentative="0">
+      <w:start w:val="1"/>
+      <w:numFmt w:val="decimal"/>
+      <w:lvlText w:val="%1."/>
+      <w:lvlJc w:val="left"/>
+      <w:pPr>
+        <w:tabs>
+          <w:tab w:val="left" w:pos="312"/>
+        </w:tabs>
+      </w:pPr>
+      <w:rPr>
+        <w:rFonts w:hint="default" w:ascii="Times New Roman" w:hAnsi="Times New Roman" w:cs="Times New Roman"/>
+        <w:sz w:val="18"/>
+        <w:szCs w:val="18"/>
+      </w:rPr>
+    </w:lvl>
+  </w:abstractNum>
+  <w:abstractNum w:abstractNumId="7">
     <w:nsid w:val="34613CBC"/>
     <w:multiLevelType w:val="multilevel"/>
     <w:tmpl w:val="34613CBC"/>
@@ -43376,7 +43452,7 @@
       </w:rPr>
     </w:lvl>
   </w:abstractNum>
-  <w:abstractNum w:abstractNumId="7">
+  <w:abstractNum w:abstractNumId="8">
     <w:nsid w:val="361A96C8"/>
     <w:multiLevelType w:val="singleLevel"/>
     <w:tmpl w:val="361A96C8"/>
@@ -43396,7 +43472,7 @@
       </w:rPr>
     </w:lvl>
   </w:abstractNum>
-  <w:abstractNum w:abstractNumId="8">
+  <w:abstractNum w:abstractNumId="9">
     <w:nsid w:val="3FE2A38E"/>
     <w:multiLevelType w:val="singleLevel"/>
     <w:tmpl w:val="3FE2A38E"/>
@@ -43413,7 +43489,7 @@
       </w:rPr>
     </w:lvl>
   </w:abstractNum>
-  <w:abstractNum w:abstractNumId="9">
+  <w:abstractNum w:abstractNumId="10">
     <w:nsid w:val="537D38B0"/>
     <w:multiLevelType w:val="multilevel"/>
     <w:tmpl w:val="537D38B0"/>
@@ -43531,7 +43607,7 @@
       </w:rPr>
     </w:lvl>
   </w:abstractNum>
-  <w:abstractNum w:abstractNumId="10">
+  <w:abstractNum w:abstractNumId="11">
     <w:nsid w:val="58AABCAB"/>
     <w:multiLevelType w:val="singleLevel"/>
     <w:tmpl w:val="58AABCAB"/>
@@ -43548,7 +43624,7 @@
       </w:rPr>
     </w:lvl>
   </w:abstractNum>
-  <w:abstractNum w:abstractNumId="11">
+  <w:abstractNum w:abstractNumId="12">
     <w:nsid w:val="5B812BEF"/>
     <w:multiLevelType w:val="multilevel"/>
     <w:tmpl w:val="5B812BEF"/>
@@ -43666,7 +43742,7 @@
       </w:rPr>
     </w:lvl>
   </w:abstractNum>
-  <w:abstractNum w:abstractNumId="12">
+  <w:abstractNum w:abstractNumId="13">
     <w:nsid w:val="64416983"/>
     <w:multiLevelType w:val="multilevel"/>
     <w:tmpl w:val="64416983"/>
@@ -43780,7 +43856,7 @@
       </w:rPr>
     </w:lvl>
   </w:abstractNum>
-  <w:abstractNum w:abstractNumId="13">
+  <w:abstractNum w:abstractNumId="14">
     <w:nsid w:val="6BAC6FD5"/>
     <w:multiLevelType w:val="singleLevel"/>
     <w:tmpl w:val="6BAC6FD5"/>
@@ -43793,19 +43869,19 @@
     </w:lvl>
   </w:abstractNum>
   <w:num w:numId="1">
-    <w:abstractNumId w:val="9"/>
+    <w:abstractNumId w:val="10"/>
   </w:num>
   <w:num w:numId="2">
-    <w:abstractNumId w:val="12"/>
+    <w:abstractNumId w:val="13"/>
   </w:num>
   <w:num w:numId="3">
-    <w:abstractNumId w:val="11"/>
+    <w:abstractNumId w:val="12"/>
   </w:num>
   <w:num w:numId="4">
     <w:abstractNumId w:val="5"/>
   </w:num>
   <w:num w:numId="5">
-    <w:abstractNumId w:val="6"/>
+    <w:abstractNumId w:val="7"/>
   </w:num>
   <w:num w:numId="6">
     <w:abstractNumId w:val="1"/>
@@ -43814,25 +43890,28 @@
     <w:abstractNumId w:val="0"/>
   </w:num>
   <w:num w:numId="8">
-    <w:abstractNumId w:val="7"/>
+    <w:abstractNumId w:val="8"/>
   </w:num>
   <w:num w:numId="9">
     <w:abstractNumId w:val="3"/>
   </w:num>
   <w:num w:numId="10">
-    <w:abstractNumId w:val="8"/>
+    <w:abstractNumId w:val="9"/>
   </w:num>
   <w:num w:numId="11">
     <w:abstractNumId w:val="4"/>
   </w:num>
   <w:num w:numId="12">
-    <w:abstractNumId w:val="10"/>
+    <w:abstractNumId w:val="11"/>
   </w:num>
   <w:num w:numId="13">
     <w:abstractNumId w:val="2"/>
   </w:num>
   <w:num w:numId="14">
-    <w:abstractNumId w:val="13"/>
+    <w:abstractNumId w:val="14"/>
+  </w:num>
+  <w:num w:numId="15">
+    <w:abstractNumId w:val="6"/>
   </w:num>
 </w:numbering>
 </file>

--- a/WebContent/docx/DNA损伤修复基因检测-45基因-双样本-常德市第一人民医院.docx
+++ b/WebContent/docx/DNA损伤修复基因检测-45基因-双样本-常德市第一人民医院.docx
@@ -11,7 +11,7 @@
       </w:pPr>
       <w:r>
         <w:drawing>
-          <wp:anchor distT="0" distB="0" distL="0" distR="0" simplePos="0" relativeHeight="251669504" behindDoc="0" locked="0" layoutInCell="1" allowOverlap="1">
+          <wp:anchor distT="0" distB="0" distL="0" distR="0" simplePos="0" relativeHeight="251668480" behindDoc="0" locked="0" layoutInCell="1" allowOverlap="1">
             <wp:simplePos x="0" y="0"/>
             <wp:positionH relativeFrom="column">
               <wp:posOffset>2259330</wp:posOffset>
@@ -63,6 +63,438 @@
       </w:r>
       <w:r>
         <w:rPr>
+          <w:sz w:val="22"/>
+        </w:rPr>
+        <mc:AlternateContent>
+          <mc:Choice Requires="wps">
+            <w:drawing>
+              <wp:anchor distT="0" distB="0" distL="114300" distR="114300" simplePos="0" relativeHeight="251672576" behindDoc="0" locked="0" layoutInCell="1" allowOverlap="1">
+                <wp:simplePos x="0" y="0"/>
+                <wp:positionH relativeFrom="column">
+                  <wp:posOffset>2654935</wp:posOffset>
+                </wp:positionH>
+                <wp:positionV relativeFrom="paragraph">
+                  <wp:posOffset>9298305</wp:posOffset>
+                </wp:positionV>
+                <wp:extent cx="4082415" cy="957580"/>
+                <wp:effectExtent l="0" t="0" r="0" b="0"/>
+                <wp:wrapNone/>
+                <wp:docPr id="30" name="文本框 30"/>
+                <wp:cNvGraphicFramePr/>
+                <a:graphic xmlns:a="http://schemas.openxmlformats.org/drawingml/2006/main">
+                  <a:graphicData uri="http://schemas.microsoft.com/office/word/2010/wordprocessingShape">
+                    <wps:wsp>
+                      <wps:cNvSpPr txBox="1"/>
+                      <wps:spPr>
+                        <a:xfrm>
+                          <a:off x="0" y="0"/>
+                          <a:ext cx="4082415" cy="957580"/>
+                        </a:xfrm>
+                        <a:prstGeom prst="rect">
+                          <a:avLst/>
+                        </a:prstGeom>
+                        <a:noFill/>
+                        <a:ln w="6350">
+                          <a:noFill/>
+                        </a:ln>
+                      </wps:spPr>
+                      <wps:style>
+                        <a:lnRef idx="0">
+                          <a:schemeClr val="accent1"/>
+                        </a:lnRef>
+                        <a:fillRef idx="0">
+                          <a:schemeClr val="accent1"/>
+                        </a:fillRef>
+                        <a:effectRef idx="0">
+                          <a:schemeClr val="accent1"/>
+                        </a:effectRef>
+                        <a:fontRef idx="minor">
+                          <a:schemeClr val="dk1"/>
+                        </a:fontRef>
+                      </wps:style>
+                      <wps:txbx>
+                        <w:txbxContent>
+                          <w:p>
+                            <w:pPr>
+                              <w:jc w:val="right"/>
+                              <w:rPr>
+                                <w:rFonts w:ascii="Times New Roman" w:hAnsi="Times New Roman" w:eastAsia="等线" w:cs="宋体"/>
+                                <w:sz w:val="24"/>
+                                <w:szCs w:val="22"/>
+                                <w:lang w:val="en-US" w:eastAsia="zh-CN" w:bidi="ar-SA"/>
+                              </w:rPr>
+                            </w:pPr>
+                            <w:r>
+                              <w:rPr>
+                                <w:rFonts w:ascii="Times New Roman" w:hAnsi="Times New Roman" w:eastAsia="等线" w:cs="宋体"/>
+                                <w:sz w:val="24"/>
+                                <w:szCs w:val="22"/>
+                                <w:lang w:val="en-US" w:eastAsia="zh-CN" w:bidi="ar-SA"/>
+                              </w:rPr>
+                              <w:t>{{ summaryOfRresults.binary | ci(</w:t>
+                            </w:r>
+                            <w:r>
+                              <w:rPr>
+                                <w:rFonts w:hint="eastAsia" w:ascii="Times New Roman" w:hAnsi="Times New Roman" w:eastAsia="等线" w:cs="宋体"/>
+                                <w:sz w:val="24"/>
+                                <w:szCs w:val="22"/>
+                                <w:lang w:val="en-US" w:eastAsia="zh-CN" w:bidi="ar-SA"/>
+                              </w:rPr>
+                              <w:t>35.4</w:t>
+                            </w:r>
+                            <w:r>
+                              <w:rPr>
+                                <w:rFonts w:ascii="Times New Roman" w:hAnsi="Times New Roman" w:eastAsia="等线" w:cs="宋体"/>
+                                <w:sz w:val="24"/>
+                                <w:szCs w:val="22"/>
+                                <w:lang w:val="en-US" w:eastAsia="zh-CN" w:bidi="ar-SA"/>
+                              </w:rPr>
+                              <w:t>,</w:t>
+                            </w:r>
+                            <w:r>
+                              <w:rPr>
+                                <w:rFonts w:hint="eastAsia" w:ascii="Times New Roman" w:hAnsi="Times New Roman" w:eastAsia="等线" w:cs="宋体"/>
+                                <w:sz w:val="24"/>
+                                <w:szCs w:val="22"/>
+                                <w:lang w:val="en-US" w:eastAsia="zh-CN" w:bidi="ar-SA"/>
+                              </w:rPr>
+                              <w:t>35.4</w:t>
+                            </w:r>
+                            <w:r>
+                              <w:rPr>
+                                <w:rFonts w:ascii="Times New Roman" w:hAnsi="Times New Roman" w:eastAsia="等线" w:cs="宋体"/>
+                                <w:sz w:val="24"/>
+                                <w:szCs w:val="22"/>
+                                <w:lang w:val="en-US" w:eastAsia="zh-CN" w:bidi="ar-SA"/>
+                              </w:rPr>
+                              <w:t>) }}</w:t>
+                            </w:r>
+                          </w:p>
+                          <w:p>
+                            <w:pPr>
+                              <w:jc w:val="right"/>
+                              <w:rPr>
+                                <w:rFonts w:hint="eastAsia" w:ascii="微软雅黑" w:hAnsi="微软雅黑" w:eastAsia="微软雅黑" w:cs="微软雅黑"/>
+                                <w:b/>
+                                <w:bCs/>
+                                <w:color w:val="538135"/>
+                                <w:sz w:val="20"/>
+                                <w:szCs w:val="20"/>
+                                <w:lang w:val="en-US" w:eastAsia="zh-CN" w:bidi="ar-SA"/>
+                              </w:rPr>
+                            </w:pPr>
+                            <w:r>
+                              <w:rPr>
+                                <w:rFonts w:hint="eastAsia" w:ascii="微软雅黑" w:hAnsi="微软雅黑" w:eastAsia="微软雅黑" w:cs="微软雅黑"/>
+                                <w:b/>
+                                <w:bCs/>
+                                <w:color w:val="538135"/>
+                                <w:sz w:val="20"/>
+                                <w:szCs w:val="20"/>
+                                <w:lang w:val="en-US" w:eastAsia="zh-CN" w:bidi="ar-SA"/>
+                              </w:rPr>
+                              <w:t>扫码认证</w:t>
+                            </w:r>
+                          </w:p>
+                          <w:p>
+                            <w:pPr>
+                              <w:widowControl/>
+                              <w:jc w:val="right"/>
+                              <w:rPr>
+                                <w:rFonts w:hint="eastAsia" w:ascii="微软雅黑" w:hAnsi="微软雅黑" w:eastAsia="微软雅黑" w:cs="微软雅黑"/>
+                                <w:b/>
+                                <w:bCs/>
+                                <w:color w:val="538135"/>
+                                <w:sz w:val="20"/>
+                                <w:szCs w:val="20"/>
+                                <w:lang w:val="en-US" w:eastAsia="zh-CN" w:bidi="ar-SA"/>
+                              </w:rPr>
+                            </w:pPr>
+                            <w:r>
+                              <w:rPr>
+                                <w:rFonts w:hint="eastAsia" w:ascii="微软雅黑" w:hAnsi="微软雅黑" w:eastAsia="微软雅黑" w:cs="微软雅黑"/>
+                                <w:b/>
+                                <w:bCs/>
+                                <w:color w:val="538135"/>
+                                <w:sz w:val="20"/>
+                                <w:szCs w:val="20"/>
+                                <w:lang w:val="en-US" w:eastAsia="zh-CN" w:bidi="ar-SA"/>
+                              </w:rPr>
+                              <w:t>请受检者接收本报告后务必通过扫描防伪二维码确认报告真实性</w:t>
+                            </w:r>
+                          </w:p>
+                        </w:txbxContent>
+                      </wps:txbx>
+                      <wps:bodyPr rot="0" spcFirstLastPara="0" vertOverflow="overflow" horzOverflow="overflow" vert="horz" wrap="square" lIns="91440" tIns="45720" rIns="91440" bIns="45720" numCol="1" spcCol="0" rtlCol="0" fromWordArt="0" anchor="t" anchorCtr="0" forceAA="0" compatLnSpc="1">
+                        <a:noAutofit/>
+                      </wps:bodyPr>
+                    </wps:wsp>
+                  </a:graphicData>
+                </a:graphic>
+              </wp:anchor>
+            </w:drawing>
+          </mc:Choice>
+          <mc:Fallback>
+            <w:pict>
+              <v:shape id="_x0000_s1026" o:spid="_x0000_s1026" o:spt="202" type="#_x0000_t202" style="position:absolute;left:0pt;margin-left:209.05pt;margin-top:732.15pt;height:75.4pt;width:321.45pt;z-index:251672576;mso-width-relative:page;mso-height-relative:page;" filled="f" stroked="f" coordsize="21600,21600" o:gfxdata="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">
+                <v:fill on="f" focussize="0,0"/>
+                <v:stroke on="f" weight="0.5pt"/>
+                <v:imagedata o:title=""/>
+                <o:lock v:ext="edit" aspectratio="f"/>
+                <v:textbox>
+                  <w:txbxContent>
+                    <w:p>
+                      <w:pPr>
+                        <w:jc w:val="right"/>
+                        <w:rPr>
+                          <w:rFonts w:ascii="Times New Roman" w:hAnsi="Times New Roman" w:eastAsia="等线" w:cs="宋体"/>
+                          <w:sz w:val="24"/>
+                          <w:szCs w:val="22"/>
+                          <w:lang w:val="en-US" w:eastAsia="zh-CN" w:bidi="ar-SA"/>
+                        </w:rPr>
+                      </w:pPr>
+                      <w:r>
+                        <w:rPr>
+                          <w:rFonts w:ascii="Times New Roman" w:hAnsi="Times New Roman" w:eastAsia="等线" w:cs="宋体"/>
+                          <w:sz w:val="24"/>
+                          <w:szCs w:val="22"/>
+                          <w:lang w:val="en-US" w:eastAsia="zh-CN" w:bidi="ar-SA"/>
+                        </w:rPr>
+                        <w:t>{{ summaryOfRresults.binary | ci(</w:t>
+                      </w:r>
+                      <w:r>
+                        <w:rPr>
+                          <w:rFonts w:hint="eastAsia" w:ascii="Times New Roman" w:hAnsi="Times New Roman" w:eastAsia="等线" w:cs="宋体"/>
+                          <w:sz w:val="24"/>
+                          <w:szCs w:val="22"/>
+                          <w:lang w:val="en-US" w:eastAsia="zh-CN" w:bidi="ar-SA"/>
+                        </w:rPr>
+                        <w:t>35.4</w:t>
+                      </w:r>
+                      <w:r>
+                        <w:rPr>
+                          <w:rFonts w:ascii="Times New Roman" w:hAnsi="Times New Roman" w:eastAsia="等线" w:cs="宋体"/>
+                          <w:sz w:val="24"/>
+                          <w:szCs w:val="22"/>
+                          <w:lang w:val="en-US" w:eastAsia="zh-CN" w:bidi="ar-SA"/>
+                        </w:rPr>
+                        <w:t>,</w:t>
+                      </w:r>
+                      <w:r>
+                        <w:rPr>
+                          <w:rFonts w:hint="eastAsia" w:ascii="Times New Roman" w:hAnsi="Times New Roman" w:eastAsia="等线" w:cs="宋体"/>
+                          <w:sz w:val="24"/>
+                          <w:szCs w:val="22"/>
+                          <w:lang w:val="en-US" w:eastAsia="zh-CN" w:bidi="ar-SA"/>
+                        </w:rPr>
+                        <w:t>35.4</w:t>
+                      </w:r>
+                      <w:r>
+                        <w:rPr>
+                          <w:rFonts w:ascii="Times New Roman" w:hAnsi="Times New Roman" w:eastAsia="等线" w:cs="宋体"/>
+                          <w:sz w:val="24"/>
+                          <w:szCs w:val="22"/>
+                          <w:lang w:val="en-US" w:eastAsia="zh-CN" w:bidi="ar-SA"/>
+                        </w:rPr>
+                        <w:t>) }}</w:t>
+                      </w:r>
+                    </w:p>
+                    <w:p>
+                      <w:pPr>
+                        <w:jc w:val="right"/>
+                        <w:rPr>
+                          <w:rFonts w:hint="eastAsia" w:ascii="微软雅黑" w:hAnsi="微软雅黑" w:eastAsia="微软雅黑" w:cs="微软雅黑"/>
+                          <w:b/>
+                          <w:bCs/>
+                          <w:color w:val="538135"/>
+                          <w:sz w:val="20"/>
+                          <w:szCs w:val="20"/>
+                          <w:lang w:val="en-US" w:eastAsia="zh-CN" w:bidi="ar-SA"/>
+                        </w:rPr>
+                      </w:pPr>
+                      <w:r>
+                        <w:rPr>
+                          <w:rFonts w:hint="eastAsia" w:ascii="微软雅黑" w:hAnsi="微软雅黑" w:eastAsia="微软雅黑" w:cs="微软雅黑"/>
+                          <w:b/>
+                          <w:bCs/>
+                          <w:color w:val="538135"/>
+                          <w:sz w:val="20"/>
+                          <w:szCs w:val="20"/>
+                          <w:lang w:val="en-US" w:eastAsia="zh-CN" w:bidi="ar-SA"/>
+                        </w:rPr>
+                        <w:t>扫码认证</w:t>
+                      </w:r>
+                    </w:p>
+                    <w:p>
+                      <w:pPr>
+                        <w:widowControl/>
+                        <w:jc w:val="right"/>
+                        <w:rPr>
+                          <w:rFonts w:hint="eastAsia" w:ascii="微软雅黑" w:hAnsi="微软雅黑" w:eastAsia="微软雅黑" w:cs="微软雅黑"/>
+                          <w:b/>
+                          <w:bCs/>
+                          <w:color w:val="538135"/>
+                          <w:sz w:val="20"/>
+                          <w:szCs w:val="20"/>
+                          <w:lang w:val="en-US" w:eastAsia="zh-CN" w:bidi="ar-SA"/>
+                        </w:rPr>
+                      </w:pPr>
+                      <w:r>
+                        <w:rPr>
+                          <w:rFonts w:hint="eastAsia" w:ascii="微软雅黑" w:hAnsi="微软雅黑" w:eastAsia="微软雅黑" w:cs="微软雅黑"/>
+                          <w:b/>
+                          <w:bCs/>
+                          <w:color w:val="538135"/>
+                          <w:sz w:val="20"/>
+                          <w:szCs w:val="20"/>
+                          <w:lang w:val="en-US" w:eastAsia="zh-CN" w:bidi="ar-SA"/>
+                        </w:rPr>
+                        <w:t>请受检者接收本报告后务必通过扫描防伪二维码确认报告真实性</w:t>
+                      </w:r>
+                    </w:p>
+                  </w:txbxContent>
+                </v:textbox>
+              </v:shape>
+            </w:pict>
+          </mc:Fallback>
+        </mc:AlternateContent>
+      </w:r>
+      <w:bookmarkStart w:id="99" w:name="_GoBack"/>
+      <w:r>
+        <w:rPr>
+          <w:sz w:val="22"/>
+        </w:rPr>
+        <mc:AlternateContent>
+          <mc:Choice Requires="wps">
+            <w:drawing>
+              <wp:anchor distT="0" distB="0" distL="114300" distR="114300" simplePos="0" relativeHeight="251671552" behindDoc="0" locked="0" layoutInCell="1" allowOverlap="1">
+                <wp:simplePos x="0" y="0"/>
+                <wp:positionH relativeFrom="column">
+                  <wp:posOffset>415925</wp:posOffset>
+                </wp:positionH>
+                <wp:positionV relativeFrom="paragraph">
+                  <wp:posOffset>9989185</wp:posOffset>
+                </wp:positionV>
+                <wp:extent cx="1788160" cy="316865"/>
+                <wp:effectExtent l="0" t="0" r="10160" b="3175"/>
+                <wp:wrapNone/>
+                <wp:docPr id="8" name="文本框 8"/>
+                <wp:cNvGraphicFramePr/>
+                <a:graphic xmlns:a="http://schemas.openxmlformats.org/drawingml/2006/main">
+                  <a:graphicData uri="http://schemas.microsoft.com/office/word/2010/wordprocessingShape">
+                    <wps:wsp>
+                      <wps:cNvSpPr txBox="1"/>
+                      <wps:spPr>
+                        <a:xfrm>
+                          <a:off x="0" y="0"/>
+                          <a:ext cx="1788160" cy="316865"/>
+                        </a:xfrm>
+                        <a:prstGeom prst="rect">
+                          <a:avLst/>
+                        </a:prstGeom>
+                        <a:solidFill>
+                          <a:schemeClr val="lt1"/>
+                        </a:solidFill>
+                        <a:ln w="6350">
+                          <a:noFill/>
+                        </a:ln>
+                      </wps:spPr>
+                      <wps:style>
+                        <a:lnRef idx="0">
+                          <a:schemeClr val="accent1"/>
+                        </a:lnRef>
+                        <a:fillRef idx="0">
+                          <a:schemeClr val="accent1"/>
+                        </a:fillRef>
+                        <a:effectRef idx="0">
+                          <a:schemeClr val="accent1"/>
+                        </a:effectRef>
+                        <a:fontRef idx="minor">
+                          <a:schemeClr val="dk1"/>
+                        </a:fontRef>
+                      </wps:style>
+                      <wps:txbx>
+                        <w:txbxContent>
+                          <w:p>
+                            <w:pPr>
+                              <w:rPr>
+                                <w:rFonts w:hint="eastAsia" w:ascii="黑体" w:hAnsi="黑体" w:eastAsia="黑体" w:cs="黑体"/>
+                                <w:b w:val="0"/>
+                                <w:bCs w:val="0"/>
+                                <w:color w:val="7C7C7C" w:themeColor="accent3" w:themeShade="BF"/>
+                                <w:sz w:val="24"/>
+                                <w:szCs w:val="24"/>
+                                <w:lang w:val="en-US" w:eastAsia="zh-CN"/>
+                              </w:rPr>
+                            </w:pPr>
+                            <w:r>
+                              <w:rPr>
+                                <w:rFonts w:hint="eastAsia" w:ascii="黑体" w:hAnsi="黑体" w:eastAsia="黑体" w:cs="黑体"/>
+                                <w:b w:val="0"/>
+                                <w:bCs w:val="0"/>
+                                <w:color w:val="7C7C7C" w:themeColor="accent3" w:themeShade="BF"/>
+                                <w:sz w:val="24"/>
+                                <w:szCs w:val="24"/>
+                                <w:lang w:val="en-US" w:eastAsia="zh-CN"/>
+                              </w:rPr>
+                              <w:t>基因科技守护生命健康</w:t>
+                            </w:r>
+                          </w:p>
+                        </w:txbxContent>
+                      </wps:txbx>
+                      <wps:bodyPr rot="0" spcFirstLastPara="0" vertOverflow="overflow" horzOverflow="overflow" vert="horz" wrap="square" lIns="91440" tIns="45720" rIns="91440" bIns="45720" numCol="1" spcCol="0" rtlCol="0" fromWordArt="0" anchor="t" anchorCtr="0" forceAA="0" compatLnSpc="1">
+                        <a:noAutofit/>
+                      </wps:bodyPr>
+                    </wps:wsp>
+                  </a:graphicData>
+                </a:graphic>
+              </wp:anchor>
+            </w:drawing>
+          </mc:Choice>
+          <mc:Fallback>
+            <w:pict>
+              <v:shape id="_x0000_s1026" o:spid="_x0000_s1026" o:spt="202" type="#_x0000_t202" style="position:absolute;left:0pt;margin-left:32.75pt;margin-top:786.55pt;height:24.95pt;width:140.8pt;z-index:251671552;mso-width-relative:page;mso-height-relative:page;" fillcolor="#FFFFFF [3201]" filled="t" stroked="f" coordsize="21600,21600" o:gfxdata="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">
+                <v:fill on="t" focussize="0,0"/>
+                <v:stroke on="f" weight="0.5pt"/>
+                <v:imagedata o:title=""/>
+                <o:lock v:ext="edit" aspectratio="f"/>
+                <v:textbox>
+                  <w:txbxContent>
+                    <w:p>
+                      <w:pPr>
+                        <w:rPr>
+                          <w:rFonts w:hint="eastAsia" w:ascii="黑体" w:hAnsi="黑体" w:eastAsia="黑体" w:cs="黑体"/>
+                          <w:b w:val="0"/>
+                          <w:bCs w:val="0"/>
+                          <w:color w:val="7C7C7C" w:themeColor="accent3" w:themeShade="BF"/>
+                          <w:sz w:val="24"/>
+                          <w:szCs w:val="24"/>
+                          <w:lang w:val="en-US" w:eastAsia="zh-CN"/>
+                        </w:rPr>
+                      </w:pPr>
+                      <w:r>
+                        <w:rPr>
+                          <w:rFonts w:hint="eastAsia" w:ascii="黑体" w:hAnsi="黑体" w:eastAsia="黑体" w:cs="黑体"/>
+                          <w:b w:val="0"/>
+                          <w:bCs w:val="0"/>
+                          <w:color w:val="7C7C7C" w:themeColor="accent3" w:themeShade="BF"/>
+                          <w:sz w:val="24"/>
+                          <w:szCs w:val="24"/>
+                          <w:lang w:val="en-US" w:eastAsia="zh-CN"/>
+                        </w:rPr>
+                        <w:t>基因科技守护生命健康</w:t>
+                      </w:r>
+                    </w:p>
+                  </w:txbxContent>
+                </v:textbox>
+              </v:shape>
+            </w:pict>
+          </mc:Fallback>
+        </mc:AlternateContent>
+      </w:r>
+      <w:bookmarkEnd w:id="99"/>
+      <w:r>
+        <w:rPr>
           <w:lang w:eastAsia="zh-CN"/>
         </w:rPr>
         <w:drawing>
@@ -112,127 +544,39 @@
           </wp:anchor>
         </w:drawing>
       </w:r>
-      <w:r>
-        <mc:AlternateContent>
-          <mc:Choice Requires="wps">
-            <w:drawing>
-              <wp:anchor distT="0" distB="0" distL="114300" distR="114300" simplePos="0" relativeHeight="251663360" behindDoc="0" locked="0" layoutInCell="1" allowOverlap="1">
-                <wp:simplePos x="0" y="0"/>
-                <wp:positionH relativeFrom="column">
-                  <wp:posOffset>644525</wp:posOffset>
-                </wp:positionH>
-                <wp:positionV relativeFrom="paragraph">
-                  <wp:posOffset>9524365</wp:posOffset>
-                </wp:positionV>
-                <wp:extent cx="1788160" cy="316865"/>
-                <wp:effectExtent l="0" t="0" r="2540" b="6985"/>
-                <wp:wrapNone/>
-                <wp:docPr id="25" name="文本框 25"/>
-                <wp:cNvGraphicFramePr/>
-                <a:graphic xmlns:a="http://schemas.openxmlformats.org/drawingml/2006/main">
-                  <a:graphicData uri="http://schemas.microsoft.com/office/word/2010/wordprocessingShape">
-                    <wps:wsp>
-                      <wps:cNvSpPr txBox="1"/>
-                      <wps:spPr>
-                        <a:xfrm>
-                          <a:off x="0" y="0"/>
-                          <a:ext cx="1788160" cy="316865"/>
-                        </a:xfrm>
-                        <a:prstGeom prst="rect">
-                          <a:avLst/>
-                        </a:prstGeom>
-                        <a:solidFill>
-                          <a:schemeClr val="lt1"/>
-                        </a:solidFill>
-                        <a:ln w="6350">
-                          <a:noFill/>
-                        </a:ln>
-                      </wps:spPr>
-                      <wps:style>
-                        <a:lnRef idx="0">
-                          <a:schemeClr val="accent1"/>
-                        </a:lnRef>
-                        <a:fillRef idx="0">
-                          <a:schemeClr val="accent1"/>
-                        </a:fillRef>
-                        <a:effectRef idx="0">
-                          <a:schemeClr val="accent1"/>
-                        </a:effectRef>
-                        <a:fontRef idx="minor">
-                          <a:schemeClr val="dk1"/>
-                        </a:fontRef>
-                      </wps:style>
-                      <wps:txbx>
-                        <w:txbxContent>
-                          <w:p>
-                            <w:pPr>
-                              <w:rPr>
-                                <w:rFonts w:ascii="黑体" w:hAnsi="黑体" w:eastAsia="黑体" w:cs="黑体"/>
-                                <w:color w:val="7C7C7C" w:themeColor="accent3" w:themeShade="BF"/>
-                                <w:sz w:val="24"/>
-                                <w:szCs w:val="24"/>
-                                <w:lang w:eastAsia="zh-CN"/>
-                              </w:rPr>
-                            </w:pPr>
-                            <w:r>
-                              <w:rPr>
-                                <w:rFonts w:hint="eastAsia" w:ascii="黑体" w:hAnsi="黑体" w:eastAsia="黑体" w:cs="黑体"/>
-                                <w:color w:val="7C7C7C" w:themeColor="accent3" w:themeShade="BF"/>
-                                <w:sz w:val="24"/>
-                                <w:szCs w:val="24"/>
-                                <w:lang w:eastAsia="zh-CN"/>
-                              </w:rPr>
-                              <w:t>基因科技守护生命健康</w:t>
-                            </w:r>
-                          </w:p>
-                        </w:txbxContent>
-                      </wps:txbx>
-                      <wps:bodyPr rot="0" spcFirstLastPara="0" vertOverflow="overflow" horzOverflow="overflow" vert="horz" wrap="square" lIns="91440" tIns="45720" rIns="91440" bIns="45720" numCol="1" spcCol="0" rtlCol="0" fromWordArt="0" anchor="t" anchorCtr="0" forceAA="0" compatLnSpc="1">
-                        <a:noAutofit/>
-                      </wps:bodyPr>
-                    </wps:wsp>
-                  </a:graphicData>
-                </a:graphic>
-              </wp:anchor>
-            </w:drawing>
-          </mc:Choice>
-          <mc:Fallback>
-            <w:pict>
-              <v:shape id="_x0000_s1026" o:spid="_x0000_s1026" o:spt="202" type="#_x0000_t202" style="position:absolute;left:0pt;margin-left:50.75pt;margin-top:749.95pt;height:24.95pt;width:140.8pt;z-index:251663360;mso-width-relative:page;mso-height-relative:page;" fillcolor="#FFFFFF [3201]" filled="t" stroked="f" coordsize="21600,21600" o:gfxdata="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">
-                <v:fill on="t" focussize="0,0"/>
-                <v:stroke on="f" weight="0.5pt"/>
-                <v:imagedata o:title=""/>
-                <o:lock v:ext="edit" aspectratio="f"/>
-                <v:textbox>
-                  <w:txbxContent>
-                    <w:p>
-                      <w:pPr>
-                        <w:rPr>
-                          <w:rFonts w:ascii="黑体" w:hAnsi="黑体" w:eastAsia="黑体" w:cs="黑体"/>
-                          <w:color w:val="7C7C7C" w:themeColor="accent3" w:themeShade="BF"/>
-                          <w:sz w:val="24"/>
-                          <w:szCs w:val="24"/>
-                          <w:lang w:eastAsia="zh-CN"/>
-                        </w:rPr>
-                      </w:pPr>
-                      <w:r>
-                        <w:rPr>
-                          <w:rFonts w:hint="eastAsia" w:ascii="黑体" w:hAnsi="黑体" w:eastAsia="黑体" w:cs="黑体"/>
-                          <w:color w:val="7C7C7C" w:themeColor="accent3" w:themeShade="BF"/>
-                          <w:sz w:val="24"/>
-                          <w:szCs w:val="24"/>
-                          <w:lang w:eastAsia="zh-CN"/>
-                        </w:rPr>
-                        <w:t>基因科技守护生命健康</w:t>
-                      </w:r>
-                    </w:p>
-                  </w:txbxContent>
-                </v:textbox>
-              </v:shape>
-            </w:pict>
-          </mc:Fallback>
-        </mc:AlternateContent>
-      </w:r>
+    </w:p>
+    <w:p>
+      <w:pPr>
+        <w:rPr>
+          <w:lang w:eastAsia="zh-CN"/>
+        </w:rPr>
+      </w:pPr>
+    </w:p>
+    <w:p>
+      <w:pPr>
+        <w:rPr>
+          <w:rFonts w:ascii="Times New Roman" w:hAnsi="Times New Roman" w:eastAsia="微软雅黑" w:cs="Times New Roman"/>
+          <w:lang w:eastAsia="zh-CN"/>
+        </w:rPr>
+      </w:pPr>
+    </w:p>
+    <w:p>
+      <w:pPr>
+        <w:rPr>
+          <w:rFonts w:ascii="Times New Roman" w:hAnsi="Times New Roman" w:eastAsia="微软雅黑" w:cs="Times New Roman"/>
+          <w:lang w:eastAsia="zh-CN"/>
+        </w:rPr>
+        <w:sectPr>
+          <w:headerReference r:id="rId4" w:type="first"/>
+          <w:footerReference r:id="rId6" w:type="first"/>
+          <w:headerReference r:id="rId3" w:type="default"/>
+          <w:footerReference r:id="rId5" w:type="default"/>
+          <w:pgSz w:w="11910" w:h="16840"/>
+          <w:pgMar w:top="0" w:right="0" w:bottom="0" w:left="0" w:header="283" w:footer="567" w:gutter="0"/>
+          <w:cols w:space="720" w:num="1"/>
+          <w:docGrid w:linePitch="299" w:charSpace="0"/>
+        </w:sectPr>
+      </w:pPr>
       <w:r>
         <mc:AlternateContent>
           <mc:Choice Requires="wps">
@@ -243,9 +587,9 @@
                   <wp:posOffset>592455</wp:posOffset>
                 </wp:positionH>
                 <wp:positionV relativeFrom="paragraph">
-                  <wp:posOffset>7666990</wp:posOffset>
+                  <wp:posOffset>7119620</wp:posOffset>
                 </wp:positionV>
-                <wp:extent cx="6637655" cy="2312035"/>
+                <wp:extent cx="6637655" cy="2357120"/>
                 <wp:effectExtent l="0" t="0" r="0" b="0"/>
                 <wp:wrapNone/>
                 <wp:docPr id="24" name="文本框 24"/>
@@ -257,7 +601,7 @@
                       <wps:spPr>
                         <a:xfrm>
                           <a:off x="0" y="0"/>
-                          <a:ext cx="6637655" cy="2312035"/>
+                          <a:ext cx="6637655" cy="2357120"/>
                         </a:xfrm>
                         <a:prstGeom prst="rect">
                           <a:avLst/>
@@ -338,7 +682,7 @@
           </mc:Choice>
           <mc:Fallback>
             <w:pict>
-              <v:shape id="_x0000_s1026" o:spid="_x0000_s1026" o:spt="202" type="#_x0000_t202" style="position:absolute;left:0pt;margin-left:46.65pt;margin-top:603.7pt;height:182.05pt;width:522.65pt;z-index:251662336;mso-width-relative:page;mso-height-relative:page;" filled="f" stroked="f" coordsize="21600,21600" o:gfxdata="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">
+              <v:shape id="_x0000_s1026" o:spid="_x0000_s1026" o:spt="202" type="#_x0000_t202" style="position:absolute;left:0pt;margin-left:46.65pt;margin-top:560.6pt;height:185.6pt;width:522.65pt;z-index:251662336;mso-width-relative:page;mso-height-relative:page;" filled="f" stroked="f" coordsize="21600,21600" o:gfxdata="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">
                 <v:fill on="f" focussize="0,0"/>
                 <v:stroke on="f" weight="0.5pt"/>
                 <v:imagedata o:title=""/>
@@ -397,39 +741,6 @@
     </w:p>
     <w:p>
       <w:pPr>
-        <w:rPr>
-          <w:lang w:eastAsia="zh-CN"/>
-        </w:rPr>
-      </w:pPr>
-    </w:p>
-    <w:p>
-      <w:pPr>
-        <w:rPr>
-          <w:rFonts w:ascii="Times New Roman" w:hAnsi="Times New Roman" w:eastAsia="微软雅黑" w:cs="Times New Roman"/>
-          <w:lang w:eastAsia="zh-CN"/>
-        </w:rPr>
-      </w:pPr>
-    </w:p>
-    <w:p>
-      <w:pPr>
-        <w:rPr>
-          <w:rFonts w:ascii="Times New Roman" w:hAnsi="Times New Roman" w:eastAsia="微软雅黑" w:cs="Times New Roman"/>
-          <w:lang w:eastAsia="zh-CN"/>
-        </w:rPr>
-        <w:sectPr>
-          <w:headerReference r:id="rId4" w:type="first"/>
-          <w:footerReference r:id="rId6" w:type="first"/>
-          <w:headerReference r:id="rId3" w:type="default"/>
-          <w:footerReference r:id="rId5" w:type="default"/>
-          <w:pgSz w:w="11910" w:h="16840"/>
-          <w:pgMar w:top="0" w:right="0" w:bottom="0" w:left="0" w:header="283" w:footer="567" w:gutter="0"/>
-          <w:cols w:space="720" w:num="1"/>
-          <w:docGrid w:linePitch="299" w:charSpace="0"/>
-        </w:sectPr>
-      </w:pPr>
-    </w:p>
-    <w:p>
-      <w:pPr>
         <w:jc w:val="center"/>
         <w:rPr>
           <w:rFonts w:ascii="Times New Roman" w:hAnsi="Times New Roman" w:eastAsia="微软雅黑" w:cs="Times New Roman"/>
@@ -2861,16 +3172,16 @@
           </w14:shadow>
         </w:rPr>
       </w:pPr>
-      <w:bookmarkStart w:id="2" w:name="_Toc21669"/>
-      <w:bookmarkStart w:id="3" w:name="_Toc13806"/>
+      <w:bookmarkStart w:id="2" w:name="_Toc30143_WPSOffice_Level1"/>
+      <w:bookmarkStart w:id="3" w:name="_Toc21009_WPSOffice_Level1"/>
       <w:bookmarkStart w:id="4" w:name="_Toc13613"/>
       <w:bookmarkStart w:id="5" w:name="_Toc24178_WPSOffice_Level1"/>
-      <w:bookmarkStart w:id="6" w:name="_Toc30143_WPSOffice_Level1"/>
-      <w:bookmarkStart w:id="7" w:name="_Toc21009_WPSOffice_Level1"/>
-      <w:bookmarkStart w:id="8" w:name="_Toc18062_WPSOffice_Level1"/>
-      <w:bookmarkStart w:id="9" w:name="_Toc17451"/>
-      <w:bookmarkStart w:id="10" w:name="_Toc11015_WPSOffice_Level1"/>
-      <w:bookmarkStart w:id="11" w:name="_Toc7021_WPSOffice_Level1"/>
+      <w:bookmarkStart w:id="6" w:name="_Toc13806"/>
+      <w:bookmarkStart w:id="7" w:name="_Toc21669"/>
+      <w:bookmarkStart w:id="8" w:name="_Toc11015_WPSOffice_Level1"/>
+      <w:bookmarkStart w:id="9" w:name="_Toc7021_WPSOffice_Level1"/>
+      <w:bookmarkStart w:id="10" w:name="_Toc17451"/>
+      <w:bookmarkStart w:id="11" w:name="_Toc18062_WPSOffice_Level1"/>
       <w:r>
         <w:rPr>
           <w:color w:val="62B541"/>
@@ -4065,8 +4376,8 @@
           <w:lang w:eastAsia="zh-CN"/>
         </w:rPr>
       </w:pPr>
-      <w:bookmarkStart w:id="16" w:name="_Toc149837254"/>
-      <w:bookmarkStart w:id="17" w:name="_Toc12212"/>
+      <w:bookmarkStart w:id="16" w:name="_Toc12212"/>
+      <w:bookmarkStart w:id="17" w:name="_Toc149837254"/>
       <w:r>
         <w:rPr>
           <w:rFonts w:hint="eastAsia"/>
@@ -5662,7 +5973,7 @@
               <mc:AlternateContent>
                 <mc:Choice Requires="wpg">
                   <w:drawing>
-                    <wp:anchor distT="0" distB="0" distL="114300" distR="114300" simplePos="0" relativeHeight="251670528" behindDoc="0" locked="0" layoutInCell="1" allowOverlap="1">
+                    <wp:anchor distT="0" distB="0" distL="114300" distR="114300" simplePos="0" relativeHeight="251669504" behindDoc="0" locked="0" layoutInCell="1" allowOverlap="1">
                       <wp:simplePos x="0" y="0"/>
                       <wp:positionH relativeFrom="column">
                         <wp:posOffset>7620</wp:posOffset>
@@ -5816,7 +6127,7 @@
                 </mc:Choice>
                 <mc:Fallback>
                   <w:pict>
-                    <v:group id="_x0000_s1026" o:spid="_x0000_s1026" o:spt="203" style="position:absolute;left:0pt;margin-left:0.6pt;margin-top:-37.8pt;height:113.6pt;width:240.8pt;z-index:251670528;mso-width-relative:page;mso-height-relative:page;" coordorigin="19211,18842" coordsize="4816,2272" o:gfxdata="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">
+                    <v:group id="_x0000_s1026" o:spid="_x0000_s1026" o:spt="203" style="position:absolute;left:0pt;margin-left:0.6pt;margin-top:-37.8pt;height:113.6pt;width:240.8pt;z-index:251669504;mso-width-relative:page;mso-height-relative:page;" coordorigin="19211,18842" coordsize="4816,2272" o:gfxdata="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">
                       <o:lock v:ext="edit" aspectratio="f"/>
                       <v:group id="组合 6" o:spid="_x0000_s1026" o:spt="203" style="position:absolute;left:19211;top:18842;height:2273;width:4816;" coordorigin="19199,18902" coordsize="4816,2273" o:gfxdata="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">
                         <o:lock v:ext="edit" aspectratio="f"/>
@@ -6229,7 +6540,7 @@
               <mc:AlternateContent>
                 <mc:Choice Requires="wpg">
                   <w:drawing>
-                    <wp:anchor distT="0" distB="0" distL="114300" distR="114300" simplePos="0" relativeHeight="251671552" behindDoc="0" locked="0" layoutInCell="1" allowOverlap="1">
+                    <wp:anchor distT="0" distB="0" distL="114300" distR="114300" simplePos="0" relativeHeight="251670528" behindDoc="0" locked="0" layoutInCell="1" allowOverlap="1">
                       <wp:simplePos x="0" y="0"/>
                       <wp:positionH relativeFrom="column">
                         <wp:posOffset>0</wp:posOffset>
@@ -6387,7 +6698,7 @@
                 </mc:Choice>
                 <mc:Fallback>
                   <w:pict>
-                    <v:group id="_x0000_s1026" o:spid="_x0000_s1026" o:spt="203" style="position:absolute;left:0pt;margin-left:0pt;margin-top:-29.2pt;height:113.65pt;width:246.8pt;z-index:251671552;mso-width-relative:page;mso-height-relative:page;" coordorigin="19199,20810" coordsize="4936,2273" o:gfxdata="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">
+                    <v:group id="_x0000_s1026" o:spid="_x0000_s1026" o:spt="203" style="position:absolute;left:0pt;margin-left:0pt;margin-top:-29.2pt;height:113.65pt;width:246.8pt;z-index:251670528;mso-width-relative:page;mso-height-relative:page;" coordorigin="19199,20810" coordsize="4936,2273" o:gfxdata="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">
                       <o:lock v:ext="edit" aspectratio="f"/>
                       <v:group id="组合 23" o:spid="_x0000_s1026" o:spt="203" style="position:absolute;left:19199;top:20810;height:2273;width:4936;" coordorigin="19199,20810" coordsize="4936,2273" o:gfxdata="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">
                         <o:lock v:ext="edit" aspectratio="f"/>
@@ -6694,17 +7005,17 @@
         </w:rPr>
       </w:pPr>
       <w:bookmarkStart w:id="18" w:name="_Toc21059"/>
-      <w:bookmarkStart w:id="19" w:name="_Toc149837255"/>
-      <w:bookmarkStart w:id="20" w:name="_Toc23387"/>
-      <w:bookmarkStart w:id="21" w:name="_Toc22132"/>
-      <w:bookmarkStart w:id="22" w:name="_Toc19898_WPSOffice_Level1"/>
-      <w:bookmarkStart w:id="23" w:name="_Toc20136_WPSOffice_Level1"/>
-      <w:bookmarkStart w:id="24" w:name="_Toc2781"/>
-      <w:bookmarkStart w:id="25" w:name="_Toc1707_WPSOffice_Level1"/>
-      <w:bookmarkStart w:id="26" w:name="_Toc15289_WPSOffice_Level3"/>
-      <w:bookmarkStart w:id="27" w:name="_Toc27302"/>
-      <w:bookmarkStart w:id="28" w:name="_Toc21764_WPSOffice_Level1"/>
-      <w:bookmarkStart w:id="29" w:name="_Toc13196_WPSOffice_Level1"/>
+      <w:bookmarkStart w:id="19" w:name="_Toc23387"/>
+      <w:bookmarkStart w:id="20" w:name="_Toc149837255"/>
+      <w:bookmarkStart w:id="21" w:name="_Toc2781"/>
+      <w:bookmarkStart w:id="22" w:name="_Toc20136_WPSOffice_Level1"/>
+      <w:bookmarkStart w:id="23" w:name="_Toc19898_WPSOffice_Level1"/>
+      <w:bookmarkStart w:id="24" w:name="_Toc22132"/>
+      <w:bookmarkStart w:id="25" w:name="_Toc15289_WPSOffice_Level3"/>
+      <w:bookmarkStart w:id="26" w:name="_Toc27302"/>
+      <w:bookmarkStart w:id="27" w:name="_Toc21764_WPSOffice_Level1"/>
+      <w:bookmarkStart w:id="28" w:name="_Toc13196_WPSOffice_Level1"/>
+      <w:bookmarkStart w:id="29" w:name="_Toc1707_WPSOffice_Level1"/>
       <w:bookmarkStart w:id="30" w:name="_Toc6931_WPSOffice_Level3"/>
       <w:r>
         <w:rPr>
@@ -8460,13 +8771,13 @@
           </w14:shadow>
         </w:rPr>
       </w:pPr>
-      <w:bookmarkStart w:id="31" w:name="_Toc25587"/>
+      <w:bookmarkStart w:id="31" w:name="_Toc149837256"/>
       <w:bookmarkStart w:id="32" w:name="_Toc24235"/>
-      <w:bookmarkStart w:id="33" w:name="_Toc149837256"/>
-      <w:bookmarkStart w:id="34" w:name="_Toc23375"/>
-      <w:bookmarkStart w:id="35" w:name="_Toc18062_WPSOffice_Level2"/>
-      <w:bookmarkStart w:id="36" w:name="_Toc9088"/>
-      <w:bookmarkStart w:id="37" w:name="_Toc11015_WPSOffice_Level2"/>
+      <w:bookmarkStart w:id="33" w:name="_Toc25587"/>
+      <w:bookmarkStart w:id="34" w:name="_Toc18062_WPSOffice_Level2"/>
+      <w:bookmarkStart w:id="35" w:name="_Toc11015_WPSOffice_Level2"/>
+      <w:bookmarkStart w:id="36" w:name="_Toc23375"/>
+      <w:bookmarkStart w:id="37" w:name="_Toc9088"/>
       <w:r>
         <w:rPr>
           <w:rStyle w:val="42"/>
@@ -17252,10 +17563,10 @@
       </w:pPr>
       <w:bookmarkStart w:id="42" w:name="_Toc149837260"/>
       <w:bookmarkStart w:id="43" w:name="_Toc29923"/>
-      <w:bookmarkStart w:id="44" w:name="_Toc23846_WPSOffice_Level1"/>
+      <w:bookmarkStart w:id="44" w:name="_Toc23903"/>
       <w:bookmarkStart w:id="45" w:name="_Toc4331_WPSOffice_Level1"/>
-      <w:bookmarkStart w:id="46" w:name="_Toc23903"/>
-      <w:bookmarkStart w:id="47" w:name="_Toc32443_WPSOffice_Level1"/>
+      <w:bookmarkStart w:id="46" w:name="_Toc32443_WPSOffice_Level1"/>
+      <w:bookmarkStart w:id="47" w:name="_Toc23846_WPSOffice_Level1"/>
       <w:bookmarkStart w:id="48" w:name="_Toc25727"/>
       <w:r>
         <w:rPr>
@@ -17837,10 +18148,10 @@
           <w:lang w:eastAsia="zh-CN"/>
         </w:rPr>
       </w:pPr>
-      <w:bookmarkStart w:id="49" w:name="_Toc10223"/>
+      <w:bookmarkStart w:id="49" w:name="_Toc106719764"/>
       <w:bookmarkStart w:id="50" w:name="_Toc20034"/>
-      <w:bookmarkStart w:id="51" w:name="_Toc106719764"/>
-      <w:bookmarkStart w:id="52" w:name="_Toc12578"/>
+      <w:bookmarkStart w:id="51" w:name="_Toc12578"/>
+      <w:bookmarkStart w:id="52" w:name="_Toc10223"/>
       <w:r>
         <w:rPr>
           <w:rFonts w:hint="eastAsia"/>
@@ -20935,8 +21246,8 @@
         </w:rPr>
       </w:pPr>
       <w:bookmarkStart w:id="53" w:name="_Toc149837263"/>
-      <w:bookmarkStart w:id="54" w:name="_Toc27788"/>
-      <w:bookmarkStart w:id="55" w:name="_Toc180"/>
+      <w:bookmarkStart w:id="54" w:name="_Toc180"/>
+      <w:bookmarkStart w:id="55" w:name="_Toc27788"/>
       <w:r>
         <w:rPr>
           <w:color w:val="62B541"/>
@@ -20990,10 +21301,10 @@
         </w:rPr>
       </w:pPr>
       <w:bookmarkStart w:id="56" w:name="_Toc23606"/>
-      <w:bookmarkStart w:id="57" w:name="_Toc32302"/>
-      <w:bookmarkStart w:id="58" w:name="_Toc32443_WPSOffice_Level2"/>
-      <w:bookmarkStart w:id="59" w:name="_Toc4331_WPSOffice_Level2"/>
-      <w:bookmarkStart w:id="60" w:name="_Toc21197"/>
+      <w:bookmarkStart w:id="57" w:name="_Toc32443_WPSOffice_Level2"/>
+      <w:bookmarkStart w:id="58" w:name="_Toc4331_WPSOffice_Level2"/>
+      <w:bookmarkStart w:id="59" w:name="_Toc21197"/>
+      <w:bookmarkStart w:id="60" w:name="_Toc32302"/>
       <w:bookmarkStart w:id="61" w:name="_Toc149837264"/>
       <w:r>
         <w:rPr>
@@ -34327,8 +34638,8 @@
           </w14:shadow>
         </w:rPr>
       </w:pPr>
-      <w:bookmarkStart w:id="64" w:name="_Toc14695"/>
-      <w:bookmarkStart w:id="65" w:name="_Toc15949"/>
+      <w:bookmarkStart w:id="64" w:name="_Toc15949"/>
+      <w:bookmarkStart w:id="65" w:name="_Toc14695"/>
       <w:r>
         <w:rPr>
           <w:color w:val="62B541"/>
@@ -37729,11 +38040,11 @@
           <w:lang w:eastAsia="zh-CN"/>
         </w:rPr>
       </w:pPr>
-      <w:bookmarkStart w:id="74" w:name="_Toc5425"/>
-      <w:bookmarkStart w:id="75" w:name="_Toc26427"/>
-      <w:bookmarkStart w:id="76" w:name="_Toc28454_WPSOffice_Level1"/>
-      <w:bookmarkStart w:id="77" w:name="_Toc26985_WPSOffice_Level1"/>
-      <w:bookmarkStart w:id="78" w:name="_Toc20170_WPSOffice_Level1"/>
+      <w:bookmarkStart w:id="74" w:name="_Toc26427"/>
+      <w:bookmarkStart w:id="75" w:name="_Toc5425"/>
+      <w:bookmarkStart w:id="76" w:name="_Toc20170_WPSOffice_Level1"/>
+      <w:bookmarkStart w:id="77" w:name="_Toc28454_WPSOffice_Level1"/>
+      <w:bookmarkStart w:id="78" w:name="_Toc26985_WPSOffice_Level1"/>
       <w:r>
         <w:rPr>
           <w:rFonts w:hint="eastAsia"/>
@@ -38448,8 +38759,8 @@
         </w:rPr>
       </w:pPr>
       <w:bookmarkStart w:id="79" w:name="_Toc5400"/>
-      <w:bookmarkStart w:id="80" w:name="_Toc3846"/>
-      <w:bookmarkStart w:id="81" w:name="_Toc2622"/>
+      <w:bookmarkStart w:id="80" w:name="_Toc2622"/>
+      <w:bookmarkStart w:id="81" w:name="_Toc3846"/>
       <w:r>
         <w:rPr>
           <w:rFonts w:ascii="Times New Roman" w:hAnsi="Times New Roman" w:eastAsia="微软雅黑" w:cs="Times New Roman"/>
@@ -38781,8 +39092,8 @@
       <w:r>
         <w:br w:type="page"/>
       </w:r>
-      <w:bookmarkStart w:id="85" w:name="_Toc8838"/>
-      <w:bookmarkStart w:id="86" w:name="_Toc8340"/>
+      <w:bookmarkStart w:id="85" w:name="_Toc8340"/>
+      <w:bookmarkStart w:id="86" w:name="_Toc8838"/>
       <w:r>
         <w:rPr>
           <w:rFonts w:hint="eastAsia" w:cs="黑体"/>
@@ -39354,8 +39665,6 @@
           <w:lang w:eastAsia="zh-CN"/>
         </w:rPr>
       </w:pPr>
-      <w:bookmarkStart w:id="99" w:name="_GoBack"/>
-      <w:bookmarkEnd w:id="99"/>
       <w:r>
         <w:rPr>
           <w:rFonts w:hint="eastAsia" w:ascii="Times New Roman" w:hAnsi="Times New Roman" w:eastAsia="微软雅黑" w:cs="Times New Roman"/>
@@ -39388,8 +39697,8 @@
         </w:rPr>
       </w:pPr>
       <w:bookmarkStart w:id="87" w:name="_Toc15114"/>
-      <w:bookmarkStart w:id="88" w:name="_Toc20203"/>
-      <w:bookmarkStart w:id="89" w:name="_Toc25677"/>
+      <w:bookmarkStart w:id="88" w:name="_Toc25677"/>
+      <w:bookmarkStart w:id="89" w:name="_Toc20203"/>
       <w:bookmarkStart w:id="90" w:name="_Toc3409"/>
       <w:r>
         <w:rPr>
@@ -39606,12 +39915,12 @@
           <w:lang w:eastAsia="zh-CN"/>
         </w:rPr>
       </w:pPr>
-      <w:bookmarkStart w:id="91" w:name="_Toc22623"/>
-      <w:bookmarkStart w:id="92" w:name="_Toc14611_WPSOffice_Level1"/>
-      <w:bookmarkStart w:id="93" w:name="_Toc13275"/>
-      <w:bookmarkStart w:id="94" w:name="_Toc19584_WPSOffice_Level1"/>
-      <w:bookmarkStart w:id="95" w:name="_Toc17792_WPSOffice_Level2"/>
-      <w:bookmarkStart w:id="96" w:name="_Toc22162_WPSOffice_Level1"/>
+      <w:bookmarkStart w:id="91" w:name="_Toc19584_WPSOffice_Level1"/>
+      <w:bookmarkStart w:id="92" w:name="_Toc17792_WPSOffice_Level2"/>
+      <w:bookmarkStart w:id="93" w:name="_Toc14611_WPSOffice_Level1"/>
+      <w:bookmarkStart w:id="94" w:name="_Toc22162_WPSOffice_Level1"/>
+      <w:bookmarkStart w:id="95" w:name="_Toc22623"/>
+      <w:bookmarkStart w:id="96" w:name="_Toc13275"/>
     </w:p>
     <w:p>
       <w:pPr>
@@ -40972,7 +41281,7 @@
       <w:pPr>
         <w:widowControl/>
         <w:rPr>
-          <w:rFonts w:ascii="Times New Roman" w:hAnsi="Times New Roman" w:eastAsia="等线"/>
+          <w:rFonts w:hint="eastAsia" w:ascii="Times New Roman" w:hAnsi="Times New Roman" w:eastAsia="等线"/>
           <w:sz w:val="24"/>
           <w:lang w:eastAsia="zh-CN"/>
         </w:rPr>
@@ -40983,7 +41292,7 @@
           <w:szCs w:val="24"/>
         </w:rPr>
         <w:drawing>
-          <wp:anchor distT="0" distB="0" distL="114935" distR="114935" simplePos="0" relativeHeight="251668480" behindDoc="0" locked="0" layoutInCell="1" allowOverlap="1">
+          <wp:anchor distT="0" distB="0" distL="114935" distR="114935" simplePos="0" relativeHeight="251667456" behindDoc="0" locked="0" layoutInCell="1" allowOverlap="1">
             <wp:simplePos x="0" y="0"/>
             <wp:positionH relativeFrom="column">
               <wp:posOffset>723900</wp:posOffset>
@@ -41038,7 +41347,7 @@
           <w:szCs w:val="24"/>
         </w:rPr>
         <w:drawing>
-          <wp:anchor distT="0" distB="0" distL="114935" distR="114935" simplePos="0" relativeHeight="251667456" behindDoc="0" locked="0" layoutInCell="1" allowOverlap="1">
+          <wp:anchor distT="0" distB="0" distL="114935" distR="114935" simplePos="0" relativeHeight="251666432" behindDoc="0" locked="0" layoutInCell="1" allowOverlap="1">
             <wp:simplePos x="0" y="0"/>
             <wp:positionH relativeFrom="column">
               <wp:posOffset>30480</wp:posOffset>
@@ -41135,61 +41444,30 @@
         </w:rPr>
         <w:t xml:space="preserve"> </w:t>
       </w:r>
-      <w:r>
-        <w:rPr>
-          <w:rFonts w:ascii="Times New Roman" w:hAnsi="Times New Roman" w:eastAsia="等线"/>
-          <w:sz w:val="24"/>
-          <w:lang w:eastAsia="zh-CN"/>
-        </w:rPr>
-        <w:t>{{ summaryOfRresults.binary | ci(</w:t>
-      </w:r>
-      <w:r>
-        <w:rPr>
-          <w:rFonts w:hint="eastAsia" w:ascii="Times New Roman" w:hAnsi="Times New Roman" w:eastAsia="等线"/>
-          <w:sz w:val="24"/>
-          <w:lang w:eastAsia="zh-CN"/>
-        </w:rPr>
-        <w:t>35.4</w:t>
-      </w:r>
-      <w:r>
-        <w:rPr>
-          <w:rFonts w:ascii="Times New Roman" w:hAnsi="Times New Roman" w:eastAsia="等线"/>
-          <w:sz w:val="24"/>
-          <w:lang w:eastAsia="zh-CN"/>
-        </w:rPr>
-        <w:t>,</w:t>
-      </w:r>
-      <w:r>
-        <w:rPr>
-          <w:rFonts w:hint="eastAsia" w:ascii="Times New Roman" w:hAnsi="Times New Roman" w:eastAsia="等线"/>
-          <w:sz w:val="24"/>
-          <w:lang w:eastAsia="zh-CN"/>
-        </w:rPr>
-        <w:t>35.4</w:t>
-      </w:r>
-      <w:r>
-        <w:rPr>
-          <w:rFonts w:ascii="Times New Roman" w:hAnsi="Times New Roman" w:eastAsia="等线"/>
-          <w:sz w:val="24"/>
-          <w:lang w:eastAsia="zh-CN"/>
-        </w:rPr>
-        <w:t>) }}</w:t>
-      </w:r>
     </w:p>
     <w:p>
       <w:pPr>
         <w:widowControl/>
         <w:rPr>
-          <w:rFonts w:ascii="微软雅黑" w:hAnsi="微软雅黑" w:eastAsia="微软雅黑" w:cs="微软雅黑"/>
-          <w:b/>
-          <w:bCs/>
-          <w:color w:val="61964C"/>
-          <w:sz w:val="20"/>
-          <w:szCs w:val="20"/>
+          <w:rFonts w:hint="eastAsia" w:ascii="Times New Roman" w:hAnsi="Times New Roman" w:eastAsia="等线"/>
+          <w:sz w:val="24"/>
           <w:lang w:eastAsia="zh-CN"/>
         </w:rPr>
       </w:pPr>
-      <w:r>
+    </w:p>
+    <w:p>
+      <w:pPr>
+        <w:widowControl/>
+        <w:rPr>
+          <w:rFonts w:hint="eastAsia" w:ascii="Times New Roman" w:hAnsi="Times New Roman" w:eastAsia="等线"/>
+          <w:sz w:val="24"/>
+          <w:lang w:eastAsia="zh-CN"/>
+        </w:rPr>
+      </w:pPr>
+    </w:p>
+    <w:p>
+      <w:pPr>
+        <w:widowControl/>
         <w:rPr>
           <w:rFonts w:hint="eastAsia" w:ascii="微软雅黑" w:hAnsi="微软雅黑" w:eastAsia="微软雅黑" w:cs="微软雅黑"/>
           <w:b/>
@@ -41199,7 +41477,18 @@
           <w:szCs w:val="20"/>
           <w:lang w:eastAsia="zh-CN"/>
         </w:rPr>
-        <w:t>诺禾医学   诺禾在线   扫码认证</w:t>
+      </w:pPr>
+      <w:r>
+        <w:rPr>
+          <w:rFonts w:hint="eastAsia" w:ascii="微软雅黑" w:hAnsi="微软雅黑" w:eastAsia="微软雅黑" w:cs="微软雅黑"/>
+          <w:b/>
+          <w:bCs/>
+          <w:color w:val="61964C"/>
+          <w:sz w:val="20"/>
+          <w:szCs w:val="20"/>
+          <w:lang w:eastAsia="zh-CN"/>
+        </w:rPr>
+        <w:t>诺禾医学   诺禾在线</w:t>
       </w:r>
     </w:p>
     <w:p>
@@ -41244,7 +41533,7 @@
           <w:lang w:eastAsia="zh-CN"/>
         </w:rPr>
         <w:drawing>
-          <wp:anchor distT="0" distB="0" distL="0" distR="0" simplePos="0" relativeHeight="251666432" behindDoc="1" locked="0" layoutInCell="1" allowOverlap="1">
+          <wp:anchor distT="0" distB="0" distL="0" distR="0" simplePos="0" relativeHeight="251665408" behindDoc="1" locked="0" layoutInCell="1" allowOverlap="1">
             <wp:simplePos x="0" y="0"/>
             <wp:positionH relativeFrom="column">
               <wp:posOffset>4900295</wp:posOffset>
@@ -41783,7 +42072,7 @@
       <mc:AlternateContent>
         <mc:Choice Requires="wps">
           <w:drawing>
-            <wp:anchor distT="0" distB="0" distL="114300" distR="114300" simplePos="0" relativeHeight="251664384" behindDoc="0" locked="0" layoutInCell="1" allowOverlap="1">
+            <wp:anchor distT="0" distB="0" distL="114300" distR="114300" simplePos="0" relativeHeight="251663360" behindDoc="0" locked="0" layoutInCell="1" allowOverlap="1">
               <wp:simplePos x="0" y="0"/>
               <wp:positionH relativeFrom="column">
                 <wp:posOffset>304165</wp:posOffset>
@@ -41907,7 +42196,7 @@
         </mc:Choice>
         <mc:Fallback>
           <w:pict>
-            <v:shape id="文本框 6" o:spid="_x0000_s1026" o:spt="202" type="#_x0000_t202" style="position:absolute;left:0pt;margin-left:23.95pt;margin-top:18.6pt;height:29.35pt;width:463.35pt;z-index:251664384;mso-width-relative:page;mso-height-relative:page;" filled="f" stroked="f" coordsize="21600,21600" o:gfxdata="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">
+            <v:shape id="文本框 6" o:spid="_x0000_s1026" o:spt="202" type="#_x0000_t202" style="position:absolute;left:0pt;margin-left:23.95pt;margin-top:18.6pt;height:29.35pt;width:463.35pt;z-index:251663360;mso-width-relative:page;mso-height-relative:page;" filled="f" stroked="f" coordsize="21600,21600" o:gfxdata="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">
               <v:fill on="f" focussize="0,0"/>
               <v:stroke on="f" weight="0.5pt"/>
               <v:imagedata o:title=""/>
@@ -42119,7 +42408,7 @@
       <mc:AlternateContent>
         <mc:Choice Requires="wps">
           <w:drawing>
-            <wp:anchor distT="0" distB="0" distL="114300" distR="114300" simplePos="0" relativeHeight="251665408" behindDoc="0" locked="0" layoutInCell="1" allowOverlap="1">
+            <wp:anchor distT="0" distB="0" distL="114300" distR="114300" simplePos="0" relativeHeight="251664384" behindDoc="0" locked="0" layoutInCell="1" allowOverlap="1">
               <wp:simplePos x="0" y="0"/>
               <wp:positionH relativeFrom="margin">
                 <wp:align>center</wp:align>
@@ -42361,7 +42650,7 @@
         </mc:Choice>
         <mc:Fallback>
           <w:pict>
-            <v:shape id="_x0000_s1026" o:spid="_x0000_s1026" o:spt="202" type="#_x0000_t202" style="position:absolute;left:0pt;margin-top:-0.05pt;height:144pt;width:146.35pt;mso-position-horizontal:center;mso-position-horizontal-relative:margin;z-index:251665408;mso-width-relative:page;mso-height-relative:page;" filled="f" stroked="f" coordsize="21600,21600" o:gfxdata="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">
+            <v:shape id="_x0000_s1026" o:spid="_x0000_s1026" o:spt="202" type="#_x0000_t202" style="position:absolute;left:0pt;margin-top:-0.05pt;height:144pt;width:146.35pt;mso-position-horizontal:center;mso-position-horizontal-relative:margin;z-index:251664384;mso-width-relative:page;mso-height-relative:page;" filled="f" stroked="f" coordsize="21600,21600" o:gfxdata="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">
               <v:fill on="f" focussize="0,0"/>
               <v:stroke on="f" weight="0.5pt"/>
               <v:imagedata o:title=""/>
@@ -42592,6 +42881,21 @@
     </w:pPr>
     <w:r>
       <w:rPr>
+        <w:sz w:val="18"/>
+      </w:rPr>
+      <w:pict>
+        <v:shape id="PowerPlusWaterMarkObject291817" o:spid="_x0000_s3073" o:spt="136" type="#_x0000_t136" style="position:absolute;left:0pt;height:48.3pt;width:166.5pt;mso-position-horizontal:center;mso-position-horizontal-relative:margin;mso-position-vertical:center;mso-position-vertical-relative:margin;rotation:-2949120f;z-index:-251651072;mso-width-relative:page;mso-height-relative:page;" fillcolor="#C0C0C0" filled="t" stroked="f" coordsize="21600,21600" adj="10800">
+          <v:path/>
+          <v:fill on="t" opacity="32768f" focussize="0,0"/>
+          <v:stroke on="f"/>
+          <v:imagedata o:title=""/>
+          <o:lock v:ext="edit" aspectratio="t"/>
+          <v:textpath on="t" fitshape="t" fitpath="t" trim="t" xscale="f" string="{{ client }}" style="font-family:微软雅黑;font-size:48pt;v-same-letter-heights:f;v-text-align:center;"/>
+        </v:shape>
+      </w:pict>
+    </w:r>
+    <w:r>
+      <w:rPr>
         <w:rFonts w:hint="eastAsia" w:ascii="Times New Roman" w:hAnsi="Times New Roman" w:eastAsia="微软雅黑" w:cs="Times New Roman"/>
         <w:b/>
         <w:color w:val="7F7F7F"/>
@@ -42685,6 +42989,21 @@
     </w:pPr>
     <w:r>
       <w:rPr>
+        <w:sz w:val="18"/>
+      </w:rPr>
+      <w:pict>
+        <v:shape id="_x0000_s3074" o:spid="_x0000_s3074" o:spt="136" type="#_x0000_t136" style="position:absolute;left:0pt;height:48.3pt;width:166.5pt;mso-position-horizontal:center;mso-position-horizontal-relative:margin;mso-position-vertical:center;mso-position-vertical-relative:margin;rotation:-2949120f;z-index:-251650048;mso-width-relative:page;mso-height-relative:page;" fillcolor="#C0C0C0" filled="t" stroked="f" coordsize="21600,21600" adj="10800">
+          <v:path/>
+          <v:fill on="t" opacity="32768f" focussize="0,0"/>
+          <v:stroke on="f"/>
+          <v:imagedata o:title=""/>
+          <o:lock v:ext="edit" aspectratio="t"/>
+          <v:textpath on="t" fitshape="t" fitpath="t" trim="t" xscale="f" string="{{ client }}" style="font-family:微软雅黑;font-size:48pt;v-same-letter-heights:f;v-text-align:center;"/>
+        </v:shape>
+      </w:pict>
+    </w:r>
+    <w:r>
+      <w:rPr>
         <w:rFonts w:hint="eastAsia" w:ascii="Times New Roman" w:hAnsi="Times New Roman" w:eastAsia="微软雅黑" w:cs="Times New Roman"/>
         <w:b/>
         <w:color w:val="7F7F7F"/>
@@ -42754,6 +43073,21 @@
         <w:lang w:eastAsia="zh-CN"/>
       </w:rPr>
     </w:pPr>
+    <w:r>
+      <w:rPr>
+        <w:sz w:val="18"/>
+      </w:rPr>
+      <w:pict>
+        <v:shape id="_x0000_s3075" o:spid="_x0000_s3075" o:spt="136" type="#_x0000_t136" style="position:absolute;left:0pt;height:48.3pt;width:166.5pt;mso-position-horizontal:center;mso-position-horizontal-relative:margin;mso-position-vertical:center;mso-position-vertical-relative:margin;rotation:-2949120f;z-index:-251649024;mso-width-relative:page;mso-height-relative:page;" fillcolor="#C0C0C0" filled="t" stroked="f" coordsize="21600,21600" adj="10800">
+          <v:path/>
+          <v:fill on="t" opacity="32768f" focussize="0,0"/>
+          <v:stroke on="f"/>
+          <v:imagedata o:title=""/>
+          <o:lock v:ext="edit" aspectratio="t"/>
+          <v:textpath on="t" fitshape="t" fitpath="t" trim="t" xscale="f" string="{{ client }}" style="font-family:微软雅黑;font-size:48pt;v-same-letter-heights:f;v-text-align:center;"/>
+        </v:shape>
+      </w:pict>
+    </w:r>
     <w:r>
       <w:rPr>
         <w:rFonts w:hint="eastAsia" w:ascii="Times New Roman" w:hAnsi="Times New Roman" w:eastAsia="微软雅黑" w:cs="Times New Roman"/>
@@ -42832,6 +43166,21 @@
         <w:lang w:eastAsia="zh-CN"/>
       </w:rPr>
     </w:pPr>
+    <w:r>
+      <w:rPr>
+        <w:sz w:val="18"/>
+      </w:rPr>
+      <w:pict>
+        <v:shape id="_x0000_s3076" o:spid="_x0000_s3076" o:spt="136" type="#_x0000_t136" style="position:absolute;left:0pt;height:48.3pt;width:166.5pt;mso-position-horizontal:center;mso-position-horizontal-relative:margin;mso-position-vertical:center;mso-position-vertical-relative:margin;rotation:-2949120f;z-index:-251648000;mso-width-relative:page;mso-height-relative:page;" fillcolor="#C0C0C0" filled="t" stroked="f" coordsize="21600,21600" adj="10800">
+          <v:path/>
+          <v:fill on="t" opacity="32768f" focussize="0,0"/>
+          <v:stroke on="f"/>
+          <v:imagedata o:title=""/>
+          <o:lock v:ext="edit" aspectratio="t"/>
+          <v:textpath on="t" fitshape="t" fitpath="t" trim="t" xscale="f" string="{{ client }}" style="font-family:微软雅黑;font-size:48pt;v-same-letter-heights:f;v-text-align:center;"/>
+        </v:shape>
+      </w:pict>
+    </w:r>
   </w:p>
 </w:hdr>
 </file>
@@ -45124,7 +45473,11 @@
     <customSectPr/>
   </customSectProps>
   <customShpExts>
+    <customShpInfo spid="_x0000_s3073"/>
     <customShpInfo spid="_x0000_s1026" textRotate="1"/>
+    <customShpInfo spid="_x0000_s3074"/>
+    <customShpInfo spid="_x0000_s3075"/>
+    <customShpInfo spid="_x0000_s3076"/>
   </customShpExts>
 </s:customData>
 </file>

--- a/WebContent/docx/DNA损伤修复基因检测-45基因-双样本-常德市第一人民医院.docx
+++ b/WebContent/docx/DNA损伤修复基因检测-45基因-双样本-常德市第一人民医院.docx
@@ -9,6 +9,8 @@
           <w:lang w:eastAsia="zh-CN"/>
         </w:rPr>
       </w:pPr>
+      <w:bookmarkStart w:id="99" w:name="_GoBack"/>
+      <w:bookmarkEnd w:id="99"/>
       <w:r>
         <w:drawing>
           <wp:anchor distT="0" distB="0" distL="0" distR="0" simplePos="0" relativeHeight="251668480" behindDoc="0" locked="0" layoutInCell="1" allowOverlap="1">
@@ -68,7 +70,7 @@
         <mc:AlternateContent>
           <mc:Choice Requires="wps">
             <w:drawing>
-              <wp:anchor distT="0" distB="0" distL="114300" distR="114300" simplePos="0" relativeHeight="251672576" behindDoc="0" locked="0" layoutInCell="1" allowOverlap="1">
+              <wp:anchor distT="0" distB="0" distL="114300" distR="114300" simplePos="0" relativeHeight="251670528" behindDoc="0" locked="0" layoutInCell="1" allowOverlap="1">
                 <wp:simplePos x="0" y="0"/>
                 <wp:positionH relativeFrom="column">
                   <wp:posOffset>2654935</wp:posOffset>
@@ -236,7 +238,7 @@
           </mc:Choice>
           <mc:Fallback>
             <w:pict>
-              <v:shape id="_x0000_s1026" o:spid="_x0000_s1026" o:spt="202" type="#_x0000_t202" style="position:absolute;left:0pt;margin-left:209.05pt;margin-top:732.15pt;height:75.4pt;width:321.45pt;z-index:251672576;mso-width-relative:page;mso-height-relative:page;" filled="f" stroked="f" coordsize="21600,21600" o:gfxdata="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">
+              <v:shape id="_x0000_s1026" o:spid="_x0000_s1026" o:spt="202" type="#_x0000_t202" style="position:absolute;left:0pt;margin-left:209.05pt;margin-top:732.15pt;height:75.4pt;width:321.45pt;z-index:251670528;mso-width-relative:page;mso-height-relative:page;" filled="f" stroked="f" coordsize="21600,21600" o:gfxdata="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">
                 <v:fill on="f" focussize="0,0"/>
                 <v:stroke on="f" weight="0.5pt"/>
                 <v:imagedata o:title=""/>
@@ -359,7 +361,6 @@
           </mc:Fallback>
         </mc:AlternateContent>
       </w:r>
-      <w:bookmarkStart w:id="99" w:name="_GoBack"/>
       <w:r>
         <w:rPr>
           <w:sz w:val="22"/>
@@ -367,7 +368,7 @@
         <mc:AlternateContent>
           <mc:Choice Requires="wps">
             <w:drawing>
-              <wp:anchor distT="0" distB="0" distL="114300" distR="114300" simplePos="0" relativeHeight="251671552" behindDoc="0" locked="0" layoutInCell="1" allowOverlap="1">
+              <wp:anchor distT="0" distB="0" distL="114300" distR="114300" simplePos="0" relativeHeight="251669504" behindDoc="0" locked="0" layoutInCell="1" allowOverlap="1">
                 <wp:simplePos x="0" y="0"/>
                 <wp:positionH relativeFrom="column">
                   <wp:posOffset>415925</wp:posOffset>
@@ -453,7 +454,7 @@
           </mc:Choice>
           <mc:Fallback>
             <w:pict>
-              <v:shape id="_x0000_s1026" o:spid="_x0000_s1026" o:spt="202" type="#_x0000_t202" style="position:absolute;left:0pt;margin-left:32.75pt;margin-top:786.55pt;height:24.95pt;width:140.8pt;z-index:251671552;mso-width-relative:page;mso-height-relative:page;" fillcolor="#FFFFFF [3201]" filled="t" stroked="f" coordsize="21600,21600" o:gfxdata="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">
+              <v:shape id="_x0000_s1026" o:spid="_x0000_s1026" o:spt="202" type="#_x0000_t202" style="position:absolute;left:0pt;margin-left:32.75pt;margin-top:786.55pt;height:24.95pt;width:140.8pt;z-index:251669504;mso-width-relative:page;mso-height-relative:page;" fillcolor="#FFFFFF [3201]" filled="t" stroked="f" coordsize="21600,21600" o:gfxdata="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">
                 <v:fill on="t" focussize="0,0"/>
                 <v:stroke on="f" weight="0.5pt"/>
                 <v:imagedata o:title=""/>
@@ -492,7 +493,6 @@
           </mc:Fallback>
         </mc:AlternateContent>
       </w:r>
-      <w:bookmarkEnd w:id="99"/>
       <w:r>
         <w:rPr>
           <w:lang w:eastAsia="zh-CN"/>
@@ -3172,15 +3172,15 @@
           </w14:shadow>
         </w:rPr>
       </w:pPr>
-      <w:bookmarkStart w:id="2" w:name="_Toc30143_WPSOffice_Level1"/>
-      <w:bookmarkStart w:id="3" w:name="_Toc21009_WPSOffice_Level1"/>
-      <w:bookmarkStart w:id="4" w:name="_Toc13613"/>
-      <w:bookmarkStart w:id="5" w:name="_Toc24178_WPSOffice_Level1"/>
-      <w:bookmarkStart w:id="6" w:name="_Toc13806"/>
-      <w:bookmarkStart w:id="7" w:name="_Toc21669"/>
-      <w:bookmarkStart w:id="8" w:name="_Toc11015_WPSOffice_Level1"/>
-      <w:bookmarkStart w:id="9" w:name="_Toc7021_WPSOffice_Level1"/>
-      <w:bookmarkStart w:id="10" w:name="_Toc17451"/>
+      <w:bookmarkStart w:id="2" w:name="_Toc13613"/>
+      <w:bookmarkStart w:id="3" w:name="_Toc21669"/>
+      <w:bookmarkStart w:id="4" w:name="_Toc30143_WPSOffice_Level1"/>
+      <w:bookmarkStart w:id="5" w:name="_Toc13806"/>
+      <w:bookmarkStart w:id="6" w:name="_Toc21009_WPSOffice_Level1"/>
+      <w:bookmarkStart w:id="7" w:name="_Toc24178_WPSOffice_Level1"/>
+      <w:bookmarkStart w:id="8" w:name="_Toc17451"/>
+      <w:bookmarkStart w:id="9" w:name="_Toc11015_WPSOffice_Level1"/>
+      <w:bookmarkStart w:id="10" w:name="_Toc7021_WPSOffice_Level1"/>
       <w:bookmarkStart w:id="11" w:name="_Toc18062_WPSOffice_Level1"/>
       <w:r>
         <w:rPr>
@@ -4376,8 +4376,8 @@
           <w:lang w:eastAsia="zh-CN"/>
         </w:rPr>
       </w:pPr>
-      <w:bookmarkStart w:id="16" w:name="_Toc12212"/>
-      <w:bookmarkStart w:id="17" w:name="_Toc149837254"/>
+      <w:bookmarkStart w:id="16" w:name="_Toc149837254"/>
+      <w:bookmarkStart w:id="17" w:name="_Toc12212"/>
       <w:r>
         <w:rPr>
           <w:rFonts w:hint="eastAsia"/>
@@ -4427,12 +4427,6 @@
             <w:insideH w:val="single" w:color="00AF50" w:sz="24" w:space="0"/>
             <w:insideV w:val="single" w:color="00AF50" w:sz="24" w:space="0"/>
           </w:tblBorders>
-          <w:tblCellMar>
-            <w:top w:w="0" w:type="dxa"/>
-            <w:left w:w="0" w:type="dxa"/>
-            <w:bottom w:w="0" w:type="dxa"/>
-            <w:right w:w="0" w:type="dxa"/>
-          </w:tblCellMar>
         </w:tblPrEx>
         <w:trPr>
           <w:trHeight w:val="490" w:hRule="atLeast"/>
@@ -5917,7 +5911,7 @@
           </w:tblCellMar>
         </w:tblPrEx>
         <w:trPr>
-          <w:trHeight w:val="441" w:hRule="exact"/>
+          <w:trHeight w:val="680" w:hRule="exact"/>
           <w:jc w:val="right"/>
         </w:trPr>
         <w:tc>
@@ -5968,192 +5962,12 @@
             </w:pPr>
             <w:r>
               <w:rPr>
-                <w:sz w:val="22"/>
-              </w:rPr>
-              <mc:AlternateContent>
-                <mc:Choice Requires="wpg">
-                  <w:drawing>
-                    <wp:anchor distT="0" distB="0" distL="114300" distR="114300" simplePos="0" relativeHeight="251669504" behindDoc="0" locked="0" layoutInCell="1" allowOverlap="1">
-                      <wp:simplePos x="0" y="0"/>
-                      <wp:positionH relativeFrom="column">
-                        <wp:posOffset>7620</wp:posOffset>
-                      </wp:positionH>
-                      <wp:positionV relativeFrom="paragraph">
-                        <wp:posOffset>-480060</wp:posOffset>
-                      </wp:positionV>
-                      <wp:extent cx="3058160" cy="1442720"/>
-                      <wp:effectExtent l="0" t="0" r="5080" b="5080"/>
-                      <wp:wrapNone/>
-                      <wp:docPr id="9" name="组合 9"/>
-                      <wp:cNvGraphicFramePr/>
-                      <a:graphic xmlns:a="http://schemas.openxmlformats.org/drawingml/2006/main">
-                        <a:graphicData uri="http://schemas.microsoft.com/office/word/2010/wordprocessingGroup">
-                          <wpg:wgp>
-                            <wpg:cNvGrpSpPr/>
-                            <wpg:grpSpPr>
-                              <a:xfrm>
-                                <a:off x="0" y="0"/>
-                                <a:ext cx="3058160" cy="1442720"/>
-                                <a:chOff x="19211" y="18842"/>
-                                <a:chExt cx="4816" cy="2272"/>
-                              </a:xfrm>
-                            </wpg:grpSpPr>
-                            <wpg:grpSp>
-                              <wpg:cNvPr id="10" name="组合 6"/>
-                              <wpg:cNvGrpSpPr/>
-                              <wpg:grpSpPr>
-                                <a:xfrm>
-                                  <a:off x="19211" y="18842"/>
-                                  <a:ext cx="4816" cy="2273"/>
-                                  <a:chOff x="19199" y="18902"/>
-                                  <a:chExt cx="4816" cy="2273"/>
-                                </a:xfrm>
-                              </wpg:grpSpPr>
-                              <pic:pic xmlns:pic="http://schemas.openxmlformats.org/drawingml/2006/picture">
-                                <pic:nvPicPr>
-                                  <pic:cNvPr id="16" name="图片 6" descr="蔡冬雪"/>
-                                  <pic:cNvPicPr>
-                                    <a:picLocks noChangeAspect="1"/>
-                                  </pic:cNvPicPr>
-                                </pic:nvPicPr>
-                                <pic:blipFill>
-                                  <a:blip r:embed="rId17">
-                                    <a:clrChange>
-                                      <a:clrFrom>
-                                        <a:srgbClr val="FFFFFF">
-                                          <a:alpha val="100000"/>
-                                        </a:srgbClr>
-                                      </a:clrFrom>
-                                      <a:clrTo>
-                                        <a:srgbClr val="FFFFFF">
-                                          <a:alpha val="100000"/>
-                                          <a:alpha val="0"/>
-                                        </a:srgbClr>
-                                      </a:clrTo>
-                                    </a:clrChange>
-                                  </a:blip>
-                                  <a:srcRect l="18656" t="33322" r="18897" b="26699"/>
-                                  <a:stretch>
-                                    <a:fillRect/>
-                                  </a:stretch>
-                                </pic:blipFill>
-                                <pic:spPr>
-                                  <a:xfrm>
-                                    <a:off x="19199" y="19551"/>
-                                    <a:ext cx="1261" cy="566"/>
-                                  </a:xfrm>
-                                  <a:prstGeom prst="rect">
-                                    <a:avLst/>
-                                  </a:prstGeom>
-                                </pic:spPr>
-                              </pic:pic>
-                              <pic:pic xmlns:pic="http://schemas.openxmlformats.org/drawingml/2006/picture">
-                                <pic:nvPicPr>
-                                  <pic:cNvPr id="14" name="图片 25"/>
-                                  <pic:cNvPicPr>
-                                    <a:picLocks noChangeAspect="1" noChangeArrowheads="1"/>
-                                  </pic:cNvPicPr>
-                                </pic:nvPicPr>
-                                <pic:blipFill>
-                                  <a:blip r:embed="rId18">
-                                    <a:extLst>
-                                      <a:ext uri="{28A0092B-C50C-407E-A947-70E740481C1C}">
-                                        <a14:useLocalDpi xmlns:a14="http://schemas.microsoft.com/office/drawing/2010/main" val="0"/>
-                                      </a:ext>
-                                    </a:extLst>
-                                  </a:blip>
-                                  <a:srcRect/>
-                                  <a:stretch>
-                                    <a:fillRect/>
-                                  </a:stretch>
-                                </pic:blipFill>
-                                <pic:spPr>
-                                  <a:xfrm>
-                                    <a:off x="21742" y="18902"/>
-                                    <a:ext cx="2273" cy="2273"/>
-                                  </a:xfrm>
-                                  <a:prstGeom prst="rect">
-                                    <a:avLst/>
-                                  </a:prstGeom>
-                                  <a:noFill/>
-                                  <a:ln>
-                                    <a:noFill/>
-                                  </a:ln>
-                                </pic:spPr>
-                              </pic:pic>
-                            </wpg:grpSp>
-                            <pic:pic xmlns:pic="http://schemas.openxmlformats.org/drawingml/2006/picture">
-                              <pic:nvPicPr>
-                                <pic:cNvPr id="15" name="图片 4" descr="王建丽"/>
-                                <pic:cNvPicPr>
-                                  <a:picLocks noChangeAspect="1"/>
-                                </pic:cNvPicPr>
-                              </pic:nvPicPr>
-                              <pic:blipFill>
-                                <a:blip r:embed="rId19">
-                                  <a:clrChange>
-                                    <a:clrFrom>
-                                      <a:srgbClr val="FFFFFF">
-                                        <a:alpha val="100000"/>
-                                      </a:srgbClr>
-                                    </a:clrFrom>
-                                    <a:clrTo>
-                                      <a:srgbClr val="FFFFFF">
-                                        <a:alpha val="100000"/>
-                                        <a:alpha val="0"/>
-                                      </a:srgbClr>
-                                    </a:clrTo>
-                                  </a:clrChange>
-                                </a:blip>
-                                <a:stretch>
-                                  <a:fillRect/>
-                                </a:stretch>
-                              </pic:blipFill>
-                              <pic:spPr>
-                                <a:xfrm>
-                                  <a:off x="22261" y="19395"/>
-                                  <a:ext cx="1258" cy="713"/>
-                                </a:xfrm>
-                                <a:prstGeom prst="rect">
-                                  <a:avLst/>
-                                </a:prstGeom>
-                              </pic:spPr>
-                            </pic:pic>
-                          </wpg:wgp>
-                        </a:graphicData>
-                      </a:graphic>
-                    </wp:anchor>
-                  </w:drawing>
-                </mc:Choice>
-                <mc:Fallback>
-                  <w:pict>
-                    <v:group id="_x0000_s1026" o:spid="_x0000_s1026" o:spt="203" style="position:absolute;left:0pt;margin-left:0.6pt;margin-top:-37.8pt;height:113.6pt;width:240.8pt;z-index:251669504;mso-width-relative:page;mso-height-relative:page;" coordorigin="19211,18842" coordsize="4816,2272" o:gfxdata="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">
-                      <o:lock v:ext="edit" aspectratio="f"/>
-                      <v:group id="组合 6" o:spid="_x0000_s1026" o:spt="203" style="position:absolute;left:19211;top:18842;height:2273;width:4816;" coordorigin="19199,18902" coordsize="4816,2273" o:gfxdata="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">
-                        <o:lock v:ext="edit" aspectratio="f"/>
-                        <v:shape id="图片 6" o:spid="_x0000_s1026" o:spt="75" alt="蔡冬雪" type="#_x0000_t75" style="position:absolute;left:19199;top:19551;height:566;width:1261;" filled="f" o:preferrelative="t" stroked="f" coordsize="21600,21600" o:gfxdata="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">
-                          <v:fill on="f" focussize="0,0"/>
-                          <v:stroke on="f"/>
-                          <v:imagedata r:id="rId17" cropleft="12226f" croptop="21838f" cropright="12384f" cropbottom="17497f" chromakey="#FFFFFF" o:title=""/>
-                          <o:lock v:ext="edit" aspectratio="t"/>
-                        </v:shape>
-                        <v:shape id="图片 25" o:spid="_x0000_s1026" o:spt="75" type="#_x0000_t75" style="position:absolute;left:21742;top:18902;height:2273;width:2273;" filled="f" o:preferrelative="t" stroked="f" coordsize="21600,21600" o:gfxdata="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">
-                          <v:fill on="f" focussize="0,0"/>
-                          <v:stroke on="f"/>
-                          <v:imagedata r:id="rId18" o:title=""/>
-                          <o:lock v:ext="edit" aspectratio="t"/>
-                        </v:shape>
-                      </v:group>
-                      <v:shape id="图片 4" o:spid="_x0000_s1026" o:spt="75" alt="王建丽" type="#_x0000_t75" style="position:absolute;left:22261;top:19395;height:713;width:1258;" filled="f" o:preferrelative="t" stroked="f" coordsize="21600,21600" o:gfxdata="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">
-                        <v:fill on="f" focussize="0,0"/>
-                        <v:stroke on="f"/>
-                        <v:imagedata r:id="rId19" chromakey="#FFFFFF" o:title=""/>
-                        <o:lock v:ext="edit" aspectratio="t"/>
-                      </v:shape>
-                    </v:group>
-                  </w:pict>
-                </mc:Fallback>
-              </mc:AlternateContent>
+                <w:rFonts w:hint="eastAsia" w:ascii="Times New Roman" w:hAnsi="Times New Roman" w:cs="Times New Roman"/>
+                <w:b/>
+                <w:sz w:val="24"/>
+                <w:szCs w:val="24"/>
+              </w:rPr>
+              <w:t>{{"ty_tianjin1"|sign(64,28)}}</w:t>
             </w:r>
           </w:p>
         </w:tc>
@@ -6213,6 +6027,76 @@
                 <w:szCs w:val="24"/>
               </w:rPr>
             </w:pPr>
+            <w:r>
+              <w:rPr>
+                <w:rFonts w:hint="eastAsia" w:ascii="Times New Roman" w:hAnsi="Times New Roman" w:cs="Times New Roman"/>
+                <w:b/>
+                <w:sz w:val="24"/>
+                <w:szCs w:val="24"/>
+              </w:rPr>
+              <w:t>{{"ty_tianjin2"|sign(59,34)}}</w:t>
+            </w:r>
+            <w:r>
+              <w:rPr>
+                <w:sz w:val="18"/>
+              </w:rPr>
+              <w:drawing>
+                <wp:anchor distT="0" distB="0" distL="114300" distR="114300" simplePos="0" relativeHeight="251671552" behindDoc="0" locked="0" layoutInCell="1" allowOverlap="1">
+                  <wp:simplePos x="0" y="0"/>
+                  <wp:positionH relativeFrom="column">
+                    <wp:posOffset>-398145</wp:posOffset>
+                  </wp:positionH>
+                  <wp:positionV relativeFrom="paragraph">
+                    <wp:posOffset>-311785</wp:posOffset>
+                  </wp:positionV>
+                  <wp:extent cx="1443355" cy="1443355"/>
+                  <wp:effectExtent l="0" t="0" r="4445" b="4445"/>
+                  <wp:wrapNone/>
+                  <wp:docPr id="1" name="图片 25"/>
+                  <wp:cNvGraphicFramePr>
+                    <a:graphicFrameLocks xmlns:a="http://schemas.openxmlformats.org/drawingml/2006/main" noChangeAspect="1"/>
+                  </wp:cNvGraphicFramePr>
+                  <a:graphic xmlns:a="http://schemas.openxmlformats.org/drawingml/2006/main">
+                    <a:graphicData uri="http://schemas.openxmlformats.org/drawingml/2006/picture">
+                      <pic:pic xmlns:pic="http://schemas.openxmlformats.org/drawingml/2006/picture">
+                        <pic:nvPicPr>
+                          <pic:cNvPr id="1" name="图片 25"/>
+                          <pic:cNvPicPr>
+                            <a:picLocks noChangeAspect="1" noChangeArrowheads="1"/>
+                          </pic:cNvPicPr>
+                        </pic:nvPicPr>
+                        <pic:blipFill>
+                          <a:blip r:embed="rId17">
+                            <a:extLst>
+                              <a:ext uri="{28A0092B-C50C-407E-A947-70E740481C1C}">
+                                <a14:useLocalDpi xmlns:a14="http://schemas.microsoft.com/office/drawing/2010/main" val="0"/>
+                              </a:ext>
+                            </a:extLst>
+                          </a:blip>
+                          <a:srcRect/>
+                          <a:stretch>
+                            <a:fillRect/>
+                          </a:stretch>
+                        </pic:blipFill>
+                        <pic:spPr>
+                          <a:xfrm>
+                            <a:off x="0" y="0"/>
+                            <a:ext cx="1443355" cy="1443355"/>
+                          </a:xfrm>
+                          <a:prstGeom prst="rect">
+                            <a:avLst/>
+                          </a:prstGeom>
+                          <a:noFill/>
+                          <a:ln>
+                            <a:noFill/>
+                          </a:ln>
+                        </pic:spPr>
+                      </pic:pic>
+                    </a:graphicData>
+                  </a:graphic>
+                </wp:anchor>
+              </w:drawing>
+            </w:r>
           </w:p>
         </w:tc>
       </w:tr>
@@ -6484,7 +6368,7 @@
           </w:tblCellMar>
         </w:tblPrEx>
         <w:trPr>
-          <w:trHeight w:val="441" w:hRule="exact"/>
+          <w:trHeight w:val="680" w:hRule="exact"/>
           <w:jc w:val="right"/>
         </w:trPr>
         <w:tc>
@@ -6535,196 +6419,12 @@
             </w:pPr>
             <w:r>
               <w:rPr>
-                <w:sz w:val="22"/>
-              </w:rPr>
-              <mc:AlternateContent>
-                <mc:Choice Requires="wpg">
-                  <w:drawing>
-                    <wp:anchor distT="0" distB="0" distL="114300" distR="114300" simplePos="0" relativeHeight="251670528" behindDoc="0" locked="0" layoutInCell="1" allowOverlap="1">
-                      <wp:simplePos x="0" y="0"/>
-                      <wp:positionH relativeFrom="column">
-                        <wp:posOffset>0</wp:posOffset>
-                      </wp:positionH>
-                      <wp:positionV relativeFrom="paragraph">
-                        <wp:posOffset>-370840</wp:posOffset>
-                      </wp:positionV>
-                      <wp:extent cx="3134360" cy="1443355"/>
-                      <wp:effectExtent l="0" t="0" r="5080" b="4445"/>
-                      <wp:wrapNone/>
-                      <wp:docPr id="18" name="组合 18"/>
-                      <wp:cNvGraphicFramePr/>
-                      <a:graphic xmlns:a="http://schemas.openxmlformats.org/drawingml/2006/main">
-                        <a:graphicData uri="http://schemas.microsoft.com/office/word/2010/wordprocessingGroup">
-                          <wpg:wgp>
-                            <wpg:cNvGrpSpPr/>
-                            <wpg:grpSpPr>
-                              <a:xfrm>
-                                <a:off x="0" y="0"/>
-                                <a:ext cx="3134360" cy="1443355"/>
-                                <a:chOff x="19199" y="20810"/>
-                                <a:chExt cx="4936" cy="2273"/>
-                              </a:xfrm>
-                            </wpg:grpSpPr>
-                            <wpg:grpSp>
-                              <wpg:cNvPr id="22" name="组合 23"/>
-                              <wpg:cNvGrpSpPr/>
-                              <wpg:grpSpPr>
-                                <a:xfrm>
-                                  <a:off x="19199" y="20810"/>
-                                  <a:ext cx="4936" cy="2273"/>
-                                  <a:chOff x="19199" y="20810"/>
-                                  <a:chExt cx="4936" cy="2273"/>
-                                </a:xfrm>
-                              </wpg:grpSpPr>
-                              <pic:pic xmlns:pic="http://schemas.openxmlformats.org/drawingml/2006/picture">
-                                <pic:nvPicPr>
-                                  <pic:cNvPr id="12" name="图片 1"/>
-                                  <pic:cNvPicPr>
-                                    <a:picLocks noChangeAspect="1"/>
-                                  </pic:cNvPicPr>
-                                </pic:nvPicPr>
-                                <pic:blipFill>
-                                  <a:blip r:embed="rId20">
-                                    <a:clrChange>
-                                      <a:clrFrom>
-                                        <a:srgbClr val="FFFFFF">
-                                          <a:alpha val="100000"/>
-                                        </a:srgbClr>
-                                      </a:clrFrom>
-                                      <a:clrTo>
-                                        <a:srgbClr val="FFFFFF">
-                                          <a:alpha val="100000"/>
-                                          <a:alpha val="0"/>
-                                        </a:srgbClr>
-                                      </a:clrTo>
-                                    </a:clrChange>
-                                  </a:blip>
-                                  <a:srcRect l="10922" t="11667"/>
-                                  <a:stretch>
-                                    <a:fillRect/>
-                                  </a:stretch>
-                                </pic:blipFill>
-                                <pic:spPr>
-                                  <a:xfrm>
-                                    <a:off x="19199" y="21203"/>
-                                    <a:ext cx="1672" cy="901"/>
-                                  </a:xfrm>
-                                  <a:prstGeom prst="rect">
-                                    <a:avLst/>
-                                  </a:prstGeom>
-                                  <a:noFill/>
-                                  <a:ln>
-                                    <a:noFill/>
-                                  </a:ln>
-                                </pic:spPr>
-                              </pic:pic>
-                              <pic:pic xmlns:pic="http://schemas.openxmlformats.org/drawingml/2006/picture">
-                                <pic:nvPicPr>
-                                  <pic:cNvPr id="26" name="图片 25"/>
-                                  <pic:cNvPicPr>
-                                    <a:picLocks noChangeAspect="1" noChangeArrowheads="1"/>
-                                  </pic:cNvPicPr>
-                                </pic:nvPicPr>
-                                <pic:blipFill>
-                                  <a:blip r:embed="rId18">
-                                    <a:extLst>
-                                      <a:ext uri="{28A0092B-C50C-407E-A947-70E740481C1C}">
-                                        <a14:useLocalDpi xmlns:a14="http://schemas.microsoft.com/office/drawing/2010/main" val="0"/>
-                                      </a:ext>
-                                    </a:extLst>
-                                  </a:blip>
-                                  <a:srcRect/>
-                                  <a:stretch>
-                                    <a:fillRect/>
-                                  </a:stretch>
-                                </pic:blipFill>
-                                <pic:spPr>
-                                  <a:xfrm>
-                                    <a:off x="21862" y="20810"/>
-                                    <a:ext cx="2273" cy="2273"/>
-                                  </a:xfrm>
-                                  <a:prstGeom prst="rect">
-                                    <a:avLst/>
-                                  </a:prstGeom>
-                                  <a:noFill/>
-                                  <a:ln>
-                                    <a:noFill/>
-                                  </a:ln>
-                                </pic:spPr>
-                              </pic:pic>
-                            </wpg:grpSp>
-                            <pic:pic xmlns:pic="http://schemas.openxmlformats.org/drawingml/2006/picture">
-                              <pic:nvPicPr>
-                                <pic:cNvPr id="11" name="图片 11" descr="王建丽"/>
-                                <pic:cNvPicPr>
-                                  <a:picLocks noChangeAspect="1"/>
-                                </pic:cNvPicPr>
-                              </pic:nvPicPr>
-                              <pic:blipFill>
-                                <a:blip r:embed="rId19">
-                                  <a:clrChange>
-                                    <a:clrFrom>
-                                      <a:srgbClr val="FFFFFF">
-                                        <a:alpha val="100000"/>
-                                      </a:srgbClr>
-                                    </a:clrFrom>
-                                    <a:clrTo>
-                                      <a:srgbClr val="FFFFFF">
-                                        <a:alpha val="100000"/>
-                                        <a:alpha val="0"/>
-                                      </a:srgbClr>
-                                    </a:clrTo>
-                                  </a:clrChange>
-                                </a:blip>
-                                <a:stretch>
-                                  <a:fillRect/>
-                                </a:stretch>
-                              </pic:blipFill>
-                              <pic:spPr>
-                                <a:xfrm>
-                                  <a:off x="22321" y="21215"/>
-                                  <a:ext cx="1488" cy="842"/>
-                                </a:xfrm>
-                                <a:prstGeom prst="rect">
-                                  <a:avLst/>
-                                </a:prstGeom>
-                              </pic:spPr>
-                            </pic:pic>
-                          </wpg:wgp>
-                        </a:graphicData>
-                      </a:graphic>
-                    </wp:anchor>
-                  </w:drawing>
-                </mc:Choice>
-                <mc:Fallback>
-                  <w:pict>
-                    <v:group id="_x0000_s1026" o:spid="_x0000_s1026" o:spt="203" style="position:absolute;left:0pt;margin-left:0pt;margin-top:-29.2pt;height:113.65pt;width:246.8pt;z-index:251670528;mso-width-relative:page;mso-height-relative:page;" coordorigin="19199,20810" coordsize="4936,2273" o:gfxdata="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">
-                      <o:lock v:ext="edit" aspectratio="f"/>
-                      <v:group id="组合 23" o:spid="_x0000_s1026" o:spt="203" style="position:absolute;left:19199;top:20810;height:2273;width:4936;" coordorigin="19199,20810" coordsize="4936,2273" o:gfxdata="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">
-                        <o:lock v:ext="edit" aspectratio="f"/>
-                        <v:shape id="图片 1" o:spid="_x0000_s1026" o:spt="75" type="#_x0000_t75" style="position:absolute;left:19199;top:21203;height:901;width:1672;" filled="f" o:preferrelative="t" stroked="f" coordsize="21600,21600" o:gfxdata="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">
-                          <v:fill on="f" focussize="0,0"/>
-                          <v:stroke on="f"/>
-                          <v:imagedata r:id="rId20" cropleft="7158f" croptop="7646f" chromakey="#FFFFFF" o:title=""/>
-                          <o:lock v:ext="edit" aspectratio="t"/>
-                        </v:shape>
-                        <v:shape id="图片 25" o:spid="_x0000_s1026" o:spt="75" type="#_x0000_t75" style="position:absolute;left:21862;top:20810;height:2273;width:2273;" filled="f" o:preferrelative="t" stroked="f" coordsize="21600,21600" o:gfxdata="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">
-                          <v:fill on="f" focussize="0,0"/>
-                          <v:stroke on="f"/>
-                          <v:imagedata r:id="rId18" o:title=""/>
-                          <o:lock v:ext="edit" aspectratio="t"/>
-                        </v:shape>
-                      </v:group>
-                      <v:shape id="_x0000_s1026" o:spid="_x0000_s1026" o:spt="75" alt="王建丽" type="#_x0000_t75" style="position:absolute;left:22321;top:21215;height:842;width:1488;" filled="f" o:preferrelative="t" stroked="f" coordsize="21600,21600" o:gfxdata="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">
-                        <v:fill on="f" focussize="0,0"/>
-                        <v:stroke on="f"/>
-                        <v:imagedata r:id="rId19" chromakey="#FFFFFF" o:title=""/>
-                        <o:lock v:ext="edit" aspectratio="t"/>
-                      </v:shape>
-                    </v:group>
-                  </w:pict>
-                </mc:Fallback>
-              </mc:AlternateContent>
+                <w:rFonts w:hint="eastAsia" w:ascii="Times New Roman" w:hAnsi="Times New Roman" w:cs="Times New Roman"/>
+                <w:b/>
+                <w:sz w:val="24"/>
+                <w:szCs w:val="24"/>
+              </w:rPr>
+              <w:t>{{"ty_guangzhou1"|sign(62,34)}}</w:t>
             </w:r>
           </w:p>
         </w:tc>
@@ -6784,6 +6484,76 @@
                 <w:szCs w:val="24"/>
               </w:rPr>
             </w:pPr>
+            <w:r>
+              <w:rPr>
+                <w:rFonts w:hint="eastAsia" w:ascii="Times New Roman" w:hAnsi="Times New Roman" w:cs="Times New Roman"/>
+                <w:b/>
+                <w:sz w:val="24"/>
+                <w:szCs w:val="24"/>
+              </w:rPr>
+              <w:t>{{"ty_guangzhou2"|sign(59,34)}}</w:t>
+            </w:r>
+            <w:r>
+              <w:rPr>
+                <w:sz w:val="24"/>
+              </w:rPr>
+              <w:drawing>
+                <wp:anchor distT="0" distB="0" distL="114300" distR="114300" simplePos="0" relativeHeight="251672576" behindDoc="0" locked="0" layoutInCell="1" allowOverlap="1">
+                  <wp:simplePos x="0" y="0"/>
+                  <wp:positionH relativeFrom="column">
+                    <wp:posOffset>-375285</wp:posOffset>
+                  </wp:positionH>
+                  <wp:positionV relativeFrom="paragraph">
+                    <wp:posOffset>-391795</wp:posOffset>
+                  </wp:positionV>
+                  <wp:extent cx="1443355" cy="1443355"/>
+                  <wp:effectExtent l="0" t="0" r="4445" b="4445"/>
+                  <wp:wrapNone/>
+                  <wp:docPr id="5" name="图片 25"/>
+                  <wp:cNvGraphicFramePr>
+                    <a:graphicFrameLocks xmlns:a="http://schemas.openxmlformats.org/drawingml/2006/main" noChangeAspect="1"/>
+                  </wp:cNvGraphicFramePr>
+                  <a:graphic xmlns:a="http://schemas.openxmlformats.org/drawingml/2006/main">
+                    <a:graphicData uri="http://schemas.openxmlformats.org/drawingml/2006/picture">
+                      <pic:pic xmlns:pic="http://schemas.openxmlformats.org/drawingml/2006/picture">
+                        <pic:nvPicPr>
+                          <pic:cNvPr id="5" name="图片 25"/>
+                          <pic:cNvPicPr>
+                            <a:picLocks noChangeAspect="1" noChangeArrowheads="1"/>
+                          </pic:cNvPicPr>
+                        </pic:nvPicPr>
+                        <pic:blipFill>
+                          <a:blip r:embed="rId17">
+                            <a:extLst>
+                              <a:ext uri="{28A0092B-C50C-407E-A947-70E740481C1C}">
+                                <a14:useLocalDpi xmlns:a14="http://schemas.microsoft.com/office/drawing/2010/main" val="0"/>
+                              </a:ext>
+                            </a:extLst>
+                          </a:blip>
+                          <a:srcRect/>
+                          <a:stretch>
+                            <a:fillRect/>
+                          </a:stretch>
+                        </pic:blipFill>
+                        <pic:spPr>
+                          <a:xfrm>
+                            <a:off x="0" y="0"/>
+                            <a:ext cx="1443355" cy="1443355"/>
+                          </a:xfrm>
+                          <a:prstGeom prst="rect">
+                            <a:avLst/>
+                          </a:prstGeom>
+                          <a:noFill/>
+                          <a:ln>
+                            <a:noFill/>
+                          </a:ln>
+                        </pic:spPr>
+                      </pic:pic>
+                    </a:graphicData>
+                  </a:graphic>
+                </wp:anchor>
+              </w:drawing>
+            </w:r>
           </w:p>
         </w:tc>
       </w:tr>
@@ -7005,16 +6775,16 @@
         </w:rPr>
       </w:pPr>
       <w:bookmarkStart w:id="18" w:name="_Toc21059"/>
-      <w:bookmarkStart w:id="19" w:name="_Toc23387"/>
-      <w:bookmarkStart w:id="20" w:name="_Toc149837255"/>
-      <w:bookmarkStart w:id="21" w:name="_Toc2781"/>
-      <w:bookmarkStart w:id="22" w:name="_Toc20136_WPSOffice_Level1"/>
-      <w:bookmarkStart w:id="23" w:name="_Toc19898_WPSOffice_Level1"/>
-      <w:bookmarkStart w:id="24" w:name="_Toc22132"/>
-      <w:bookmarkStart w:id="25" w:name="_Toc15289_WPSOffice_Level3"/>
-      <w:bookmarkStart w:id="26" w:name="_Toc27302"/>
-      <w:bookmarkStart w:id="27" w:name="_Toc21764_WPSOffice_Level1"/>
-      <w:bookmarkStart w:id="28" w:name="_Toc13196_WPSOffice_Level1"/>
+      <w:bookmarkStart w:id="19" w:name="_Toc149837255"/>
+      <w:bookmarkStart w:id="20" w:name="_Toc23387"/>
+      <w:bookmarkStart w:id="21" w:name="_Toc19898_WPSOffice_Level1"/>
+      <w:bookmarkStart w:id="22" w:name="_Toc2781"/>
+      <w:bookmarkStart w:id="23" w:name="_Toc22132"/>
+      <w:bookmarkStart w:id="24" w:name="_Toc20136_WPSOffice_Level1"/>
+      <w:bookmarkStart w:id="25" w:name="_Toc21764_WPSOffice_Level1"/>
+      <w:bookmarkStart w:id="26" w:name="_Toc13196_WPSOffice_Level1"/>
+      <w:bookmarkStart w:id="27" w:name="_Toc27302"/>
+      <w:bookmarkStart w:id="28" w:name="_Toc15289_WPSOffice_Level3"/>
       <w:bookmarkStart w:id="29" w:name="_Toc1707_WPSOffice_Level1"/>
       <w:bookmarkStart w:id="30" w:name="_Toc6931_WPSOffice_Level3"/>
       <w:r>
@@ -7225,8 +6995,7 @@
       </w:tblPr>
       <w:tblGrid>
         <w:gridCol w:w="2004"/>
-        <w:gridCol w:w="1859"/>
-        <w:gridCol w:w="3953"/>
+        <w:gridCol w:w="5812"/>
         <w:gridCol w:w="2043"/>
       </w:tblGrid>
       <w:tr>
@@ -7251,7 +7020,7 @@
         </w:trPr>
         <w:tc>
           <w:tcPr>
-            <w:tcW w:w="2017" w:type="dxa"/>
+            <w:tcW w:w="2004" w:type="dxa"/>
             <w:tcBorders>
               <w:top w:val="nil"/>
               <w:bottom w:val="nil"/>
@@ -7290,7 +7059,7 @@
         </w:tc>
         <w:tc>
           <w:tcPr>
-            <w:tcW w:w="1871" w:type="dxa"/>
+            <w:tcW w:w="5812" w:type="dxa"/>
             <w:tcBorders>
               <w:top w:val="nil"/>
               <w:left w:val="single" w:color="FFFFFF" w:sz="18" w:space="0"/>
@@ -7324,53 +7093,13 @@
                 <w:szCs w:val="21"/>
                 <w:lang w:eastAsia="zh-CN" w:bidi="ar"/>
               </w:rPr>
-              <w:t>变异类型</w:t>
-            </w:r>
-          </w:p>
-        </w:tc>
-        <w:tc>
-          <w:tcPr>
-            <w:tcW w:w="3981" w:type="dxa"/>
-            <w:tcBorders>
-              <w:top w:val="nil"/>
-              <w:left w:val="single" w:color="FFFFFF" w:sz="18" w:space="0"/>
-              <w:bottom w:val="nil"/>
-              <w:right w:val="single" w:color="FFFFFF" w:sz="18" w:space="0"/>
-            </w:tcBorders>
-            <w:shd w:val="clear" w:color="auto" w:fill="61BB41"/>
-            <w:vAlign w:val="center"/>
-          </w:tcPr>
-          <w:p>
-            <w:pPr>
-              <w:widowControl/>
-              <w:jc w:val="center"/>
-              <w:textAlignment w:val="center"/>
-              <w:rPr>
-                <w:rFonts w:ascii="微软雅黑" w:hAnsi="微软雅黑" w:eastAsia="微软雅黑" w:cs="微软雅黑"/>
-                <w:b/>
-                <w:bCs/>
-                <w:color w:val="FFFFFF"/>
-                <w:sz w:val="21"/>
-                <w:szCs w:val="21"/>
-              </w:rPr>
-            </w:pPr>
-            <w:r>
-              <w:rPr>
-                <w:rFonts w:hint="eastAsia" w:ascii="微软雅黑" w:hAnsi="微软雅黑" w:eastAsia="微软雅黑" w:cs="微软雅黑"/>
-                <w:b/>
-                <w:bCs/>
-                <w:color w:val="FFFFFF"/>
-                <w:sz w:val="21"/>
-                <w:szCs w:val="21"/>
-                <w:lang w:eastAsia="zh-CN" w:bidi="ar"/>
-              </w:rPr>
               <w:t>检测结果</w:t>
             </w:r>
           </w:p>
         </w:tc>
         <w:tc>
           <w:tcPr>
-            <w:tcW w:w="2056" w:type="dxa"/>
+            <w:tcW w:w="2043" w:type="dxa"/>
             <w:tcBorders>
               <w:top w:val="nil"/>
               <w:left w:val="single" w:color="FFFFFF" w:sz="18" w:space="0"/>
@@ -7430,8 +7159,8 @@
         </w:trPr>
         <w:tc>
           <w:tcPr>
-            <w:tcW w:w="9925" w:type="dxa"/>
-            <w:gridSpan w:val="4"/>
+            <w:tcW w:w="9859" w:type="dxa"/>
+            <w:gridSpan w:val="3"/>
             <w:tcBorders>
               <w:top w:val="nil"/>
               <w:bottom w:val="single" w:color="A4A4A4" w:sz="4" w:space="0"/>
@@ -7484,7 +7213,7 @@
         </w:trPr>
         <w:tc>
           <w:tcPr>
-            <w:tcW w:w="2017" w:type="dxa"/>
+            <w:tcW w:w="2004" w:type="dxa"/>
             <w:tcBorders>
               <w:top w:val="single" w:color="A4A4A4" w:sz="4" w:space="0"/>
             </w:tcBorders>
@@ -7515,7 +7244,7 @@
         </w:tc>
         <w:tc>
           <w:tcPr>
-            <w:tcW w:w="1871" w:type="dxa"/>
+            <w:tcW w:w="5812" w:type="dxa"/>
             <w:tcBorders>
               <w:top w:val="single" w:color="A4A4A4" w:sz="4" w:space="0"/>
             </w:tcBorders>
@@ -7525,36 +7254,6 @@
           </w:tcPr>
           <w:p>
             <w:pPr>
-              <w:jc w:val="center"/>
-              <w:rPr>
-                <w:rFonts w:ascii="微软雅黑" w:hAnsi="微软雅黑" w:eastAsia="微软雅黑" w:cs="微软雅黑"/>
-                <w:color w:val="000000"/>
-                <w:sz w:val="21"/>
-                <w:szCs w:val="21"/>
-              </w:rPr>
-            </w:pPr>
-            <w:r>
-              <w:rPr>
-                <w:rFonts w:hint="eastAsia" w:ascii="Times New Roman" w:hAnsi="Times New Roman" w:eastAsia="微软雅黑" w:cs="Times New Roman"/>
-                <w:sz w:val="21"/>
-                <w:szCs w:val="21"/>
-                <w:lang w:eastAsia="zh-CN"/>
-              </w:rPr>
-              <w:t>{{ it.info }}</w:t>
-            </w:r>
-          </w:p>
-        </w:tc>
-        <w:tc>
-          <w:tcPr>
-            <w:tcW w:w="3981" w:type="dxa"/>
-            <w:tcBorders>
-              <w:top w:val="single" w:color="A4A4A4" w:sz="4" w:space="0"/>
-            </w:tcBorders>
-            <w:shd w:val="clear" w:color="auto" w:fill="auto"/>
-            <w:vAlign w:val="center"/>
-          </w:tcPr>
-          <w:p>
-            <w:pPr>
               <w:widowControl/>
               <w:jc w:val="center"/>
               <w:textAlignment w:val="center"/>
@@ -7629,7 +7328,7 @@
         </w:tc>
         <w:tc>
           <w:tcPr>
-            <w:tcW w:w="2056" w:type="dxa"/>
+            <w:tcW w:w="2043" w:type="dxa"/>
             <w:tcBorders>
               <w:top w:val="single" w:color="A4A4A4" w:sz="4" w:space="0"/>
             </w:tcBorders>
@@ -7731,8 +7430,8 @@
         </w:trPr>
         <w:tc>
           <w:tcPr>
-            <w:tcW w:w="9925" w:type="dxa"/>
-            <w:gridSpan w:val="4"/>
+            <w:tcW w:w="9859" w:type="dxa"/>
+            <w:gridSpan w:val="3"/>
             <w:shd w:val="clear" w:color="auto" w:fill="auto"/>
             <w:noWrap/>
             <w:vAlign w:val="center"/>
@@ -7802,8 +7501,7 @@
       </w:tblPr>
       <w:tblGrid>
         <w:gridCol w:w="2004"/>
-        <w:gridCol w:w="1859"/>
-        <w:gridCol w:w="2656"/>
+        <w:gridCol w:w="4515"/>
         <w:gridCol w:w="3340"/>
       </w:tblGrid>
       <w:tr>
@@ -7828,7 +7526,7 @@
         </w:trPr>
         <w:tc>
           <w:tcPr>
-            <w:tcW w:w="2017" w:type="dxa"/>
+            <w:tcW w:w="2004" w:type="dxa"/>
             <w:tcBorders>
               <w:top w:val="nil"/>
               <w:bottom w:val="nil"/>
@@ -7867,7 +7565,7 @@
         </w:tc>
         <w:tc>
           <w:tcPr>
-            <w:tcW w:w="1871" w:type="dxa"/>
+            <w:tcW w:w="4515" w:type="dxa"/>
             <w:tcBorders>
               <w:top w:val="nil"/>
               <w:left w:val="single" w:color="FFFFFF" w:sz="18" w:space="0"/>
@@ -7901,53 +7599,13 @@
                 <w:szCs w:val="21"/>
                 <w:lang w:eastAsia="zh-CN" w:bidi="ar"/>
               </w:rPr>
-              <w:t>变异类型</w:t>
-            </w:r>
-          </w:p>
-        </w:tc>
-        <w:tc>
-          <w:tcPr>
-            <w:tcW w:w="2674" w:type="dxa"/>
-            <w:tcBorders>
-              <w:top w:val="nil"/>
-              <w:left w:val="single" w:color="FFFFFF" w:sz="18" w:space="0"/>
-              <w:bottom w:val="nil"/>
-              <w:right w:val="single" w:color="FFFFFF" w:sz="18" w:space="0"/>
-            </w:tcBorders>
-            <w:shd w:val="clear" w:color="auto" w:fill="61BB41"/>
-            <w:vAlign w:val="center"/>
-          </w:tcPr>
-          <w:p>
-            <w:pPr>
-              <w:widowControl/>
-              <w:jc w:val="center"/>
-              <w:textAlignment w:val="center"/>
-              <w:rPr>
-                <w:rFonts w:ascii="微软雅黑" w:hAnsi="微软雅黑" w:eastAsia="微软雅黑" w:cs="微软雅黑"/>
-                <w:b/>
-                <w:bCs/>
-                <w:color w:val="FFFFFF"/>
-                <w:sz w:val="21"/>
-                <w:szCs w:val="21"/>
-              </w:rPr>
-            </w:pPr>
-            <w:r>
-              <w:rPr>
-                <w:rFonts w:hint="eastAsia" w:ascii="微软雅黑" w:hAnsi="微软雅黑" w:eastAsia="微软雅黑" w:cs="微软雅黑"/>
-                <w:b/>
-                <w:bCs/>
-                <w:color w:val="FFFFFF"/>
-                <w:sz w:val="21"/>
-                <w:szCs w:val="21"/>
-                <w:lang w:eastAsia="zh-CN" w:bidi="ar"/>
-              </w:rPr>
               <w:t>检测结果</w:t>
             </w:r>
           </w:p>
         </w:tc>
         <w:tc>
           <w:tcPr>
-            <w:tcW w:w="3363" w:type="dxa"/>
+            <w:tcW w:w="3340" w:type="dxa"/>
             <w:tcBorders>
               <w:top w:val="nil"/>
               <w:left w:val="single" w:color="FFFFFF" w:sz="18" w:space="0"/>
@@ -8008,8 +7666,8 @@
         </w:trPr>
         <w:tc>
           <w:tcPr>
-            <w:tcW w:w="9925" w:type="dxa"/>
-            <w:gridSpan w:val="4"/>
+            <w:tcW w:w="9859" w:type="dxa"/>
+            <w:gridSpan w:val="3"/>
             <w:tcBorders>
               <w:top w:val="nil"/>
               <w:bottom w:val="single" w:color="A4A4A4" w:sz="4" w:space="0"/>
@@ -8062,7 +7720,7 @@
         </w:trPr>
         <w:tc>
           <w:tcPr>
-            <w:tcW w:w="2017" w:type="dxa"/>
+            <w:tcW w:w="2004" w:type="dxa"/>
             <w:tcBorders>
               <w:top w:val="single" w:color="A4A4A4" w:sz="4" w:space="0"/>
             </w:tcBorders>
@@ -8093,7 +7751,7 @@
         </w:tc>
         <w:tc>
           <w:tcPr>
-            <w:tcW w:w="1871" w:type="dxa"/>
+            <w:tcW w:w="4515" w:type="dxa"/>
             <w:tcBorders>
               <w:top w:val="single" w:color="A4A4A4" w:sz="4" w:space="0"/>
             </w:tcBorders>
@@ -8103,36 +7761,6 @@
           </w:tcPr>
           <w:p>
             <w:pPr>
-              <w:jc w:val="center"/>
-              <w:rPr>
-                <w:rFonts w:ascii="微软雅黑" w:hAnsi="微软雅黑" w:eastAsia="微软雅黑" w:cs="微软雅黑"/>
-                <w:color w:val="000000"/>
-                <w:sz w:val="21"/>
-                <w:szCs w:val="21"/>
-              </w:rPr>
-            </w:pPr>
-            <w:r>
-              <w:rPr>
-                <w:rFonts w:hint="eastAsia" w:ascii="Times New Roman" w:hAnsi="Times New Roman" w:eastAsia="微软雅黑" w:cs="Times New Roman"/>
-                <w:sz w:val="21"/>
-                <w:szCs w:val="21"/>
-                <w:lang w:eastAsia="zh-CN"/>
-              </w:rPr>
-              <w:t>{{ it.info }}</w:t>
-            </w:r>
-          </w:p>
-        </w:tc>
-        <w:tc>
-          <w:tcPr>
-            <w:tcW w:w="2674" w:type="dxa"/>
-            <w:tcBorders>
-              <w:top w:val="single" w:color="A4A4A4" w:sz="4" w:space="0"/>
-            </w:tcBorders>
-            <w:shd w:val="clear" w:color="auto" w:fill="auto"/>
-            <w:vAlign w:val="center"/>
-          </w:tcPr>
-          <w:p>
-            <w:pPr>
               <w:widowControl/>
               <w:jc w:val="center"/>
               <w:textAlignment w:val="center"/>
@@ -8207,7 +7835,7 @@
         </w:tc>
         <w:tc>
           <w:tcPr>
-            <w:tcW w:w="3363" w:type="dxa"/>
+            <w:tcW w:w="3340" w:type="dxa"/>
             <w:tcBorders>
               <w:top w:val="single" w:color="A4A4A4" w:sz="4" w:space="0"/>
             </w:tcBorders>
@@ -8309,8 +7937,8 @@
         </w:trPr>
         <w:tc>
           <w:tcPr>
-            <w:tcW w:w="9925" w:type="dxa"/>
-            <w:gridSpan w:val="4"/>
+            <w:tcW w:w="9859" w:type="dxa"/>
+            <w:gridSpan w:val="3"/>
             <w:shd w:val="clear" w:color="auto" w:fill="auto"/>
             <w:noWrap/>
             <w:vAlign w:val="center"/>
@@ -8686,43 +8314,6 @@
         <w:spacing w:line="216" w:lineRule="auto"/>
         <w:textAlignment w:val="auto"/>
         <w:rPr>
-          <w:rFonts w:ascii="Times New Roman" w:hAnsi="Times New Roman" w:eastAsia="微软雅黑" w:cs="Times New Roman"/>
-          <w:sz w:val="18"/>
-          <w:szCs w:val="18"/>
-          <w:lang w:eastAsia="zh-CN"/>
-        </w:rPr>
-      </w:pPr>
-      <w:r>
-        <w:rPr>
-          <w:rFonts w:hint="eastAsia" w:ascii="Times New Roman" w:hAnsi="Times New Roman" w:eastAsia="微软雅黑" w:cs="Times New Roman"/>
-          <w:sz w:val="18"/>
-          <w:lang w:eastAsia="zh-CN"/>
-        </w:rPr>
-        <w:t>以上基因的检测范围涵盖但不限于上表中列出的变异类型。</w:t>
-      </w:r>
-    </w:p>
-    <w:p>
-      <w:pPr>
-        <w:keepNext w:val="0"/>
-        <w:keepLines w:val="0"/>
-        <w:pageBreakBefore w:val="0"/>
-        <w:widowControl w:val="0"/>
-        <w:numPr>
-          <w:ilvl w:val="0"/>
-          <w:numId w:val="7"/>
-        </w:numPr>
-        <w:kinsoku/>
-        <w:wordWrap/>
-        <w:overflowPunct/>
-        <w:topLinePunct w:val="0"/>
-        <w:autoSpaceDE/>
-        <w:autoSpaceDN/>
-        <w:bidi w:val="0"/>
-        <w:adjustRightInd/>
-        <w:snapToGrid/>
-        <w:spacing w:line="216" w:lineRule="auto"/>
-        <w:textAlignment w:val="auto"/>
-        <w:rPr>
           <w:rFonts w:hint="eastAsia" w:ascii="Times New Roman" w:hAnsi="Times New Roman" w:eastAsia="微软雅黑" w:cs="Times New Roman"/>
           <w:sz w:val="18"/>
           <w:lang w:eastAsia="zh-CN"/>
@@ -8771,13 +8362,13 @@
           </w14:shadow>
         </w:rPr>
       </w:pPr>
-      <w:bookmarkStart w:id="31" w:name="_Toc149837256"/>
-      <w:bookmarkStart w:id="32" w:name="_Toc24235"/>
-      <w:bookmarkStart w:id="33" w:name="_Toc25587"/>
-      <w:bookmarkStart w:id="34" w:name="_Toc18062_WPSOffice_Level2"/>
-      <w:bookmarkStart w:id="35" w:name="_Toc11015_WPSOffice_Level2"/>
-      <w:bookmarkStart w:id="36" w:name="_Toc23375"/>
-      <w:bookmarkStart w:id="37" w:name="_Toc9088"/>
+      <w:bookmarkStart w:id="31" w:name="_Toc25587"/>
+      <w:bookmarkStart w:id="32" w:name="_Toc149837256"/>
+      <w:bookmarkStart w:id="33" w:name="_Toc24235"/>
+      <w:bookmarkStart w:id="34" w:name="_Toc9088"/>
+      <w:bookmarkStart w:id="35" w:name="_Toc23375"/>
+      <w:bookmarkStart w:id="36" w:name="_Toc11015_WPSOffice_Level2"/>
+      <w:bookmarkStart w:id="37" w:name="_Toc18062_WPSOffice_Level2"/>
       <w:r>
         <w:rPr>
           <w:rStyle w:val="42"/>
@@ -8816,8 +8407,8 @@
           <w:lang w:eastAsia="zh-CN"/>
         </w:rPr>
       </w:pPr>
-      <w:bookmarkStart w:id="38" w:name="_Toc149837258"/>
-      <w:bookmarkStart w:id="39" w:name="_Toc14389"/>
+      <w:bookmarkStart w:id="38" w:name="_Toc14389"/>
+      <w:bookmarkStart w:id="39" w:name="_Toc149837258"/>
       <w:r>
         <w:rPr>
           <w:rFonts w:hint="eastAsia"/>
@@ -17561,13 +17152,13 @@
           <w:lang w:eastAsia="zh-CN"/>
         </w:rPr>
       </w:pPr>
-      <w:bookmarkStart w:id="42" w:name="_Toc149837260"/>
-      <w:bookmarkStart w:id="43" w:name="_Toc29923"/>
-      <w:bookmarkStart w:id="44" w:name="_Toc23903"/>
-      <w:bookmarkStart w:id="45" w:name="_Toc4331_WPSOffice_Level1"/>
+      <w:bookmarkStart w:id="42" w:name="_Toc29923"/>
+      <w:bookmarkStart w:id="43" w:name="_Toc149837260"/>
+      <w:bookmarkStart w:id="44" w:name="_Toc23846_WPSOffice_Level1"/>
+      <w:bookmarkStart w:id="45" w:name="_Toc25727"/>
       <w:bookmarkStart w:id="46" w:name="_Toc32443_WPSOffice_Level1"/>
-      <w:bookmarkStart w:id="47" w:name="_Toc23846_WPSOffice_Level1"/>
-      <w:bookmarkStart w:id="48" w:name="_Toc25727"/>
+      <w:bookmarkStart w:id="47" w:name="_Toc23903"/>
+      <w:bookmarkStart w:id="48" w:name="_Toc4331_WPSOffice_Level1"/>
       <w:r>
         <w:rPr>
           <w:rFonts w:hint="eastAsia"/>
@@ -18148,10 +17739,10 @@
           <w:lang w:eastAsia="zh-CN"/>
         </w:rPr>
       </w:pPr>
-      <w:bookmarkStart w:id="49" w:name="_Toc106719764"/>
-      <w:bookmarkStart w:id="50" w:name="_Toc20034"/>
+      <w:bookmarkStart w:id="49" w:name="_Toc10223"/>
+      <w:bookmarkStart w:id="50" w:name="_Toc106719764"/>
       <w:bookmarkStart w:id="51" w:name="_Toc12578"/>
-      <w:bookmarkStart w:id="52" w:name="_Toc10223"/>
+      <w:bookmarkStart w:id="52" w:name="_Toc20034"/>
       <w:r>
         <w:rPr>
           <w:rFonts w:hint="eastAsia"/>
@@ -21245,9 +20836,9 @@
           </w14:shadow>
         </w:rPr>
       </w:pPr>
-      <w:bookmarkStart w:id="53" w:name="_Toc149837263"/>
-      <w:bookmarkStart w:id="54" w:name="_Toc180"/>
-      <w:bookmarkStart w:id="55" w:name="_Toc27788"/>
+      <w:bookmarkStart w:id="53" w:name="_Toc27788"/>
+      <w:bookmarkStart w:id="54" w:name="_Toc149837263"/>
+      <w:bookmarkStart w:id="55" w:name="_Toc180"/>
       <w:r>
         <w:rPr>
           <w:color w:val="62B541"/>
@@ -21300,11 +20891,11 @@
           <w:lang w:eastAsia="zh-CN"/>
         </w:rPr>
       </w:pPr>
-      <w:bookmarkStart w:id="56" w:name="_Toc23606"/>
-      <w:bookmarkStart w:id="57" w:name="_Toc32443_WPSOffice_Level2"/>
+      <w:bookmarkStart w:id="56" w:name="_Toc21197"/>
+      <w:bookmarkStart w:id="57" w:name="_Toc23606"/>
       <w:bookmarkStart w:id="58" w:name="_Toc4331_WPSOffice_Level2"/>
-      <w:bookmarkStart w:id="59" w:name="_Toc21197"/>
-      <w:bookmarkStart w:id="60" w:name="_Toc32302"/>
+      <w:bookmarkStart w:id="59" w:name="_Toc32302"/>
+      <w:bookmarkStart w:id="60" w:name="_Toc32443_WPSOffice_Level2"/>
       <w:bookmarkStart w:id="61" w:name="_Toc149837264"/>
       <w:r>
         <w:rPr>
@@ -34638,8 +34229,8 @@
           </w14:shadow>
         </w:rPr>
       </w:pPr>
-      <w:bookmarkStart w:id="64" w:name="_Toc15949"/>
-      <w:bookmarkStart w:id="65" w:name="_Toc14695"/>
+      <w:bookmarkStart w:id="64" w:name="_Toc14695"/>
+      <w:bookmarkStart w:id="65" w:name="_Toc15949"/>
       <w:r>
         <w:rPr>
           <w:color w:val="62B541"/>
@@ -34674,10 +34265,10 @@
           <w:lang w:eastAsia="zh-CN"/>
         </w:rPr>
       </w:pPr>
-      <w:bookmarkStart w:id="66" w:name="_Toc19763"/>
-      <w:bookmarkStart w:id="67" w:name="_Toc16392"/>
+      <w:bookmarkStart w:id="66" w:name="_Toc15840_WPSOffice_Level1"/>
+      <w:bookmarkStart w:id="67" w:name="_Toc19763"/>
       <w:bookmarkStart w:id="68" w:name="_Toc14255_WPSOffice_Level1"/>
-      <w:bookmarkStart w:id="69" w:name="_Toc15840_WPSOffice_Level1"/>
+      <w:bookmarkStart w:id="69" w:name="_Toc16392"/>
       <w:r>
         <w:rPr>
           <w:rFonts w:hint="eastAsia"/>
@@ -35360,12 +34951,21 @@
             </w:r>
             <w:r>
               <w:rPr>
+                <w:rFonts w:hint="eastAsia" w:ascii="Times New Roman" w:hAnsi="Times New Roman" w:eastAsia="微软雅黑" w:cs="Times New Roman"/>
+                <w:sz w:val="21"/>
+                <w:szCs w:val="21"/>
+                <w:lang w:val="en-US" w:eastAsia="zh-CN" w:bidi="ar"/>
+              </w:rPr>
+              <w:t>5</w:t>
+            </w:r>
+            <w:r>
+              <w:rPr>
                 <w:rFonts w:ascii="Times New Roman" w:hAnsi="Times New Roman" w:eastAsia="微软雅黑" w:cs="Times New Roman"/>
                 <w:sz w:val="21"/>
                 <w:szCs w:val="21"/>
                 <w:lang w:eastAsia="zh-CN" w:bidi="ar"/>
               </w:rPr>
-              <w:t>100</w:t>
+              <w:t>0</w:t>
             </w:r>
             <w:r>
               <w:rPr>
@@ -35389,9 +34989,9 @@
                 <w:rFonts w:hint="eastAsia" w:ascii="Times New Roman" w:hAnsi="Times New Roman" w:eastAsia="微软雅黑" w:cs="Times New Roman"/>
                 <w:sz w:val="21"/>
                 <w:szCs w:val="21"/>
-                <w:lang w:eastAsia="zh-CN" w:bidi="ar"/>
-              </w:rPr>
-              <w:t>2</w:t>
+                <w:lang w:val="en-US" w:eastAsia="zh-CN" w:bidi="ar"/>
+              </w:rPr>
+              <w:t>1</w:t>
             </w:r>
             <w:r>
               <w:rPr>
@@ -35575,12 +35175,12 @@
             </w:pPr>
             <w:r>
               <w:rPr>
-                <w:rFonts w:ascii="Times New Roman" w:hAnsi="Times New Roman" w:eastAsia="微软雅黑" w:cs="Times New Roman"/>
-                <w:sz w:val="21"/>
-                <w:szCs w:val="21"/>
-                <w:lang w:eastAsia="zh-CN" w:bidi="ar"/>
-              </w:rPr>
-              <w:t>A/B/C</w:t>
+                <w:rFonts w:hint="eastAsia" w:ascii="Times New Roman" w:hAnsi="Times New Roman" w:eastAsia="微软雅黑" w:cs="Times New Roman"/>
+                <w:sz w:val="21"/>
+                <w:szCs w:val="21"/>
+                <w:lang w:val="en-US" w:eastAsia="zh-CN" w:bidi="ar"/>
+              </w:rPr>
+              <w:t>1-2</w:t>
             </w:r>
             <w:r>
               <w:rPr>
@@ -35765,7 +35365,7 @@
             </w:pPr>
             <w:r>
               <w:rPr>
-                <w:rFonts w:hint="eastAsia" w:ascii="微软雅黑" w:hAnsi="微软雅黑" w:eastAsia="微软雅黑" w:cs="微软雅黑"/>
+                <w:rFonts w:hint="default" w:ascii="Times New Roman" w:hAnsi="Times New Roman" w:eastAsia="微软雅黑" w:cs="Times New Roman"/>
                 <w:sz w:val="21"/>
                 <w:szCs w:val="21"/>
                 <w:lang w:eastAsia="zh-CN" w:bidi="ar"/>
@@ -35774,12 +35374,21 @@
             </w:r>
             <w:r>
               <w:rPr>
-                <w:rFonts w:ascii="Times New Roman" w:hAnsi="Times New Roman" w:eastAsia="微软雅黑" w:cs="Times New Roman"/>
+                <w:rFonts w:hint="default" w:ascii="Times New Roman" w:hAnsi="Times New Roman" w:eastAsia="微软雅黑" w:cs="Times New Roman"/>
+                <w:sz w:val="21"/>
+                <w:szCs w:val="21"/>
+                <w:lang w:val="en-US" w:eastAsia="zh-CN" w:bidi="ar"/>
+              </w:rPr>
+              <w:t>32</w:t>
+            </w:r>
+            <w:r>
+              <w:rPr>
+                <w:rFonts w:hint="default" w:ascii="Times New Roman" w:hAnsi="Times New Roman" w:eastAsia="微软雅黑" w:cs="Times New Roman"/>
                 <w:sz w:val="21"/>
                 <w:szCs w:val="21"/>
                 <w:lang w:eastAsia="zh-CN" w:bidi="ar"/>
               </w:rPr>
-              <w:t>500</w:t>
+              <w:t>0</w:t>
             </w:r>
           </w:p>
         </w:tc>
@@ -36701,7 +36310,7 @@
           <w:szCs w:val="18"/>
           <w:lang w:eastAsia="zh-CN"/>
         </w:rPr>
-        <w:t>肿瘤细胞含量：送检样本经HE染色评估的肿瘤细胞含量。如送检样本不满足病理评估所需条件，则不进行此项评估。血浆cfDNA样本不做此项评估。</w:t>
+        <w:t>肿瘤细胞含量：送检样本经HE染色评估的肿瘤细胞含量。如送检样本不满足病理评估所需条件，则不进行此项评估。{% if summaryOfRresults.type == “blood” %}血浆cfDNA样本不做此项评估。{% endif %}</w:t>
       </w:r>
     </w:p>
     <w:p>
@@ -36755,272 +36364,7 @@
           <w:szCs w:val="18"/>
           <w:lang w:eastAsia="zh-CN"/>
         </w:rPr>
-        <w:t>DNA降解程度：cfDNA样本不适用于此项评估。</w:t>
-      </w:r>
-    </w:p>
-    <w:p>
-      <w:pPr>
-        <w:numPr>
-          <w:ilvl w:val="0"/>
-          <w:numId w:val="12"/>
-        </w:numPr>
-        <w:spacing w:line="270" w:lineRule="exact"/>
-        <w:ind w:left="613" w:leftChars="150" w:hanging="283"/>
-        <w:rPr>
-          <w:rFonts w:ascii="Times New Roman" w:hAnsi="Times New Roman" w:eastAsia="微软雅黑" w:cs="Times New Roman"/>
-          <w:bCs/>
-          <w:sz w:val="18"/>
-          <w:szCs w:val="18"/>
-          <w:lang w:eastAsia="zh-CN"/>
-        </w:rPr>
-      </w:pPr>
-      <w:r>
-        <w:rPr>
-          <w:rFonts w:ascii="Times New Roman" w:hAnsi="Times New Roman" w:eastAsia="微软雅黑" w:cs="Times New Roman"/>
-          <w:bCs/>
-          <w:sz w:val="18"/>
-          <w:szCs w:val="18"/>
-          <w:lang w:eastAsia="zh-CN"/>
-        </w:rPr>
-        <w:t>A级：有主带，或降解均匀且降解区域主要集中在5000bp以上</w:t>
-      </w:r>
-      <w:r>
-        <w:rPr>
-          <w:rFonts w:hint="eastAsia" w:ascii="Times New Roman" w:hAnsi="Times New Roman" w:eastAsia="微软雅黑" w:cs="Times New Roman"/>
-          <w:bCs/>
-          <w:sz w:val="18"/>
-          <w:szCs w:val="18"/>
-          <w:lang w:eastAsia="zh-CN"/>
-        </w:rPr>
-        <w:t>；</w:t>
-      </w:r>
-    </w:p>
-    <w:p>
-      <w:pPr>
-        <w:numPr>
-          <w:ilvl w:val="0"/>
-          <w:numId w:val="12"/>
-        </w:numPr>
-        <w:spacing w:line="270" w:lineRule="exact"/>
-        <w:ind w:left="613" w:leftChars="150" w:hanging="283"/>
-        <w:rPr>
-          <w:rFonts w:ascii="Times New Roman" w:hAnsi="Times New Roman" w:eastAsia="微软雅黑" w:cs="Times New Roman"/>
-          <w:bCs/>
-          <w:sz w:val="18"/>
-          <w:szCs w:val="18"/>
-          <w:lang w:eastAsia="zh-CN"/>
-        </w:rPr>
-      </w:pPr>
-      <w:r>
-        <w:rPr>
-          <w:rFonts w:ascii="Times New Roman" w:hAnsi="Times New Roman" w:eastAsia="微软雅黑" w:cs="Times New Roman"/>
-          <w:bCs/>
-          <w:sz w:val="18"/>
-          <w:szCs w:val="18"/>
-          <w:lang w:eastAsia="zh-CN"/>
-        </w:rPr>
-        <w:t>B级：无主带，降解均匀且降解区域主要集中在1500-5000bp之间</w:t>
-      </w:r>
-      <w:r>
-        <w:rPr>
-          <w:rFonts w:hint="eastAsia" w:ascii="Times New Roman" w:hAnsi="Times New Roman" w:eastAsia="微软雅黑" w:cs="Times New Roman"/>
-          <w:bCs/>
-          <w:sz w:val="18"/>
-          <w:szCs w:val="18"/>
-          <w:lang w:eastAsia="zh-CN"/>
-        </w:rPr>
-        <w:t>；</w:t>
-      </w:r>
-    </w:p>
-    <w:p>
-      <w:pPr>
-        <w:numPr>
-          <w:ilvl w:val="0"/>
-          <w:numId w:val="12"/>
-        </w:numPr>
-        <w:spacing w:line="270" w:lineRule="exact"/>
-        <w:ind w:left="613" w:leftChars="150" w:hanging="283"/>
-        <w:rPr>
-          <w:rFonts w:ascii="Times New Roman" w:hAnsi="Times New Roman" w:eastAsia="微软雅黑" w:cs="Times New Roman"/>
-          <w:bCs/>
-          <w:sz w:val="18"/>
-          <w:szCs w:val="18"/>
-          <w:lang w:eastAsia="zh-CN"/>
-        </w:rPr>
-      </w:pPr>
-      <w:r>
-        <w:rPr>
-          <w:rFonts w:ascii="Times New Roman" w:hAnsi="Times New Roman" w:eastAsia="微软雅黑" w:cs="Times New Roman"/>
-          <w:bCs/>
-          <w:sz w:val="18"/>
-          <w:szCs w:val="18"/>
-          <w:lang w:eastAsia="zh-CN"/>
-        </w:rPr>
-        <w:t>C级：无主带，降解均匀且降解区域主要集中在500-1500bp之间</w:t>
-      </w:r>
-      <w:r>
-        <w:rPr>
-          <w:rFonts w:hint="eastAsia" w:ascii="Times New Roman" w:hAnsi="Times New Roman" w:eastAsia="微软雅黑" w:cs="Times New Roman"/>
-          <w:bCs/>
-          <w:sz w:val="18"/>
-          <w:szCs w:val="18"/>
-          <w:lang w:eastAsia="zh-CN"/>
-        </w:rPr>
-        <w:t>；</w:t>
-      </w:r>
-    </w:p>
-    <w:p>
-      <w:pPr>
-        <w:numPr>
-          <w:ilvl w:val="0"/>
-          <w:numId w:val="12"/>
-        </w:numPr>
-        <w:spacing w:line="270" w:lineRule="exact"/>
-        <w:ind w:left="613" w:leftChars="150" w:hanging="283"/>
-        <w:rPr>
-          <w:rFonts w:ascii="Times New Roman" w:hAnsi="Times New Roman" w:eastAsia="微软雅黑" w:cs="Times New Roman"/>
-          <w:bCs/>
-          <w:sz w:val="18"/>
-          <w:szCs w:val="18"/>
-          <w:lang w:eastAsia="zh-CN"/>
-        </w:rPr>
-      </w:pPr>
-      <w:r>
-        <w:rPr>
-          <w:rFonts w:ascii="Times New Roman" w:hAnsi="Times New Roman" w:eastAsia="微软雅黑" w:cs="Times New Roman"/>
-          <w:bCs/>
-          <w:spacing w:val="3"/>
-          <w:sz w:val="18"/>
-          <w:szCs w:val="18"/>
-          <w:lang w:eastAsia="zh-CN"/>
-        </w:rPr>
-        <w:t>D级</w:t>
-      </w:r>
-      <w:r>
-        <w:rPr>
-          <w:rFonts w:ascii="Times New Roman" w:hAnsi="Times New Roman" w:eastAsia="微软雅黑" w:cs="Times New Roman"/>
-          <w:bCs/>
-          <w:sz w:val="18"/>
-          <w:szCs w:val="18"/>
-          <w:lang w:eastAsia="zh-CN"/>
-        </w:rPr>
-        <w:t>（</w:t>
-      </w:r>
-      <w:r>
-        <w:rPr>
-          <w:rFonts w:ascii="Times New Roman" w:hAnsi="Times New Roman" w:eastAsia="微软雅黑" w:cs="Times New Roman"/>
-          <w:bCs/>
-          <w:spacing w:val="1"/>
-          <w:sz w:val="18"/>
-          <w:szCs w:val="18"/>
-          <w:lang w:eastAsia="zh-CN"/>
-        </w:rPr>
-        <w:t>不合格</w:t>
-      </w:r>
-      <w:r>
-        <w:rPr>
-          <w:rFonts w:ascii="Times New Roman" w:hAnsi="Times New Roman" w:eastAsia="微软雅黑" w:cs="Times New Roman"/>
-          <w:bCs/>
-          <w:spacing w:val="-90"/>
-          <w:sz w:val="18"/>
-          <w:szCs w:val="18"/>
-          <w:lang w:eastAsia="zh-CN"/>
-        </w:rPr>
-        <w:t>）</w:t>
-      </w:r>
-      <w:r>
-        <w:rPr>
-          <w:rFonts w:ascii="Times New Roman" w:hAnsi="Times New Roman" w:eastAsia="微软雅黑" w:cs="Times New Roman"/>
-          <w:bCs/>
-          <w:sz w:val="18"/>
-          <w:szCs w:val="18"/>
-          <w:lang w:eastAsia="zh-CN"/>
-        </w:rPr>
-        <w:t>）：无主带，降解均匀且降解区域主要集中在500-1500bp</w:t>
-      </w:r>
-      <w:r>
-        <w:rPr>
-          <w:rFonts w:ascii="Times New Roman" w:hAnsi="Times New Roman" w:eastAsia="微软雅黑" w:cs="Times New Roman"/>
-          <w:bCs/>
-          <w:spacing w:val="-1"/>
-          <w:sz w:val="18"/>
-          <w:szCs w:val="18"/>
-          <w:lang w:eastAsia="zh-CN"/>
-        </w:rPr>
-        <w:t>之间，但总量介于</w:t>
-      </w:r>
-      <w:r>
-        <w:rPr>
-          <w:rFonts w:ascii="Times New Roman" w:hAnsi="Times New Roman" w:eastAsia="微软雅黑" w:cs="Times New Roman"/>
-          <w:bCs/>
-          <w:sz w:val="18"/>
-          <w:szCs w:val="18"/>
-          <w:lang w:eastAsia="zh-CN"/>
-        </w:rPr>
-        <w:t>100ng</w:t>
-      </w:r>
-      <w:r>
-        <w:rPr>
-          <w:rFonts w:ascii="Times New Roman" w:hAnsi="Times New Roman" w:eastAsia="微软雅黑" w:cs="Times New Roman"/>
-          <w:bCs/>
-          <w:spacing w:val="-3"/>
-          <w:sz w:val="18"/>
-          <w:szCs w:val="18"/>
-          <w:lang w:eastAsia="zh-CN"/>
-        </w:rPr>
-        <w:t>到</w:t>
-      </w:r>
-      <w:r>
-        <w:rPr>
-          <w:rFonts w:ascii="Times New Roman" w:hAnsi="Times New Roman" w:eastAsia="微软雅黑" w:cs="Times New Roman"/>
-          <w:bCs/>
-          <w:sz w:val="18"/>
-          <w:szCs w:val="18"/>
-          <w:lang w:eastAsia="zh-CN"/>
-        </w:rPr>
-        <w:t>300ng之间；或降解区</w:t>
-      </w:r>
-      <w:r>
-        <w:rPr>
-          <w:rFonts w:ascii="Times New Roman" w:hAnsi="Times New Roman" w:eastAsia="微软雅黑" w:cs="Times New Roman"/>
-          <w:bCs/>
-          <w:spacing w:val="-2"/>
-          <w:sz w:val="18"/>
-          <w:szCs w:val="18"/>
-          <w:lang w:eastAsia="zh-CN"/>
-        </w:rPr>
-        <w:t>域弥散在</w:t>
-      </w:r>
-      <w:r>
-        <w:rPr>
-          <w:rFonts w:ascii="Times New Roman" w:hAnsi="Times New Roman" w:eastAsia="微软雅黑" w:cs="Times New Roman"/>
-          <w:bCs/>
-          <w:sz w:val="18"/>
-          <w:szCs w:val="18"/>
-          <w:lang w:eastAsia="zh-CN"/>
-        </w:rPr>
-        <w:t>150-1000bp</w:t>
-      </w:r>
-      <w:r>
-        <w:rPr>
-          <w:rFonts w:ascii="Times New Roman" w:hAnsi="Times New Roman" w:eastAsia="微软雅黑" w:cs="Times New Roman"/>
-          <w:bCs/>
-          <w:spacing w:val="-2"/>
-          <w:sz w:val="18"/>
-          <w:szCs w:val="18"/>
-          <w:lang w:eastAsia="zh-CN"/>
-        </w:rPr>
-        <w:t>，或集中在</w:t>
-      </w:r>
-      <w:r>
-        <w:rPr>
-          <w:rFonts w:ascii="Times New Roman" w:hAnsi="Times New Roman" w:eastAsia="微软雅黑" w:cs="Times New Roman"/>
-          <w:bCs/>
-          <w:sz w:val="18"/>
-          <w:szCs w:val="18"/>
-          <w:lang w:eastAsia="zh-CN"/>
-        </w:rPr>
-        <w:t>500bp以下。</w:t>
+        <w:t>DNA降解程度：1-2级别样本质量较好，3级不能满足检测要求{% if summaryOfRresults.type == “blood” %}；cfDNA样本不适用于此项评估{% endif %}。</w:t>
       </w:r>
     </w:p>
     <w:p>
@@ -37869,7 +37213,7 @@
         <w:pStyle w:val="40"/>
         <w:numPr>
           <w:ilvl w:val="0"/>
-          <w:numId w:val="13"/>
+          <w:numId w:val="12"/>
         </w:numPr>
         <w:autoSpaceDE w:val="0"/>
         <w:autoSpaceDN w:val="0"/>
@@ -37950,7 +37294,7 @@
         <w:pStyle w:val="40"/>
         <w:numPr>
           <w:ilvl w:val="0"/>
-          <w:numId w:val="13"/>
+          <w:numId w:val="12"/>
         </w:numPr>
         <w:autoSpaceDE w:val="0"/>
         <w:autoSpaceDN w:val="0"/>
@@ -37995,7 +37339,7 @@
         <w:pStyle w:val="40"/>
         <w:numPr>
           <w:ilvl w:val="0"/>
-          <w:numId w:val="13"/>
+          <w:numId w:val="12"/>
         </w:numPr>
         <w:autoSpaceDE w:val="0"/>
         <w:autoSpaceDN w:val="0"/>
@@ -38042,8 +37386,8 @@
       </w:pPr>
       <w:bookmarkStart w:id="74" w:name="_Toc26427"/>
       <w:bookmarkStart w:id="75" w:name="_Toc5425"/>
-      <w:bookmarkStart w:id="76" w:name="_Toc20170_WPSOffice_Level1"/>
-      <w:bookmarkStart w:id="77" w:name="_Toc28454_WPSOffice_Level1"/>
+      <w:bookmarkStart w:id="76" w:name="_Toc28454_WPSOffice_Level1"/>
+      <w:bookmarkStart w:id="77" w:name="_Toc20170_WPSOffice_Level1"/>
       <w:bookmarkStart w:id="78" w:name="_Toc26985_WPSOffice_Level1"/>
       <w:r>
         <w:rPr>
@@ -38144,7 +37488,7 @@
         <w:widowControl/>
         <w:numPr>
           <w:ilvl w:val="0"/>
-          <w:numId w:val="14"/>
+          <w:numId w:val="13"/>
         </w:numPr>
         <w:spacing w:before="26"/>
         <w:ind w:firstLine="220" w:firstLineChars="100"/>
@@ -38758,9 +38102,9 @@
           <w:lang w:eastAsia="zh-CN"/>
         </w:rPr>
       </w:pPr>
-      <w:bookmarkStart w:id="79" w:name="_Toc5400"/>
-      <w:bookmarkStart w:id="80" w:name="_Toc2622"/>
-      <w:bookmarkStart w:id="81" w:name="_Toc3846"/>
+      <w:bookmarkStart w:id="79" w:name="_Toc3846"/>
+      <w:bookmarkStart w:id="80" w:name="_Toc5400"/>
+      <w:bookmarkStart w:id="81" w:name="_Toc2622"/>
       <w:r>
         <w:rPr>
           <w:rFonts w:ascii="Times New Roman" w:hAnsi="Times New Roman" w:eastAsia="微软雅黑" w:cs="Times New Roman"/>
@@ -38914,9 +38258,9 @@
           <w:lang w:eastAsia="zh-CN"/>
         </w:rPr>
       </w:pPr>
-      <w:bookmarkStart w:id="82" w:name="_Toc7995"/>
-      <w:bookmarkStart w:id="83" w:name="_Toc126"/>
-      <w:bookmarkStart w:id="84" w:name="_Toc10299"/>
+      <w:bookmarkStart w:id="82" w:name="_Toc126"/>
+      <w:bookmarkStart w:id="83" w:name="_Toc10299"/>
+      <w:bookmarkStart w:id="84" w:name="_Toc7995"/>
       <w:r>
         <w:rPr>
           <w:rFonts w:ascii="Times New Roman" w:hAnsi="Times New Roman" w:eastAsia="微软雅黑" w:cs="Times New Roman"/>
@@ -39634,7 +38978,7 @@
       <w:pPr>
         <w:numPr>
           <w:ilvl w:val="0"/>
-          <w:numId w:val="15"/>
+          <w:numId w:val="14"/>
         </w:numPr>
         <w:ind w:leftChars="0"/>
         <w:rPr>
@@ -39658,7 +39002,7 @@
       <w:pPr>
         <w:numPr>
           <w:ilvl w:val="0"/>
-          <w:numId w:val="15"/>
+          <w:numId w:val="14"/>
         </w:numPr>
         <w:ind w:leftChars="0"/>
         <w:rPr>
@@ -39915,12 +39259,12 @@
           <w:lang w:eastAsia="zh-CN"/>
         </w:rPr>
       </w:pPr>
-      <w:bookmarkStart w:id="91" w:name="_Toc19584_WPSOffice_Level1"/>
-      <w:bookmarkStart w:id="92" w:name="_Toc17792_WPSOffice_Level2"/>
-      <w:bookmarkStart w:id="93" w:name="_Toc14611_WPSOffice_Level1"/>
-      <w:bookmarkStart w:id="94" w:name="_Toc22162_WPSOffice_Level1"/>
+      <w:bookmarkStart w:id="91" w:name="_Toc13275"/>
+      <w:bookmarkStart w:id="92" w:name="_Toc22162_WPSOffice_Level1"/>
+      <w:bookmarkStart w:id="93" w:name="_Toc17792_WPSOffice_Level2"/>
+      <w:bookmarkStart w:id="94" w:name="_Toc14611_WPSOffice_Level1"/>
       <w:bookmarkStart w:id="95" w:name="_Toc22623"/>
-      <w:bookmarkStart w:id="96" w:name="_Toc13275"/>
+      <w:bookmarkStart w:id="96" w:name="_Toc19584_WPSOffice_Level1"/>
     </w:p>
     <w:p>
       <w:pPr>
@@ -41317,7 +40661,7 @@
                     </pic:cNvPicPr>
                   </pic:nvPicPr>
                   <pic:blipFill>
-                    <a:blip r:embed="rId21"/>
+                    <a:blip r:embed="rId18"/>
                     <a:stretch>
                       <a:fillRect/>
                     </a:stretch>
@@ -41372,7 +40716,7 @@
                     </pic:cNvPicPr>
                   </pic:nvPicPr>
                   <pic:blipFill>
-                    <a:blip r:embed="rId22"/>
+                    <a:blip r:embed="rId19"/>
                     <a:stretch>
                       <a:fillRect/>
                     </a:stretch>
@@ -41558,7 +40902,7 @@
                     </pic:cNvPicPr>
                   </pic:nvPicPr>
                   <pic:blipFill>
-                    <a:blip r:embed="rId23"/>
+                    <a:blip r:embed="rId20"/>
                     <a:srcRect/>
                     <a:stretch>
                       <a:fillRect/>
@@ -43360,7 +42704,9 @@
         <w:ind w:left="425" w:hanging="425"/>
       </w:pPr>
       <w:rPr>
-        <w:rFonts w:hint="default"/>
+        <w:rFonts w:hint="default" w:ascii="Times New Roman" w:hAnsi="Times New Roman" w:cs="Times New Roman"/>
+        <w:sz w:val="18"/>
+        <w:szCs w:val="18"/>
       </w:rPr>
     </w:lvl>
   </w:abstractNum>
@@ -43957,23 +43303,6 @@
     </w:lvl>
   </w:abstractNum>
   <w:abstractNum w:abstractNumId="11">
-    <w:nsid w:val="58AABCAB"/>
-    <w:multiLevelType w:val="singleLevel"/>
-    <w:tmpl w:val="58AABCAB"/>
-    <w:lvl w:ilvl="0" w:tentative="0">
-      <w:start w:val="1"/>
-      <w:numFmt w:val="bullet"/>
-      <w:lvlText w:val=""/>
-      <w:lvlJc w:val="left"/>
-      <w:pPr>
-        <w:ind w:left="420" w:hanging="420"/>
-      </w:pPr>
-      <w:rPr>
-        <w:rFonts w:hint="default" w:ascii="Wingdings" w:hAnsi="Wingdings"/>
-      </w:rPr>
-    </w:lvl>
-  </w:abstractNum>
-  <w:abstractNum w:abstractNumId="12">
     <w:nsid w:val="5B812BEF"/>
     <w:multiLevelType w:val="multilevel"/>
     <w:tmpl w:val="5B812BEF"/>
@@ -44091,7 +43420,7 @@
       </w:rPr>
     </w:lvl>
   </w:abstractNum>
-  <w:abstractNum w:abstractNumId="13">
+  <w:abstractNum w:abstractNumId="12">
     <w:nsid w:val="64416983"/>
     <w:multiLevelType w:val="multilevel"/>
     <w:tmpl w:val="64416983"/>
@@ -44205,7 +43534,7 @@
       </w:rPr>
     </w:lvl>
   </w:abstractNum>
-  <w:abstractNum w:abstractNumId="14">
+  <w:abstractNum w:abstractNumId="13">
     <w:nsid w:val="6BAC6FD5"/>
     <w:multiLevelType w:val="singleLevel"/>
     <w:tmpl w:val="6BAC6FD5"/>
@@ -44221,10 +43550,10 @@
     <w:abstractNumId w:val="10"/>
   </w:num>
   <w:num w:numId="2">
-    <w:abstractNumId w:val="13"/>
+    <w:abstractNumId w:val="12"/>
   </w:num>
   <w:num w:numId="3">
-    <w:abstractNumId w:val="12"/>
+    <w:abstractNumId w:val="11"/>
   </w:num>
   <w:num w:numId="4">
     <w:abstractNumId w:val="5"/>
@@ -44251,15 +43580,12 @@
     <w:abstractNumId w:val="4"/>
   </w:num>
   <w:num w:numId="12">
-    <w:abstractNumId w:val="11"/>
+    <w:abstractNumId w:val="2"/>
   </w:num>
   <w:num w:numId="13">
-    <w:abstractNumId w:val="2"/>
+    <w:abstractNumId w:val="13"/>
   </w:num>
   <w:num w:numId="14">
-    <w:abstractNumId w:val="14"/>
-  </w:num>
-  <w:num w:numId="15">
     <w:abstractNumId w:val="6"/>
   </w:num>
 </w:numbering>
